--- a/Kubernetes/11-networking.docx
+++ b/Kubernetes/11-networking.docx
@@ -19,6 +19,53 @@
           <w:szCs w:val="28"/>
         </w:rPr>
         <w:t>Kubernetes networking is built on four fundamental requirements.</w:t>
+      </w:r>
+    </w:p>
+    <w:p>
+      <w:pPr>
+        <w:pStyle w:val="ListParagraph"/>
+        <w:numPr>
+          <w:ilvl w:val="0"/>
+          <w:numId w:val="43"/>
+        </w:numPr>
+        <w:spacing w:after="60"/>
+        <w:ind w:left="360"/>
+        <w:rPr>
+          <w:rFonts w:asciiTheme="majorBidi" w:hAnsiTheme="majorBidi" w:cstheme="majorBidi"/>
+          <w:b/>
+          <w:bCs/>
+          <w:sz w:val="32"/>
+          <w:szCs w:val="32"/>
+        </w:rPr>
+      </w:pPr>
+      <w:r>
+        <w:rPr>
+          <w:rFonts w:asciiTheme="majorBidi" w:hAnsiTheme="majorBidi" w:cstheme="majorBidi"/>
+          <w:b/>
+          <w:bCs/>
+          <w:sz w:val="32"/>
+          <w:szCs w:val="32"/>
+        </w:rPr>
+        <w:t>Every Pod has its own unique IP</w:t>
+      </w:r>
+    </w:p>
+    <w:p>
+      <w:pPr>
+        <w:spacing w:after="60"/>
+        <w:ind w:left="360"/>
+        <w:rPr>
+          <w:rFonts w:asciiTheme="majorBidi" w:hAnsiTheme="majorBidi" w:cstheme="majorBidi"/>
+          <w:sz w:val="28"/>
+          <w:szCs w:val="28"/>
+        </w:rPr>
+      </w:pPr>
+      <w:r>
+        <w:rPr>
+          <w:rFonts w:asciiTheme="majorBidi" w:hAnsiTheme="majorBidi" w:cstheme="majorBidi"/>
+          <w:sz w:val="28"/>
+          <w:szCs w:val="28"/>
+        </w:rPr>
+        <w:t>Each Pod is assigned an IP address that is:</w:t>
       </w:r>
     </w:p>
     <w:p>
@@ -29,43 +76,85 @@
           <w:numId w:val="44"/>
         </w:numPr>
         <w:spacing w:after="60"/>
+        <w:rPr>
+          <w:rFonts w:asciiTheme="majorBidi" w:hAnsiTheme="majorBidi" w:cstheme="majorBidi"/>
+          <w:sz w:val="28"/>
+          <w:szCs w:val="28"/>
+        </w:rPr>
+      </w:pPr>
+      <w:r>
+        <w:rPr>
+          <w:rFonts w:asciiTheme="majorBidi" w:hAnsiTheme="majorBidi" w:cstheme="majorBidi"/>
+          <w:sz w:val="28"/>
+          <w:szCs w:val="28"/>
+        </w:rPr>
+        <w:t>routable inside the cluster</w:t>
+      </w:r>
+    </w:p>
+    <w:p>
+      <w:pPr>
+        <w:pStyle w:val="ListParagraph"/>
+        <w:numPr>
+          <w:ilvl w:val="0"/>
+          <w:numId w:val="44"/>
+        </w:numPr>
+        <w:spacing w:after="60"/>
+        <w:rPr>
+          <w:rFonts w:asciiTheme="majorBidi" w:hAnsiTheme="majorBidi" w:cstheme="majorBidi"/>
+          <w:sz w:val="28"/>
+          <w:szCs w:val="28"/>
+        </w:rPr>
+      </w:pPr>
+      <w:r>
+        <w:rPr>
+          <w:rFonts w:asciiTheme="majorBidi" w:hAnsiTheme="majorBidi" w:cstheme="majorBidi"/>
+          <w:sz w:val="28"/>
+          <w:szCs w:val="28"/>
+        </w:rPr>
+        <w:t>unique across the cluster (not per node)</w:t>
+      </w:r>
+    </w:p>
+    <w:p>
+      <w:pPr>
+        <w:pStyle w:val="ListParagraph"/>
+        <w:numPr>
+          <w:ilvl w:val="0"/>
+          <w:numId w:val="44"/>
+        </w:numPr>
+        <w:spacing w:after="60"/>
+        <w:rPr>
+          <w:rFonts w:asciiTheme="majorBidi" w:hAnsiTheme="majorBidi" w:cstheme="majorBidi"/>
+          <w:sz w:val="28"/>
+          <w:szCs w:val="28"/>
+        </w:rPr>
+      </w:pPr>
+      <w:r>
+        <w:rPr>
+          <w:rFonts w:asciiTheme="majorBidi" w:hAnsiTheme="majorBidi" w:cstheme="majorBidi"/>
+          <w:sz w:val="28"/>
+          <w:szCs w:val="28"/>
+        </w:rPr>
+        <w:t>given by the CNI plugin (Calico, Flannel, Cilium, …)</w:t>
+      </w:r>
+    </w:p>
+    <w:p>
+      <w:pPr>
+        <w:spacing w:after="120"/>
         <w:ind w:left="360"/>
-        <w:rPr>
-          <w:rFonts w:asciiTheme="majorBidi" w:hAnsiTheme="majorBidi" w:cstheme="majorBidi"/>
-          <w:b/>
-          <w:bCs/>
-          <w:sz w:val="32"/>
-          <w:szCs w:val="32"/>
-        </w:rPr>
-      </w:pPr>
-      <w:r>
-        <w:rPr>
-          <w:rFonts w:asciiTheme="majorBidi" w:hAnsiTheme="majorBidi" w:cstheme="majorBidi"/>
-          <w:b/>
-          <w:bCs/>
-          <w:sz w:val="32"/>
-          <w:szCs w:val="32"/>
-        </w:rPr>
-        <w:t>Every Pod has its own unique IP</w:t>
-      </w:r>
-    </w:p>
-    <w:p>
-      <w:pPr>
-        <w:spacing w:after="60"/>
-        <w:ind w:left="360"/>
-        <w:rPr>
-          <w:rFonts w:asciiTheme="majorBidi" w:hAnsiTheme="majorBidi" w:cstheme="majorBidi"/>
-          <w:sz w:val="28"/>
-          <w:szCs w:val="28"/>
-        </w:rPr>
-      </w:pPr>
-      <w:r>
-        <w:rPr>
-          <w:rFonts w:asciiTheme="majorBidi" w:hAnsiTheme="majorBidi" w:cstheme="majorBidi"/>
-          <w:sz w:val="28"/>
-          <w:szCs w:val="28"/>
-        </w:rPr>
-        <w:t>Each Pod is assigned an IP address that is:</w:t>
+        <w:jc w:val="both"/>
+        <w:rPr>
+          <w:rFonts w:asciiTheme="majorBidi" w:hAnsiTheme="majorBidi" w:cstheme="majorBidi"/>
+          <w:sz w:val="28"/>
+          <w:szCs w:val="28"/>
+        </w:rPr>
+      </w:pPr>
+      <w:r>
+        <w:rPr>
+          <w:rFonts w:asciiTheme="majorBidi" w:hAnsiTheme="majorBidi" w:cstheme="majorBidi"/>
+          <w:sz w:val="28"/>
+          <w:szCs w:val="28"/>
+        </w:rPr>
+        <w:t>This ensures Pod-to-Pod communication works without NAT inside the cluster.</w:t>
       </w:r>
     </w:p>
     <w:p>
@@ -76,19 +165,75 @@
           <w:numId w:val="45"/>
         </w:numPr>
         <w:spacing w:after="60"/>
-        <w:rPr>
-          <w:rFonts w:asciiTheme="majorBidi" w:hAnsiTheme="majorBidi" w:cstheme="majorBidi"/>
-          <w:sz w:val="28"/>
-          <w:szCs w:val="28"/>
-        </w:rPr>
-      </w:pPr>
-      <w:r>
-        <w:rPr>
-          <w:rFonts w:asciiTheme="majorBidi" w:hAnsiTheme="majorBidi" w:cstheme="majorBidi"/>
-          <w:sz w:val="28"/>
-          <w:szCs w:val="28"/>
-        </w:rPr>
-        <w:t>routable inside the cluster</w:t>
+        <w:ind w:left="360"/>
+        <w:rPr>
+          <w:rFonts w:asciiTheme="majorBidi" w:hAnsiTheme="majorBidi" w:cstheme="majorBidi"/>
+          <w:b/>
+          <w:bCs/>
+          <w:sz w:val="32"/>
+          <w:szCs w:val="32"/>
+        </w:rPr>
+      </w:pPr>
+      <w:r>
+        <w:rPr>
+          <w:rFonts w:asciiTheme="majorBidi" w:hAnsiTheme="majorBidi" w:cstheme="majorBidi"/>
+          <w:b/>
+          <w:bCs/>
+          <w:sz w:val="32"/>
+          <w:szCs w:val="32"/>
+        </w:rPr>
+        <w:t>Pods can communicate directly - no NAT</w:t>
+      </w:r>
+    </w:p>
+    <w:p>
+      <w:pPr>
+        <w:spacing w:after="60"/>
+        <w:ind w:left="360"/>
+        <w:rPr>
+          <w:rFonts w:asciiTheme="majorBidi" w:hAnsiTheme="majorBidi" w:cstheme="majorBidi"/>
+          <w:sz w:val="28"/>
+          <w:szCs w:val="28"/>
+        </w:rPr>
+      </w:pPr>
+      <w:r>
+        <w:rPr>
+          <w:rFonts w:asciiTheme="majorBidi" w:hAnsiTheme="majorBidi" w:cstheme="majorBidi"/>
+          <w:sz w:val="28"/>
+          <w:szCs w:val="28"/>
+        </w:rPr>
+        <w:t>A Pod on Node A can send packets directly to a Pod on Node B.</w:t>
+      </w:r>
+      <w:r>
+        <w:rPr>
+          <w:rFonts w:asciiTheme="majorBidi" w:hAnsiTheme="majorBidi" w:cstheme="majorBidi"/>
+          <w:sz w:val="28"/>
+          <w:szCs w:val="28"/>
+        </w:rPr>
+        <w:t xml:space="preserve"> </w:t>
+      </w:r>
+      <w:r>
+        <w:rPr>
+          <w:rFonts w:asciiTheme="majorBidi" w:hAnsiTheme="majorBidi" w:cstheme="majorBidi"/>
+          <w:sz w:val="28"/>
+          <w:szCs w:val="28"/>
+        </w:rPr>
+        <w:t>Networking must behave as if everything is on a single flat L3 network.</w:t>
+      </w:r>
+      <w:r>
+        <w:rPr>
+          <w:rFonts w:asciiTheme="majorBidi" w:hAnsiTheme="majorBidi" w:cstheme="majorBidi"/>
+          <w:sz w:val="28"/>
+          <w:szCs w:val="28"/>
+        </w:rPr>
+        <w:t xml:space="preserve"> </w:t>
+      </w:r>
+      <w:r>
+        <w:rPr>
+          <w:rFonts w:asciiTheme="majorBidi" w:hAnsiTheme="majorBidi" w:cstheme="majorBidi"/>
+          <w:sz w:val="28"/>
+          <w:szCs w:val="28"/>
+        </w:rPr>
+        <w:t>his is required by Kubernetes; CNI plugins implement it in different ways:</w:t>
       </w:r>
     </w:p>
     <w:p>
@@ -96,7 +241,7 @@
         <w:pStyle w:val="ListParagraph"/>
         <w:numPr>
           <w:ilvl w:val="0"/>
-          <w:numId w:val="45"/>
+          <w:numId w:val="46"/>
         </w:numPr>
         <w:spacing w:after="60"/>
         <w:rPr>
@@ -108,10 +253,20 @@
       <w:r>
         <w:rPr>
           <w:rFonts w:asciiTheme="majorBidi" w:hAnsiTheme="majorBidi" w:cstheme="majorBidi"/>
-          <w:sz w:val="28"/>
-          <w:szCs w:val="28"/>
-        </w:rPr>
-        <w:t>unique across the cluster (not per node)</w:t>
+          <w:b/>
+          <w:bCs/>
+          <w:sz w:val="28"/>
+          <w:szCs w:val="28"/>
+        </w:rPr>
+        <w:t>Calico</w:t>
+      </w:r>
+      <w:r>
+        <w:rPr>
+          <w:rFonts w:asciiTheme="majorBidi" w:hAnsiTheme="majorBidi" w:cstheme="majorBidi"/>
+          <w:sz w:val="28"/>
+          <w:szCs w:val="28"/>
+        </w:rPr>
+        <w:t xml:space="preserve"> → routes + BGP</w:t>
       </w:r>
     </w:p>
     <w:p>
@@ -119,7 +274,7 @@
         <w:pStyle w:val="ListParagraph"/>
         <w:numPr>
           <w:ilvl w:val="0"/>
-          <w:numId w:val="45"/>
+          <w:numId w:val="46"/>
         </w:numPr>
         <w:spacing w:after="60"/>
         <w:rPr>
@@ -131,10 +286,106 @@
       <w:r>
         <w:rPr>
           <w:rFonts w:asciiTheme="majorBidi" w:hAnsiTheme="majorBidi" w:cstheme="majorBidi"/>
-          <w:sz w:val="28"/>
-          <w:szCs w:val="28"/>
-        </w:rPr>
-        <w:t>given by the CNI plugin (Calico, Flannel, Cilium, …)</w:t>
+          <w:b/>
+          <w:bCs/>
+          <w:sz w:val="28"/>
+          <w:szCs w:val="28"/>
+        </w:rPr>
+        <w:t>Flannel</w:t>
+      </w:r>
+      <w:r>
+        <w:rPr>
+          <w:rFonts w:asciiTheme="majorBidi" w:hAnsiTheme="majorBidi" w:cstheme="majorBidi"/>
+          <w:sz w:val="28"/>
+          <w:szCs w:val="28"/>
+        </w:rPr>
+        <w:t xml:space="preserve"> → VXLAN or host-</w:t>
+      </w:r>
+      <w:proofErr w:type="spellStart"/>
+      <w:r>
+        <w:rPr>
+          <w:rFonts w:asciiTheme="majorBidi" w:hAnsiTheme="majorBidi" w:cstheme="majorBidi"/>
+          <w:sz w:val="28"/>
+          <w:szCs w:val="28"/>
+        </w:rPr>
+        <w:t>gw</w:t>
+      </w:r>
+      <w:proofErr w:type="spellEnd"/>
+    </w:p>
+    <w:p>
+      <w:pPr>
+        <w:pStyle w:val="ListParagraph"/>
+        <w:numPr>
+          <w:ilvl w:val="0"/>
+          <w:numId w:val="46"/>
+        </w:numPr>
+        <w:spacing w:after="60"/>
+        <w:rPr>
+          <w:rFonts w:asciiTheme="majorBidi" w:hAnsiTheme="majorBidi" w:cstheme="majorBidi"/>
+          <w:sz w:val="28"/>
+          <w:szCs w:val="28"/>
+        </w:rPr>
+      </w:pPr>
+      <w:r>
+        <w:rPr>
+          <w:rFonts w:asciiTheme="majorBidi" w:hAnsiTheme="majorBidi" w:cstheme="majorBidi"/>
+          <w:b/>
+          <w:bCs/>
+          <w:sz w:val="28"/>
+          <w:szCs w:val="28"/>
+        </w:rPr>
+        <w:t>Cilium</w:t>
+      </w:r>
+      <w:r>
+        <w:rPr>
+          <w:rFonts w:asciiTheme="majorBidi" w:hAnsiTheme="majorBidi" w:cstheme="majorBidi"/>
+          <w:sz w:val="28"/>
+          <w:szCs w:val="28"/>
+        </w:rPr>
+        <w:t xml:space="preserve"> → </w:t>
+      </w:r>
+      <w:proofErr w:type="spellStart"/>
+      <w:r>
+        <w:rPr>
+          <w:rFonts w:asciiTheme="majorBidi" w:hAnsiTheme="majorBidi" w:cstheme="majorBidi"/>
+          <w:sz w:val="28"/>
+          <w:szCs w:val="28"/>
+        </w:rPr>
+        <w:t>eBPF</w:t>
+      </w:r>
+      <w:proofErr w:type="spellEnd"/>
+    </w:p>
+    <w:p>
+      <w:pPr>
+        <w:pStyle w:val="ListParagraph"/>
+        <w:numPr>
+          <w:ilvl w:val="0"/>
+          <w:numId w:val="46"/>
+        </w:numPr>
+        <w:spacing w:after="60"/>
+        <w:rPr>
+          <w:rFonts w:asciiTheme="majorBidi" w:hAnsiTheme="majorBidi" w:cstheme="majorBidi"/>
+          <w:sz w:val="28"/>
+          <w:szCs w:val="28"/>
+        </w:rPr>
+      </w:pPr>
+      <w:r>
+        <w:rPr>
+          <w:rFonts w:asciiTheme="majorBidi" w:hAnsiTheme="majorBidi" w:cstheme="majorBidi"/>
+          <w:b/>
+          <w:bCs/>
+          <w:sz w:val="28"/>
+          <w:szCs w:val="28"/>
+        </w:rPr>
+        <w:t>Weave</w:t>
+      </w:r>
+      <w:r>
+        <w:rPr>
+          <w:rFonts w:asciiTheme="majorBidi" w:hAnsiTheme="majorBidi" w:cstheme="majorBidi"/>
+          <w:sz w:val="28"/>
+          <w:szCs w:val="28"/>
+        </w:rPr>
+        <w:t xml:space="preserve"> → mesh overlay</w:t>
       </w:r>
     </w:p>
     <w:p>
@@ -154,7 +405,47 @@
           <w:sz w:val="28"/>
           <w:szCs w:val="28"/>
         </w:rPr>
-        <w:t>This ensures Pod-to-Pod communication works without NAT inside the cluster.</w:t>
+        <w:t xml:space="preserve">But the behavior is always: </w:t>
+      </w:r>
+      <w:r>
+        <w:rPr>
+          <w:rFonts w:asciiTheme="majorBidi" w:hAnsiTheme="majorBidi" w:cstheme="majorBidi"/>
+          <w:b/>
+          <w:bCs/>
+          <w:i/>
+          <w:iCs/>
+          <w:sz w:val="28"/>
+          <w:szCs w:val="28"/>
+        </w:rPr>
+        <w:t>PodIP</w:t>
+      </w:r>
+      <w:r>
+        <w:rPr>
+          <w:rFonts w:asciiTheme="majorBidi" w:hAnsiTheme="majorBidi" w:cstheme="majorBidi"/>
+          <w:sz w:val="28"/>
+          <w:szCs w:val="28"/>
+        </w:rPr>
+        <w:t xml:space="preserve"> → </w:t>
+      </w:r>
+      <w:r>
+        <w:rPr>
+          <w:rFonts w:asciiTheme="majorBidi" w:hAnsiTheme="majorBidi" w:cstheme="majorBidi"/>
+          <w:b/>
+          <w:bCs/>
+          <w:i/>
+          <w:iCs/>
+          <w:sz w:val="28"/>
+          <w:szCs w:val="28"/>
+        </w:rPr>
+        <w:t>PodIP</w:t>
+      </w:r>
+      <w:r>
+        <w:rPr>
+          <w:rFonts w:asciiTheme="majorBidi" w:hAnsiTheme="majorBidi" w:cstheme="majorBidi"/>
+          <w:sz w:val="28"/>
+          <w:szCs w:val="28"/>
+        </w:rPr>
+        <w:t xml:space="preserve"> must work without NAT.</w:t>
       </w:r>
     </w:p>
     <w:p>
@@ -182,27 +473,7 @@
           <w:sz w:val="32"/>
           <w:szCs w:val="32"/>
         </w:rPr>
-        <w:t xml:space="preserve">Pods can communicate directly </w:t>
-      </w:r>
-      <w:r>
-        <w:rPr>
-          <w:rFonts w:asciiTheme="majorBidi" w:hAnsiTheme="majorBidi" w:cstheme="majorBidi"/>
-          <w:b/>
-          <w:bCs/>
-          <w:sz w:val="32"/>
-          <w:szCs w:val="32"/>
-        </w:rPr>
-        <w:t>-</w:t>
-      </w:r>
-      <w:r>
-        <w:rPr>
-          <w:rFonts w:asciiTheme="majorBidi" w:hAnsiTheme="majorBidi" w:cstheme="majorBidi"/>
-          <w:b/>
-          <w:bCs/>
-          <w:sz w:val="32"/>
-          <w:szCs w:val="32"/>
-        </w:rPr>
-        <w:t xml:space="preserve"> no NAT</w:t>
+        <w:t>Nodes must be able to reach every Pod</w:t>
       </w:r>
     </w:p>
     <w:p>
@@ -221,39 +492,26 @@
           <w:sz w:val="28"/>
           <w:szCs w:val="28"/>
         </w:rPr>
-        <w:t>A Pod on Node A can send packets directly to a Pod on Node B.</w:t>
-      </w:r>
-      <w:r>
-        <w:rPr>
-          <w:rFonts w:asciiTheme="majorBidi" w:hAnsiTheme="majorBidi" w:cstheme="majorBidi"/>
-          <w:sz w:val="28"/>
-          <w:szCs w:val="28"/>
-        </w:rPr>
-        <w:t xml:space="preserve"> </w:t>
-      </w:r>
-      <w:r>
-        <w:rPr>
-          <w:rFonts w:asciiTheme="majorBidi" w:hAnsiTheme="majorBidi" w:cstheme="majorBidi"/>
-          <w:sz w:val="28"/>
-          <w:szCs w:val="28"/>
-        </w:rPr>
-        <w:t>Networking must behave as if everything is on a single flat L3 network.</w:t>
-      </w:r>
-      <w:r>
-        <w:rPr>
-          <w:rFonts w:asciiTheme="majorBidi" w:hAnsiTheme="majorBidi" w:cstheme="majorBidi"/>
-          <w:sz w:val="28"/>
-          <w:szCs w:val="28"/>
-        </w:rPr>
-        <w:t xml:space="preserve"> </w:t>
-      </w:r>
-      <w:r>
-        <w:rPr>
-          <w:rFonts w:asciiTheme="majorBidi" w:hAnsiTheme="majorBidi" w:cstheme="majorBidi"/>
-          <w:sz w:val="28"/>
-          <w:szCs w:val="28"/>
-        </w:rPr>
-        <w:t>his is required by Kubernetes; CNI plugins implement it in different ways:</w:t>
+        <w:t>The node’s network stack must be able to route packets to any Pod running anywhere in the cluster.</w:t>
+      </w:r>
+    </w:p>
+    <w:p>
+      <w:pPr>
+        <w:spacing w:after="60"/>
+        <w:ind w:left="360"/>
+        <w:rPr>
+          <w:rFonts w:asciiTheme="majorBidi" w:hAnsiTheme="majorBidi" w:cstheme="majorBidi"/>
+          <w:sz w:val="28"/>
+          <w:szCs w:val="28"/>
+        </w:rPr>
+      </w:pPr>
+      <w:r>
+        <w:rPr>
+          <w:rFonts w:asciiTheme="majorBidi" w:hAnsiTheme="majorBidi" w:cstheme="majorBidi"/>
+          <w:sz w:val="28"/>
+          <w:szCs w:val="28"/>
+        </w:rPr>
+        <w:t>This means:</w:t>
       </w:r>
     </w:p>
     <w:p>
@@ -263,30 +521,20 @@
           <w:ilvl w:val="0"/>
           <w:numId w:val="48"/>
         </w:numPr>
-        <w:spacing w:after="60"/>
-        <w:rPr>
-          <w:rFonts w:asciiTheme="majorBidi" w:hAnsiTheme="majorBidi" w:cstheme="majorBidi"/>
-          <w:sz w:val="28"/>
-          <w:szCs w:val="28"/>
-        </w:rPr>
-      </w:pPr>
-      <w:r>
-        <w:rPr>
-          <w:rFonts w:asciiTheme="majorBidi" w:hAnsiTheme="majorBidi" w:cstheme="majorBidi"/>
-          <w:b/>
-          <w:bCs/>
-          <w:sz w:val="28"/>
-          <w:szCs w:val="28"/>
-        </w:rPr>
-        <w:t>Calico</w:t>
-      </w:r>
-      <w:r>
-        <w:rPr>
-          <w:rFonts w:asciiTheme="majorBidi" w:hAnsiTheme="majorBidi" w:cstheme="majorBidi"/>
-          <w:sz w:val="28"/>
-          <w:szCs w:val="28"/>
-        </w:rPr>
-        <w:t xml:space="preserve"> → routes + BGP</w:t>
+        <w:ind w:left="720"/>
+        <w:rPr>
+          <w:rFonts w:asciiTheme="majorBidi" w:hAnsiTheme="majorBidi" w:cstheme="majorBidi"/>
+          <w:sz w:val="28"/>
+          <w:szCs w:val="28"/>
+        </w:rPr>
+      </w:pPr>
+      <w:r>
+        <w:rPr>
+          <w:rFonts w:asciiTheme="majorBidi" w:hAnsiTheme="majorBidi" w:cstheme="majorBidi"/>
+          <w:sz w:val="28"/>
+          <w:szCs w:val="28"/>
+        </w:rPr>
+        <w:t>node needs routes to each Pod CIDR</w:t>
       </w:r>
     </w:p>
     <w:p>
@@ -296,31 +544,13 @@
           <w:ilvl w:val="0"/>
           <w:numId w:val="48"/>
         </w:numPr>
-        <w:spacing w:after="60"/>
-        <w:rPr>
-          <w:rFonts w:asciiTheme="majorBidi" w:hAnsiTheme="majorBidi" w:cstheme="majorBidi"/>
-          <w:sz w:val="28"/>
-          <w:szCs w:val="28"/>
-        </w:rPr>
-      </w:pPr>
-      <w:r>
-        <w:rPr>
-          <w:rFonts w:asciiTheme="majorBidi" w:hAnsiTheme="majorBidi" w:cstheme="majorBidi"/>
-          <w:b/>
-          <w:bCs/>
-          <w:sz w:val="28"/>
-          <w:szCs w:val="28"/>
-        </w:rPr>
-        <w:t>Flannel</w:t>
-      </w:r>
-      <w:r>
-        <w:rPr>
-          <w:rFonts w:asciiTheme="majorBidi" w:hAnsiTheme="majorBidi" w:cstheme="majorBidi"/>
-          <w:sz w:val="28"/>
-          <w:szCs w:val="28"/>
-        </w:rPr>
-        <w:t xml:space="preserve"> → VXLAN or host-</w:t>
-      </w:r>
+        <w:ind w:left="720"/>
+        <w:rPr>
+          <w:rFonts w:asciiTheme="majorBidi" w:hAnsiTheme="majorBidi" w:cstheme="majorBidi"/>
+          <w:sz w:val="28"/>
+          <w:szCs w:val="28"/>
+        </w:rPr>
+      </w:pPr>
       <w:proofErr w:type="spellStart"/>
       <w:r>
         <w:rPr>
@@ -328,9 +558,17 @@
           <w:sz w:val="28"/>
           <w:szCs w:val="28"/>
         </w:rPr>
-        <w:t>gw</w:t>
+        <w:t>kubelet</w:t>
       </w:r>
       <w:proofErr w:type="spellEnd"/>
+      <w:r>
+        <w:rPr>
+          <w:rFonts w:asciiTheme="majorBidi" w:hAnsiTheme="majorBidi" w:cstheme="majorBidi"/>
+          <w:sz w:val="28"/>
+          <w:szCs w:val="28"/>
+        </w:rPr>
+        <w:t xml:space="preserve"> uses the Pod CIDR assigned by the controller manager</w:t>
+      </w:r>
     </w:p>
     <w:p>
       <w:pPr>
@@ -339,134 +577,31 @@
           <w:ilvl w:val="0"/>
           <w:numId w:val="48"/>
         </w:numPr>
-        <w:spacing w:after="60"/>
-        <w:rPr>
-          <w:rFonts w:asciiTheme="majorBidi" w:hAnsiTheme="majorBidi" w:cstheme="majorBidi"/>
-          <w:sz w:val="28"/>
-          <w:szCs w:val="28"/>
-        </w:rPr>
-      </w:pPr>
-      <w:r>
-        <w:rPr>
-          <w:rFonts w:asciiTheme="majorBidi" w:hAnsiTheme="majorBidi" w:cstheme="majorBidi"/>
-          <w:b/>
-          <w:bCs/>
-          <w:sz w:val="28"/>
-          <w:szCs w:val="28"/>
-        </w:rPr>
-        <w:t>Cilium</w:t>
-      </w:r>
-      <w:r>
-        <w:rPr>
-          <w:rFonts w:asciiTheme="majorBidi" w:hAnsiTheme="majorBidi" w:cstheme="majorBidi"/>
-          <w:sz w:val="28"/>
-          <w:szCs w:val="28"/>
-        </w:rPr>
-        <w:t xml:space="preserve"> → </w:t>
-      </w:r>
-      <w:proofErr w:type="spellStart"/>
-      <w:r>
-        <w:rPr>
-          <w:rFonts w:asciiTheme="majorBidi" w:hAnsiTheme="majorBidi" w:cstheme="majorBidi"/>
-          <w:sz w:val="28"/>
-          <w:szCs w:val="28"/>
-        </w:rPr>
-        <w:t>eBPF</w:t>
-      </w:r>
-      <w:proofErr w:type="spellEnd"/>
+        <w:ind w:left="720"/>
+        <w:rPr>
+          <w:rFonts w:asciiTheme="majorBidi" w:hAnsiTheme="majorBidi" w:cstheme="majorBidi"/>
+          <w:sz w:val="28"/>
+          <w:szCs w:val="28"/>
+        </w:rPr>
+      </w:pPr>
+      <w:r>
+        <w:rPr>
+          <w:rFonts w:asciiTheme="majorBidi" w:hAnsiTheme="majorBidi" w:cstheme="majorBidi"/>
+          <w:sz w:val="28"/>
+          <w:szCs w:val="28"/>
+        </w:rPr>
+        <w:t>the CNI plugin installs networking rules</w:t>
+      </w:r>
     </w:p>
     <w:p>
       <w:pPr>
         <w:pStyle w:val="ListParagraph"/>
-        <w:numPr>
-          <w:ilvl w:val="0"/>
-          <w:numId w:val="48"/>
-        </w:numPr>
-        <w:spacing w:after="60"/>
-        <w:rPr>
-          <w:rFonts w:asciiTheme="majorBidi" w:hAnsiTheme="majorBidi" w:cstheme="majorBidi"/>
-          <w:sz w:val="28"/>
-          <w:szCs w:val="28"/>
-        </w:rPr>
-      </w:pPr>
-      <w:r>
-        <w:rPr>
-          <w:rFonts w:asciiTheme="majorBidi" w:hAnsiTheme="majorBidi" w:cstheme="majorBidi"/>
-          <w:b/>
-          <w:bCs/>
-          <w:sz w:val="28"/>
-          <w:szCs w:val="28"/>
-        </w:rPr>
-        <w:t>Weave</w:t>
-      </w:r>
-      <w:r>
-        <w:rPr>
-          <w:rFonts w:asciiTheme="majorBidi" w:hAnsiTheme="majorBidi" w:cstheme="majorBidi"/>
-          <w:sz w:val="28"/>
-          <w:szCs w:val="28"/>
-        </w:rPr>
-        <w:t xml:space="preserve"> → mesh overlay</w:t>
-      </w:r>
-    </w:p>
-    <w:p>
-      <w:pPr>
-        <w:spacing w:after="120"/>
-        <w:ind w:left="360"/>
-        <w:jc w:val="both"/>
-        <w:rPr>
-          <w:rFonts w:asciiTheme="majorBidi" w:hAnsiTheme="majorBidi" w:cstheme="majorBidi"/>
-          <w:sz w:val="28"/>
-          <w:szCs w:val="28"/>
-        </w:rPr>
-      </w:pPr>
-      <w:r>
-        <w:rPr>
-          <w:rFonts w:asciiTheme="majorBidi" w:hAnsiTheme="majorBidi" w:cstheme="majorBidi"/>
-          <w:sz w:val="28"/>
-          <w:szCs w:val="28"/>
-        </w:rPr>
-        <w:t xml:space="preserve">But the behavior is always: </w:t>
-      </w:r>
-      <w:r>
-        <w:rPr>
-          <w:rFonts w:asciiTheme="majorBidi" w:hAnsiTheme="majorBidi" w:cstheme="majorBidi"/>
-          <w:b/>
-          <w:bCs/>
-          <w:i/>
-          <w:iCs/>
-          <w:sz w:val="28"/>
-          <w:szCs w:val="28"/>
-        </w:rPr>
-        <w:t>PodIP</w:t>
-      </w:r>
-      <w:r>
-        <w:rPr>
-          <w:rFonts w:asciiTheme="majorBidi" w:hAnsiTheme="majorBidi" w:cstheme="majorBidi"/>
-          <w:sz w:val="28"/>
-          <w:szCs w:val="28"/>
-        </w:rPr>
-        <w:t xml:space="preserve"> → </w:t>
-      </w:r>
-      <w:r>
-        <w:rPr>
-          <w:rFonts w:asciiTheme="majorBidi" w:hAnsiTheme="majorBidi" w:cstheme="majorBidi"/>
-          <w:b/>
-          <w:bCs/>
-          <w:i/>
-          <w:iCs/>
-          <w:sz w:val="28"/>
-          <w:szCs w:val="28"/>
-        </w:rPr>
-        <w:t>PodIP</w:t>
-      </w:r>
-      <w:r>
-        <w:rPr>
-          <w:rFonts w:asciiTheme="majorBidi" w:hAnsiTheme="majorBidi" w:cstheme="majorBidi"/>
-          <w:sz w:val="28"/>
-          <w:szCs w:val="28"/>
-        </w:rPr>
-        <w:t xml:space="preserve"> must work without NAT.</w:t>
-      </w:r>
+        <w:rPr>
+          <w:rFonts w:asciiTheme="majorBidi" w:hAnsiTheme="majorBidi" w:cstheme="majorBidi"/>
+          <w:sz w:val="8"/>
+          <w:szCs w:val="8"/>
+        </w:rPr>
+      </w:pPr>
     </w:p>
     <w:p>
       <w:pPr>
@@ -493,7 +628,31 @@
           <w:sz w:val="32"/>
           <w:szCs w:val="32"/>
         </w:rPr>
-        <w:t>Nodes must be able to reach every Pod</w:t>
+        <w:t>Pods must be able to reach Services (</w:t>
+      </w:r>
+      <w:proofErr w:type="spellStart"/>
+      <w:r>
+        <w:rPr>
+          <w:rFonts w:asciiTheme="majorBidi" w:hAnsiTheme="majorBidi" w:cstheme="majorBidi"/>
+          <w:b/>
+          <w:bCs/>
+          <w:i/>
+          <w:iCs/>
+          <w:sz w:val="32"/>
+          <w:szCs w:val="32"/>
+        </w:rPr>
+        <w:t>ClusterIP</w:t>
+      </w:r>
+      <w:proofErr w:type="spellEnd"/>
+      <w:r>
+        <w:rPr>
+          <w:rFonts w:asciiTheme="majorBidi" w:hAnsiTheme="majorBidi" w:cstheme="majorBidi"/>
+          <w:b/>
+          <w:bCs/>
+          <w:sz w:val="32"/>
+          <w:szCs w:val="32"/>
+        </w:rPr>
+        <w:t>)</w:t>
       </w:r>
     </w:p>
     <w:p>
@@ -512,26 +671,63 @@
           <w:sz w:val="28"/>
           <w:szCs w:val="28"/>
         </w:rPr>
-        <w:t>The node’s network stack must be able to route packets to any Pod running anywhere in the cluster.</w:t>
-      </w:r>
-    </w:p>
-    <w:p>
-      <w:pPr>
-        <w:spacing w:after="60"/>
-        <w:ind w:left="360"/>
-        <w:rPr>
-          <w:rFonts w:asciiTheme="majorBidi" w:hAnsiTheme="majorBidi" w:cstheme="majorBidi"/>
-          <w:sz w:val="28"/>
-          <w:szCs w:val="28"/>
-        </w:rPr>
-      </w:pPr>
-      <w:r>
-        <w:rPr>
-          <w:rFonts w:asciiTheme="majorBidi" w:hAnsiTheme="majorBidi" w:cstheme="majorBidi"/>
-          <w:sz w:val="28"/>
-          <w:szCs w:val="28"/>
-        </w:rPr>
-        <w:t>This means:</w:t>
+        <w:t>A Service (</w:t>
+      </w:r>
+      <w:proofErr w:type="spellStart"/>
+      <w:r>
+        <w:rPr>
+          <w:rFonts w:asciiTheme="majorBidi" w:hAnsiTheme="majorBidi" w:cstheme="majorBidi"/>
+          <w:b/>
+          <w:bCs/>
+          <w:i/>
+          <w:iCs/>
+          <w:sz w:val="28"/>
+          <w:szCs w:val="28"/>
+        </w:rPr>
+        <w:t>ClusterIP</w:t>
+      </w:r>
+      <w:proofErr w:type="spellEnd"/>
+      <w:r>
+        <w:rPr>
+          <w:rFonts w:asciiTheme="majorBidi" w:hAnsiTheme="majorBidi" w:cstheme="majorBidi"/>
+          <w:sz w:val="28"/>
+          <w:szCs w:val="28"/>
+        </w:rPr>
+        <w:t>) provides a stable virtual IP in front of a group of Pods.</w:t>
+      </w:r>
+      <w:r>
+        <w:rPr>
+          <w:rFonts w:asciiTheme="majorBidi" w:hAnsiTheme="majorBidi" w:cstheme="majorBidi"/>
+          <w:sz w:val="28"/>
+          <w:szCs w:val="28"/>
+        </w:rPr>
+        <w:t xml:space="preserve"> </w:t>
+      </w:r>
+      <w:r>
+        <w:rPr>
+          <w:rFonts w:asciiTheme="majorBidi" w:hAnsiTheme="majorBidi" w:cstheme="majorBidi"/>
+          <w:sz w:val="28"/>
+          <w:szCs w:val="28"/>
+        </w:rPr>
+        <w:t xml:space="preserve">Internally, </w:t>
+      </w:r>
+      <w:proofErr w:type="spellStart"/>
+      <w:r>
+        <w:rPr>
+          <w:rFonts w:asciiTheme="majorBidi" w:hAnsiTheme="majorBidi" w:cstheme="majorBidi"/>
+          <w:sz w:val="28"/>
+          <w:szCs w:val="28"/>
+        </w:rPr>
+        <w:t>kube</w:t>
+      </w:r>
+      <w:proofErr w:type="spellEnd"/>
+      <w:r>
+        <w:rPr>
+          <w:rFonts w:asciiTheme="majorBidi" w:hAnsiTheme="majorBidi" w:cstheme="majorBidi"/>
+          <w:sz w:val="28"/>
+          <w:szCs w:val="28"/>
+        </w:rPr>
+        <w:t>‑proxy configures:</w:t>
       </w:r>
     </w:p>
     <w:p>
@@ -554,7 +750,7 @@
           <w:sz w:val="28"/>
           <w:szCs w:val="28"/>
         </w:rPr>
-        <w:t>node needs routes to each Pod CIDR</w:t>
+        <w:t>iptables rules OR</w:t>
       </w:r>
     </w:p>
     <w:p>
@@ -571,23 +767,13 @@
           <w:szCs w:val="28"/>
         </w:rPr>
       </w:pPr>
-      <w:proofErr w:type="spellStart"/>
-      <w:r>
-        <w:rPr>
-          <w:rFonts w:asciiTheme="majorBidi" w:hAnsiTheme="majorBidi" w:cstheme="majorBidi"/>
-          <w:sz w:val="28"/>
-          <w:szCs w:val="28"/>
-        </w:rPr>
-        <w:t>kubelet</w:t>
-      </w:r>
-      <w:proofErr w:type="spellEnd"/>
-      <w:r>
-        <w:rPr>
-          <w:rFonts w:asciiTheme="majorBidi" w:hAnsiTheme="majorBidi" w:cstheme="majorBidi"/>
-          <w:sz w:val="28"/>
-          <w:szCs w:val="28"/>
-        </w:rPr>
-        <w:t xml:space="preserve"> uses the Pod CIDR assigned by the controller manager</w:t>
+      <w:r>
+        <w:rPr>
+          <w:rFonts w:asciiTheme="majorBidi" w:hAnsiTheme="majorBidi" w:cstheme="majorBidi"/>
+          <w:sz w:val="28"/>
+          <w:szCs w:val="28"/>
+        </w:rPr>
+        <w:t>IPVS tables OR</w:t>
       </w:r>
     </w:p>
     <w:p>
@@ -597,6 +783,7 @@
           <w:ilvl w:val="0"/>
           <w:numId w:val="50"/>
         </w:numPr>
+        <w:spacing w:after="60"/>
         <w:ind w:left="720"/>
         <w:rPr>
           <w:rFonts w:asciiTheme="majorBidi" w:hAnsiTheme="majorBidi" w:cstheme="majorBidi"/>
@@ -604,24 +791,79 @@
           <w:szCs w:val="28"/>
         </w:rPr>
       </w:pPr>
-      <w:r>
-        <w:rPr>
-          <w:rFonts w:asciiTheme="majorBidi" w:hAnsiTheme="majorBidi" w:cstheme="majorBidi"/>
-          <w:sz w:val="28"/>
-          <w:szCs w:val="28"/>
-        </w:rPr>
-        <w:t>the CNI plugin installs networking rules</w:t>
-      </w:r>
-    </w:p>
-    <w:p>
-      <w:pPr>
-        <w:pStyle w:val="ListParagraph"/>
-        <w:rPr>
-          <w:rFonts w:asciiTheme="majorBidi" w:hAnsiTheme="majorBidi" w:cstheme="majorBidi"/>
-          <w:sz w:val="8"/>
-          <w:szCs w:val="8"/>
-        </w:rPr>
-      </w:pPr>
+      <w:proofErr w:type="spellStart"/>
+      <w:r>
+        <w:rPr>
+          <w:rFonts w:asciiTheme="majorBidi" w:hAnsiTheme="majorBidi" w:cstheme="majorBidi"/>
+          <w:sz w:val="28"/>
+          <w:szCs w:val="28"/>
+        </w:rPr>
+        <w:t>eBPF</w:t>
+      </w:r>
+      <w:proofErr w:type="spellEnd"/>
+      <w:r>
+        <w:rPr>
+          <w:rFonts w:asciiTheme="majorBidi" w:hAnsiTheme="majorBidi" w:cstheme="majorBidi"/>
+          <w:sz w:val="28"/>
+          <w:szCs w:val="28"/>
+        </w:rPr>
+        <w:t xml:space="preserve"> forwarding (Cilium, modern </w:t>
+      </w:r>
+      <w:proofErr w:type="spellStart"/>
+      <w:r>
+        <w:rPr>
+          <w:rFonts w:asciiTheme="majorBidi" w:hAnsiTheme="majorBidi" w:cstheme="majorBidi"/>
+          <w:sz w:val="28"/>
+          <w:szCs w:val="28"/>
+        </w:rPr>
+        <w:t>kube</w:t>
+      </w:r>
+      <w:proofErr w:type="spellEnd"/>
+      <w:r>
+        <w:rPr>
+          <w:rFonts w:asciiTheme="majorBidi" w:hAnsiTheme="majorBidi" w:cstheme="majorBidi"/>
+          <w:sz w:val="28"/>
+          <w:szCs w:val="28"/>
+        </w:rPr>
+        <w:t>-proxy-free setups)</w:t>
+      </w:r>
+    </w:p>
+    <w:p>
+      <w:pPr>
+        <w:spacing w:after="60"/>
+        <w:ind w:left="360"/>
+        <w:rPr>
+          <w:rFonts w:asciiTheme="majorBidi" w:hAnsiTheme="majorBidi" w:cstheme="majorBidi"/>
+          <w:sz w:val="28"/>
+          <w:szCs w:val="28"/>
+        </w:rPr>
+      </w:pPr>
+      <w:r>
+        <w:rPr>
+          <w:rFonts w:asciiTheme="majorBidi" w:hAnsiTheme="majorBidi" w:cstheme="majorBidi"/>
+          <w:sz w:val="28"/>
+          <w:szCs w:val="28"/>
+        </w:rPr>
+        <w:t xml:space="preserve">The </w:t>
+      </w:r>
+      <w:proofErr w:type="spellStart"/>
+      <w:r>
+        <w:rPr>
+          <w:rFonts w:asciiTheme="majorBidi" w:hAnsiTheme="majorBidi" w:cstheme="majorBidi"/>
+          <w:sz w:val="28"/>
+          <w:szCs w:val="28"/>
+        </w:rPr>
+        <w:t>kube</w:t>
+      </w:r>
+      <w:proofErr w:type="spellEnd"/>
+      <w:r>
+        <w:rPr>
+          <w:rFonts w:asciiTheme="majorBidi" w:hAnsiTheme="majorBidi" w:cstheme="majorBidi"/>
+          <w:sz w:val="28"/>
+          <w:szCs w:val="28"/>
+        </w:rPr>
+        <w:t>-proxy rules forward traffic to backend Pods using:</w:t>
+      </w:r>
     </w:p>
     <w:p>
       <w:pPr>
@@ -630,124 +872,95 @@
           <w:ilvl w:val="0"/>
           <w:numId w:val="51"/>
         </w:numPr>
+        <w:ind w:left="720"/>
+        <w:rPr>
+          <w:rFonts w:asciiTheme="majorBidi" w:hAnsiTheme="majorBidi" w:cstheme="majorBidi"/>
+          <w:sz w:val="28"/>
+          <w:szCs w:val="28"/>
+        </w:rPr>
+      </w:pPr>
+      <w:r>
+        <w:rPr>
+          <w:rFonts w:asciiTheme="majorBidi" w:hAnsiTheme="majorBidi" w:cstheme="majorBidi"/>
+          <w:sz w:val="28"/>
+          <w:szCs w:val="28"/>
+        </w:rPr>
+        <w:t>round robin</w:t>
+      </w:r>
+    </w:p>
+    <w:p>
+      <w:pPr>
+        <w:pStyle w:val="ListParagraph"/>
+        <w:numPr>
+          <w:ilvl w:val="0"/>
+          <w:numId w:val="51"/>
+        </w:numPr>
+        <w:ind w:left="720"/>
+        <w:rPr>
+          <w:rFonts w:asciiTheme="majorBidi" w:hAnsiTheme="majorBidi" w:cstheme="majorBidi"/>
+          <w:sz w:val="28"/>
+          <w:szCs w:val="28"/>
+        </w:rPr>
+      </w:pPr>
+      <w:r>
+        <w:rPr>
+          <w:rFonts w:asciiTheme="majorBidi" w:hAnsiTheme="majorBidi" w:cstheme="majorBidi"/>
+          <w:sz w:val="28"/>
+          <w:szCs w:val="28"/>
+        </w:rPr>
+        <w:t>session affinity</w:t>
+      </w:r>
+    </w:p>
+    <w:p>
+      <w:pPr>
+        <w:pStyle w:val="ListParagraph"/>
+        <w:numPr>
+          <w:ilvl w:val="0"/>
+          <w:numId w:val="51"/>
+        </w:numPr>
+        <w:ind w:left="720"/>
+        <w:jc w:val="both"/>
+        <w:rPr>
+          <w:rFonts w:asciiTheme="majorBidi" w:hAnsiTheme="majorBidi" w:cstheme="majorBidi"/>
+          <w:sz w:val="28"/>
+          <w:szCs w:val="28"/>
+        </w:rPr>
+      </w:pPr>
+      <w:proofErr w:type="spellStart"/>
+      <w:r>
+        <w:rPr>
+          <w:rFonts w:asciiTheme="majorBidi" w:hAnsiTheme="majorBidi" w:cstheme="majorBidi"/>
+          <w:sz w:val="28"/>
+          <w:szCs w:val="28"/>
+        </w:rPr>
+        <w:t>eBPF</w:t>
+      </w:r>
+      <w:proofErr w:type="spellEnd"/>
+      <w:r>
+        <w:rPr>
+          <w:rFonts w:asciiTheme="majorBidi" w:hAnsiTheme="majorBidi" w:cstheme="majorBidi"/>
+          <w:sz w:val="28"/>
+          <w:szCs w:val="28"/>
+        </w:rPr>
+        <w:t>-based load balancing (in new systems)</w:t>
+      </w:r>
+    </w:p>
+    <w:p>
+      <w:pPr>
         <w:spacing w:after="60"/>
-        <w:ind w:left="360"/>
-        <w:rPr>
-          <w:rFonts w:asciiTheme="majorBidi" w:hAnsiTheme="majorBidi" w:cstheme="majorBidi"/>
-          <w:b/>
-          <w:bCs/>
-          <w:sz w:val="28"/>
-          <w:szCs w:val="28"/>
-        </w:rPr>
-      </w:pPr>
-      <w:r>
-        <w:rPr>
-          <w:rFonts w:asciiTheme="majorBidi" w:hAnsiTheme="majorBidi" w:cstheme="majorBidi"/>
-          <w:b/>
-          <w:bCs/>
-          <w:sz w:val="28"/>
-          <w:szCs w:val="28"/>
-        </w:rPr>
-        <w:t>Pods must be able to reach Services (</w:t>
-      </w:r>
-      <w:proofErr w:type="spellStart"/>
-      <w:r>
-        <w:rPr>
-          <w:rFonts w:asciiTheme="majorBidi" w:hAnsiTheme="majorBidi" w:cstheme="majorBidi"/>
-          <w:b/>
-          <w:bCs/>
-          <w:i/>
-          <w:iCs/>
-          <w:sz w:val="28"/>
-          <w:szCs w:val="28"/>
-        </w:rPr>
-        <w:t>ClusterIP</w:t>
-      </w:r>
-      <w:proofErr w:type="spellEnd"/>
-      <w:r>
-        <w:rPr>
-          <w:rFonts w:asciiTheme="majorBidi" w:hAnsiTheme="majorBidi" w:cstheme="majorBidi"/>
-          <w:b/>
-          <w:bCs/>
-          <w:sz w:val="28"/>
-          <w:szCs w:val="28"/>
-        </w:rPr>
-        <w:t>)</w:t>
-      </w:r>
-    </w:p>
-    <w:p>
-      <w:pPr>
-        <w:spacing w:after="60"/>
-        <w:ind w:left="360"/>
-        <w:rPr>
-          <w:rFonts w:asciiTheme="majorBidi" w:hAnsiTheme="majorBidi" w:cstheme="majorBidi"/>
-          <w:sz w:val="28"/>
-          <w:szCs w:val="28"/>
-        </w:rPr>
-      </w:pPr>
-      <w:r>
-        <w:rPr>
-          <w:rFonts w:asciiTheme="majorBidi" w:hAnsiTheme="majorBidi" w:cstheme="majorBidi"/>
-          <w:sz w:val="28"/>
-          <w:szCs w:val="28"/>
-        </w:rPr>
-        <w:t>A Service (</w:t>
-      </w:r>
-      <w:proofErr w:type="spellStart"/>
-      <w:r>
-        <w:rPr>
-          <w:rFonts w:asciiTheme="majorBidi" w:hAnsiTheme="majorBidi" w:cstheme="majorBidi"/>
-          <w:b/>
-          <w:bCs/>
-          <w:i/>
-          <w:iCs/>
-          <w:sz w:val="28"/>
-          <w:szCs w:val="28"/>
-        </w:rPr>
-        <w:t>ClusterIP</w:t>
-      </w:r>
-      <w:proofErr w:type="spellEnd"/>
-      <w:r>
-        <w:rPr>
-          <w:rFonts w:asciiTheme="majorBidi" w:hAnsiTheme="majorBidi" w:cstheme="majorBidi"/>
-          <w:sz w:val="28"/>
-          <w:szCs w:val="28"/>
-        </w:rPr>
-        <w:t>) provides a stable virtual IP in front of a group of Pods.</w:t>
-      </w:r>
-      <w:r>
-        <w:rPr>
-          <w:rFonts w:asciiTheme="majorBidi" w:hAnsiTheme="majorBidi" w:cstheme="majorBidi"/>
-          <w:sz w:val="28"/>
-          <w:szCs w:val="28"/>
-        </w:rPr>
-        <w:t xml:space="preserve"> </w:t>
-      </w:r>
-      <w:r>
-        <w:rPr>
-          <w:rFonts w:asciiTheme="majorBidi" w:hAnsiTheme="majorBidi" w:cstheme="majorBidi"/>
-          <w:sz w:val="28"/>
-          <w:szCs w:val="28"/>
-        </w:rPr>
-        <w:t xml:space="preserve">Internally, </w:t>
-      </w:r>
-      <w:proofErr w:type="spellStart"/>
-      <w:r>
-        <w:rPr>
-          <w:rFonts w:asciiTheme="majorBidi" w:hAnsiTheme="majorBidi" w:cstheme="majorBidi"/>
-          <w:sz w:val="28"/>
-          <w:szCs w:val="28"/>
-        </w:rPr>
-        <w:t>kube</w:t>
-      </w:r>
-      <w:proofErr w:type="spellEnd"/>
-      <w:r>
-        <w:rPr>
-          <w:rFonts w:asciiTheme="majorBidi" w:hAnsiTheme="majorBidi" w:cstheme="majorBidi"/>
-          <w:sz w:val="28"/>
-          <w:szCs w:val="28"/>
-        </w:rPr>
-        <w:t>‑proxy configures:</w:t>
+        <w:rPr>
+          <w:rFonts w:asciiTheme="majorBidi" w:hAnsiTheme="majorBidi" w:cstheme="majorBidi"/>
+          <w:sz w:val="28"/>
+          <w:szCs w:val="28"/>
+        </w:rPr>
+      </w:pPr>
+      <w:r>
+        <w:rPr>
+          <w:rFonts w:asciiTheme="majorBidi" w:hAnsiTheme="majorBidi" w:cstheme="majorBidi"/>
+          <w:sz w:val="28"/>
+          <w:szCs w:val="28"/>
+        </w:rPr>
+        <w:t>Kubernetes assumes:</w:t>
       </w:r>
     </w:p>
     <w:p>
@@ -757,20 +970,21 @@
           <w:ilvl w:val="0"/>
           <w:numId w:val="52"/>
         </w:numPr>
-        <w:ind w:left="720"/>
-        <w:rPr>
-          <w:rFonts w:asciiTheme="majorBidi" w:hAnsiTheme="majorBidi" w:cstheme="majorBidi"/>
-          <w:sz w:val="28"/>
-          <w:szCs w:val="28"/>
-        </w:rPr>
-      </w:pPr>
-      <w:r>
-        <w:rPr>
-          <w:rFonts w:asciiTheme="majorBidi" w:hAnsiTheme="majorBidi" w:cstheme="majorBidi"/>
-          <w:sz w:val="28"/>
-          <w:szCs w:val="28"/>
-        </w:rPr>
-        <w:t>iptables rules OR</w:t>
+        <w:ind w:left="360"/>
+        <w:rPr>
+          <w:rFonts w:asciiTheme="majorBidi" w:hAnsiTheme="majorBidi" w:cstheme="majorBidi"/>
+          <w:sz w:val="28"/>
+          <w:szCs w:val="28"/>
+        </w:rPr>
+      </w:pPr>
+      <w:r>
+        <w:rPr>
+          <w:rFonts w:asciiTheme="majorBidi" w:hAnsiTheme="majorBidi" w:cstheme="majorBidi"/>
+          <w:sz w:val="28"/>
+          <w:szCs w:val="28"/>
+        </w:rPr>
+        <w:lastRenderedPageBreak/>
+        <w:t>ephemeral Pods</w:t>
       </w:r>
     </w:p>
     <w:p>
@@ -780,20 +994,43 @@
           <w:ilvl w:val="0"/>
           <w:numId w:val="52"/>
         </w:numPr>
-        <w:ind w:left="720"/>
-        <w:rPr>
-          <w:rFonts w:asciiTheme="majorBidi" w:hAnsiTheme="majorBidi" w:cstheme="majorBidi"/>
-          <w:sz w:val="28"/>
-          <w:szCs w:val="28"/>
-        </w:rPr>
-      </w:pPr>
-      <w:r>
-        <w:rPr>
-          <w:rFonts w:asciiTheme="majorBidi" w:hAnsiTheme="majorBidi" w:cstheme="majorBidi"/>
-          <w:sz w:val="28"/>
-          <w:szCs w:val="28"/>
-        </w:rPr>
-        <w:t>IPVS tables OR</w:t>
+        <w:ind w:left="360"/>
+        <w:rPr>
+          <w:rFonts w:asciiTheme="majorBidi" w:hAnsiTheme="majorBidi" w:cstheme="majorBidi"/>
+          <w:sz w:val="28"/>
+          <w:szCs w:val="28"/>
+        </w:rPr>
+      </w:pPr>
+      <w:r>
+        <w:rPr>
+          <w:rFonts w:asciiTheme="majorBidi" w:hAnsiTheme="majorBidi" w:cstheme="majorBidi"/>
+          <w:sz w:val="28"/>
+          <w:szCs w:val="28"/>
+        </w:rPr>
+        <w:t>dynamic cluster</w:t>
+      </w:r>
+    </w:p>
+    <w:p>
+      <w:pPr>
+        <w:pStyle w:val="ListParagraph"/>
+        <w:numPr>
+          <w:ilvl w:val="0"/>
+          <w:numId w:val="52"/>
+        </w:numPr>
+        <w:ind w:left="360"/>
+        <w:rPr>
+          <w:rFonts w:asciiTheme="majorBidi" w:hAnsiTheme="majorBidi" w:cstheme="majorBidi"/>
+          <w:sz w:val="28"/>
+          <w:szCs w:val="28"/>
+        </w:rPr>
+      </w:pPr>
+      <w:r>
+        <w:rPr>
+          <w:rFonts w:asciiTheme="majorBidi" w:hAnsiTheme="majorBidi" w:cstheme="majorBidi"/>
+          <w:sz w:val="28"/>
+          <w:szCs w:val="28"/>
+        </w:rPr>
+        <w:t>nodes can appear/disappear</w:t>
       </w:r>
     </w:p>
     <w:p>
@@ -804,85 +1041,64 @@
           <w:numId w:val="52"/>
         </w:numPr>
         <w:spacing w:after="60"/>
-        <w:ind w:left="720"/>
-        <w:rPr>
-          <w:rFonts w:asciiTheme="majorBidi" w:hAnsiTheme="majorBidi" w:cstheme="majorBidi"/>
-          <w:sz w:val="28"/>
-          <w:szCs w:val="28"/>
-        </w:rPr>
-      </w:pPr>
-      <w:proofErr w:type="spellStart"/>
-      <w:r>
-        <w:rPr>
-          <w:rFonts w:asciiTheme="majorBidi" w:hAnsiTheme="majorBidi" w:cstheme="majorBidi"/>
-          <w:sz w:val="28"/>
-          <w:szCs w:val="28"/>
-        </w:rPr>
-        <w:t>eBPF</w:t>
-      </w:r>
-      <w:proofErr w:type="spellEnd"/>
-      <w:r>
-        <w:rPr>
-          <w:rFonts w:asciiTheme="majorBidi" w:hAnsiTheme="majorBidi" w:cstheme="majorBidi"/>
-          <w:sz w:val="28"/>
-          <w:szCs w:val="28"/>
-        </w:rPr>
-        <w:t xml:space="preserve"> forwarding (Cilium, modern </w:t>
-      </w:r>
-      <w:proofErr w:type="spellStart"/>
-      <w:r>
-        <w:rPr>
-          <w:rFonts w:asciiTheme="majorBidi" w:hAnsiTheme="majorBidi" w:cstheme="majorBidi"/>
-          <w:sz w:val="28"/>
-          <w:szCs w:val="28"/>
-        </w:rPr>
-        <w:t>kube</w:t>
-      </w:r>
-      <w:proofErr w:type="spellEnd"/>
-      <w:r>
-        <w:rPr>
-          <w:rFonts w:asciiTheme="majorBidi" w:hAnsiTheme="majorBidi" w:cstheme="majorBidi"/>
-          <w:sz w:val="28"/>
-          <w:szCs w:val="28"/>
-        </w:rPr>
-        <w:t>-proxy-free setups)</w:t>
+        <w:ind w:left="360"/>
+        <w:rPr>
+          <w:rFonts w:asciiTheme="majorBidi" w:hAnsiTheme="majorBidi" w:cstheme="majorBidi"/>
+          <w:sz w:val="28"/>
+          <w:szCs w:val="28"/>
+        </w:rPr>
+      </w:pPr>
+      <w:r>
+        <w:rPr>
+          <w:rFonts w:asciiTheme="majorBidi" w:hAnsiTheme="majorBidi" w:cstheme="majorBidi"/>
+          <w:sz w:val="28"/>
+          <w:szCs w:val="28"/>
+        </w:rPr>
+        <w:t>Pods restart frequently</w:t>
       </w:r>
     </w:p>
     <w:p>
       <w:pPr>
         <w:spacing w:after="60"/>
-        <w:ind w:left="360"/>
-        <w:rPr>
-          <w:rFonts w:asciiTheme="majorBidi" w:hAnsiTheme="majorBidi" w:cstheme="majorBidi"/>
-          <w:sz w:val="28"/>
-          <w:szCs w:val="28"/>
-        </w:rPr>
-      </w:pPr>
-      <w:r>
-        <w:rPr>
-          <w:rFonts w:asciiTheme="majorBidi" w:hAnsiTheme="majorBidi" w:cstheme="majorBidi"/>
-          <w:sz w:val="28"/>
-          <w:szCs w:val="28"/>
-        </w:rPr>
-        <w:t xml:space="preserve">The </w:t>
-      </w:r>
-      <w:proofErr w:type="spellStart"/>
-      <w:r>
-        <w:rPr>
-          <w:rFonts w:asciiTheme="majorBidi" w:hAnsiTheme="majorBidi" w:cstheme="majorBidi"/>
-          <w:sz w:val="28"/>
-          <w:szCs w:val="28"/>
-        </w:rPr>
-        <w:t>kube</w:t>
-      </w:r>
-      <w:proofErr w:type="spellEnd"/>
-      <w:r>
-        <w:rPr>
-          <w:rFonts w:asciiTheme="majorBidi" w:hAnsiTheme="majorBidi" w:cstheme="majorBidi"/>
-          <w:sz w:val="28"/>
-          <w:szCs w:val="28"/>
-        </w:rPr>
-        <w:t>-proxy rules forward traffic to backend Pods using:</w:t>
+        <w:rPr>
+          <w:rFonts w:asciiTheme="majorBidi" w:hAnsiTheme="majorBidi" w:cstheme="majorBidi"/>
+          <w:sz w:val="28"/>
+          <w:szCs w:val="28"/>
+        </w:rPr>
+      </w:pPr>
+      <w:proofErr w:type="gramStart"/>
+      <w:r>
+        <w:rPr>
+          <w:rFonts w:asciiTheme="majorBidi" w:hAnsiTheme="majorBidi" w:cstheme="majorBidi"/>
+          <w:sz w:val="28"/>
+          <w:szCs w:val="28"/>
+        </w:rPr>
+        <w:t>So</w:t>
+      </w:r>
+      <w:proofErr w:type="gramEnd"/>
+      <w:r>
+        <w:rPr>
+          <w:rFonts w:asciiTheme="majorBidi" w:hAnsiTheme="majorBidi" w:cstheme="majorBidi"/>
+          <w:sz w:val="28"/>
+          <w:szCs w:val="28"/>
+        </w:rPr>
+        <w:t xml:space="preserve"> Kubernetes networking is designed to be stable even when the environment is highly unstable.</w:t>
+      </w:r>
+      <w:r>
+        <w:rPr>
+          <w:rFonts w:asciiTheme="majorBidi" w:hAnsiTheme="majorBidi" w:cstheme="majorBidi"/>
+          <w:sz w:val="28"/>
+          <w:szCs w:val="28"/>
+        </w:rPr>
+        <w:t xml:space="preserve"> </w:t>
+      </w:r>
+      <w:r>
+        <w:rPr>
+          <w:rFonts w:asciiTheme="majorBidi" w:hAnsiTheme="majorBidi" w:cstheme="majorBidi"/>
+          <w:sz w:val="28"/>
+          <w:szCs w:val="28"/>
+        </w:rPr>
+        <w:t>This is achieved by layering the model:</w:t>
       </w:r>
     </w:p>
     <w:p>
@@ -892,20 +1108,20 @@
           <w:ilvl w:val="0"/>
           <w:numId w:val="53"/>
         </w:numPr>
-        <w:ind w:left="720"/>
-        <w:rPr>
-          <w:rFonts w:asciiTheme="majorBidi" w:hAnsiTheme="majorBidi" w:cstheme="majorBidi"/>
-          <w:sz w:val="28"/>
-          <w:szCs w:val="28"/>
-        </w:rPr>
-      </w:pPr>
-      <w:r>
-        <w:rPr>
-          <w:rFonts w:asciiTheme="majorBidi" w:hAnsiTheme="majorBidi" w:cstheme="majorBidi"/>
-          <w:sz w:val="28"/>
-          <w:szCs w:val="28"/>
-        </w:rPr>
-        <w:t>round robin</w:t>
+        <w:ind w:left="360"/>
+        <w:rPr>
+          <w:rFonts w:asciiTheme="majorBidi" w:hAnsiTheme="majorBidi" w:cstheme="majorBidi"/>
+          <w:sz w:val="28"/>
+          <w:szCs w:val="28"/>
+        </w:rPr>
+      </w:pPr>
+      <w:r>
+        <w:rPr>
+          <w:rFonts w:asciiTheme="majorBidi" w:hAnsiTheme="majorBidi" w:cstheme="majorBidi"/>
+          <w:sz w:val="28"/>
+          <w:szCs w:val="28"/>
+        </w:rPr>
+        <w:t>Pod Network (IP-per-Pod, managed by CNI)</w:t>
       </w:r>
     </w:p>
     <w:p>
@@ -915,20 +1131,20 @@
           <w:ilvl w:val="0"/>
           <w:numId w:val="53"/>
         </w:numPr>
-        <w:ind w:left="720"/>
-        <w:rPr>
-          <w:rFonts w:asciiTheme="majorBidi" w:hAnsiTheme="majorBidi" w:cstheme="majorBidi"/>
-          <w:sz w:val="28"/>
-          <w:szCs w:val="28"/>
-        </w:rPr>
-      </w:pPr>
-      <w:r>
-        <w:rPr>
-          <w:rFonts w:asciiTheme="majorBidi" w:hAnsiTheme="majorBidi" w:cstheme="majorBidi"/>
-          <w:sz w:val="28"/>
-          <w:szCs w:val="28"/>
-        </w:rPr>
-        <w:t>session affinity</w:t>
+        <w:ind w:left="360"/>
+        <w:rPr>
+          <w:rFonts w:asciiTheme="majorBidi" w:hAnsiTheme="majorBidi" w:cstheme="majorBidi"/>
+          <w:sz w:val="28"/>
+          <w:szCs w:val="28"/>
+        </w:rPr>
+      </w:pPr>
+      <w:r>
+        <w:rPr>
+          <w:rFonts w:asciiTheme="majorBidi" w:hAnsiTheme="majorBidi" w:cstheme="majorBidi"/>
+          <w:sz w:val="28"/>
+          <w:szCs w:val="28"/>
+        </w:rPr>
+        <w:t>Service Network (stable virtual IPs)</w:t>
       </w:r>
     </w:p>
     <w:p>
@@ -938,7 +1154,30 @@
           <w:ilvl w:val="0"/>
           <w:numId w:val="53"/>
         </w:numPr>
-        <w:ind w:left="720"/>
+        <w:ind w:left="360"/>
+        <w:rPr>
+          <w:rFonts w:asciiTheme="majorBidi" w:hAnsiTheme="majorBidi" w:cstheme="majorBidi"/>
+          <w:sz w:val="28"/>
+          <w:szCs w:val="28"/>
+        </w:rPr>
+      </w:pPr>
+      <w:r>
+        <w:rPr>
+          <w:rFonts w:asciiTheme="majorBidi" w:hAnsiTheme="majorBidi" w:cstheme="majorBidi"/>
+          <w:sz w:val="28"/>
+          <w:szCs w:val="28"/>
+        </w:rPr>
+        <w:t>Ingress Networking (L7 traffic entering cluster)</w:t>
+      </w:r>
+    </w:p>
+    <w:p>
+      <w:pPr>
+        <w:pStyle w:val="ListParagraph"/>
+        <w:numPr>
+          <w:ilvl w:val="0"/>
+          <w:numId w:val="53"/>
+        </w:numPr>
+        <w:ind w:left="360"/>
         <w:jc w:val="both"/>
         <w:rPr>
           <w:rFonts w:asciiTheme="majorBidi" w:hAnsiTheme="majorBidi" w:cstheme="majorBidi"/>
@@ -950,10 +1189,14 @@
       <w:r>
         <w:rPr>
           <w:rFonts w:asciiTheme="majorBidi" w:hAnsiTheme="majorBidi" w:cstheme="majorBidi"/>
-          <w:sz w:val="28"/>
-          <w:szCs w:val="28"/>
-        </w:rPr>
-        <w:t>eBPF</w:t>
+          <w:b/>
+          <w:bCs/>
+          <w:i/>
+          <w:iCs/>
+          <w:sz w:val="28"/>
+          <w:szCs w:val="28"/>
+        </w:rPr>
+        <w:t>NetworkPolicy</w:t>
       </w:r>
       <w:proofErr w:type="spellEnd"/>
       <w:r>
@@ -962,7 +1205,252 @@
           <w:sz w:val="28"/>
           <w:szCs w:val="28"/>
         </w:rPr>
-        <w:t>-based load balancing (in new systems)</w:t>
+        <w:t xml:space="preserve"> (security — east/west traffic control)</w:t>
+      </w:r>
+    </w:p>
+    <w:p>
+      <w:pPr>
+        <w:jc w:val="both"/>
+        <w:rPr>
+          <w:rFonts w:asciiTheme="majorBidi" w:hAnsiTheme="majorBidi" w:cstheme="majorBidi"/>
+          <w:sz w:val="28"/>
+          <w:szCs w:val="28"/>
+        </w:rPr>
+      </w:pPr>
+    </w:p>
+    <w:p>
+      <w:pPr>
+        <w:jc w:val="both"/>
+        <w:rPr>
+          <w:rFonts w:asciiTheme="majorBidi" w:hAnsiTheme="majorBidi" w:cstheme="majorBidi"/>
+          <w:sz w:val="28"/>
+          <w:szCs w:val="28"/>
+        </w:rPr>
+      </w:pPr>
+    </w:p>
+    <w:p>
+      <w:pPr>
+        <w:jc w:val="both"/>
+        <w:rPr>
+          <w:rFonts w:asciiTheme="majorBidi" w:hAnsiTheme="majorBidi" w:cstheme="majorBidi"/>
+          <w:sz w:val="28"/>
+          <w:szCs w:val="28"/>
+        </w:rPr>
+      </w:pPr>
+    </w:p>
+    <w:p>
+      <w:pPr>
+        <w:jc w:val="both"/>
+        <w:rPr>
+          <w:rFonts w:asciiTheme="majorBidi" w:hAnsiTheme="majorBidi" w:cstheme="majorBidi"/>
+          <w:sz w:val="28"/>
+          <w:szCs w:val="28"/>
+        </w:rPr>
+      </w:pPr>
+    </w:p>
+    <w:p>
+      <w:pPr>
+        <w:jc w:val="both"/>
+        <w:rPr>
+          <w:rFonts w:asciiTheme="majorBidi" w:hAnsiTheme="majorBidi" w:cstheme="majorBidi"/>
+          <w:sz w:val="28"/>
+          <w:szCs w:val="28"/>
+        </w:rPr>
+      </w:pPr>
+    </w:p>
+    <w:p>
+      <w:pPr>
+        <w:jc w:val="both"/>
+        <w:rPr>
+          <w:rFonts w:asciiTheme="majorBidi" w:hAnsiTheme="majorBidi" w:cstheme="majorBidi"/>
+          <w:sz w:val="28"/>
+          <w:szCs w:val="28"/>
+        </w:rPr>
+      </w:pPr>
+    </w:p>
+    <w:p>
+      <w:pPr>
+        <w:jc w:val="both"/>
+        <w:rPr>
+          <w:rFonts w:asciiTheme="majorBidi" w:hAnsiTheme="majorBidi" w:cstheme="majorBidi"/>
+          <w:sz w:val="28"/>
+          <w:szCs w:val="28"/>
+        </w:rPr>
+      </w:pPr>
+    </w:p>
+    <w:p>
+      <w:pPr>
+        <w:jc w:val="both"/>
+        <w:rPr>
+          <w:rFonts w:asciiTheme="majorBidi" w:hAnsiTheme="majorBidi" w:cstheme="majorBidi"/>
+          <w:sz w:val="28"/>
+          <w:szCs w:val="28"/>
+        </w:rPr>
+      </w:pPr>
+    </w:p>
+    <w:p>
+      <w:pPr>
+        <w:jc w:val="both"/>
+        <w:rPr>
+          <w:rFonts w:asciiTheme="majorBidi" w:hAnsiTheme="majorBidi" w:cstheme="majorBidi"/>
+          <w:sz w:val="28"/>
+          <w:szCs w:val="28"/>
+        </w:rPr>
+      </w:pPr>
+    </w:p>
+    <w:p>
+      <w:pPr>
+        <w:jc w:val="both"/>
+        <w:rPr>
+          <w:rFonts w:asciiTheme="majorBidi" w:hAnsiTheme="majorBidi" w:cstheme="majorBidi"/>
+          <w:sz w:val="28"/>
+          <w:szCs w:val="28"/>
+        </w:rPr>
+      </w:pPr>
+    </w:p>
+    <w:p>
+      <w:pPr>
+        <w:jc w:val="both"/>
+        <w:rPr>
+          <w:rFonts w:asciiTheme="majorBidi" w:hAnsiTheme="majorBidi" w:cstheme="majorBidi"/>
+          <w:sz w:val="28"/>
+          <w:szCs w:val="28"/>
+        </w:rPr>
+      </w:pPr>
+    </w:p>
+    <w:p>
+      <w:pPr>
+        <w:jc w:val="both"/>
+        <w:rPr>
+          <w:rFonts w:asciiTheme="majorBidi" w:hAnsiTheme="majorBidi" w:cstheme="majorBidi"/>
+          <w:sz w:val="28"/>
+          <w:szCs w:val="28"/>
+        </w:rPr>
+      </w:pPr>
+    </w:p>
+    <w:p>
+      <w:pPr>
+        <w:jc w:val="both"/>
+        <w:rPr>
+          <w:rFonts w:asciiTheme="majorBidi" w:hAnsiTheme="majorBidi" w:cstheme="majorBidi"/>
+          <w:sz w:val="28"/>
+          <w:szCs w:val="28"/>
+        </w:rPr>
+      </w:pPr>
+    </w:p>
+    <w:p>
+      <w:pPr>
+        <w:jc w:val="both"/>
+        <w:rPr>
+          <w:rFonts w:asciiTheme="majorBidi" w:hAnsiTheme="majorBidi" w:cstheme="majorBidi"/>
+          <w:sz w:val="28"/>
+          <w:szCs w:val="28"/>
+        </w:rPr>
+      </w:pPr>
+    </w:p>
+    <w:p>
+      <w:pPr>
+        <w:jc w:val="both"/>
+        <w:rPr>
+          <w:rFonts w:asciiTheme="majorBidi" w:hAnsiTheme="majorBidi" w:cstheme="majorBidi"/>
+          <w:sz w:val="28"/>
+          <w:szCs w:val="28"/>
+        </w:rPr>
+      </w:pPr>
+    </w:p>
+    <w:p>
+      <w:pPr>
+        <w:jc w:val="both"/>
+        <w:rPr>
+          <w:rFonts w:asciiTheme="majorBidi" w:hAnsiTheme="majorBidi" w:cstheme="majorBidi"/>
+          <w:sz w:val="28"/>
+          <w:szCs w:val="28"/>
+        </w:rPr>
+      </w:pPr>
+    </w:p>
+    <w:p>
+      <w:pPr>
+        <w:jc w:val="both"/>
+        <w:rPr>
+          <w:rFonts w:asciiTheme="majorBidi" w:hAnsiTheme="majorBidi" w:cstheme="majorBidi"/>
+          <w:sz w:val="28"/>
+          <w:szCs w:val="28"/>
+        </w:rPr>
+      </w:pPr>
+    </w:p>
+    <w:p>
+      <w:pPr>
+        <w:jc w:val="both"/>
+        <w:rPr>
+          <w:rFonts w:asciiTheme="majorBidi" w:hAnsiTheme="majorBidi" w:cstheme="majorBidi"/>
+          <w:sz w:val="28"/>
+          <w:szCs w:val="28"/>
+        </w:rPr>
+      </w:pPr>
+    </w:p>
+    <w:p>
+      <w:pPr>
+        <w:jc w:val="both"/>
+        <w:rPr>
+          <w:rFonts w:asciiTheme="majorBidi" w:hAnsiTheme="majorBidi" w:cstheme="majorBidi"/>
+          <w:sz w:val="28"/>
+          <w:szCs w:val="28"/>
+        </w:rPr>
+      </w:pPr>
+    </w:p>
+    <w:p>
+      <w:pPr>
+        <w:rPr>
+          <w:rFonts w:asciiTheme="majorBidi" w:hAnsiTheme="majorBidi" w:cstheme="majorBidi"/>
+          <w:b/>
+          <w:bCs/>
+          <w:sz w:val="40"/>
+          <w:szCs w:val="40"/>
+        </w:rPr>
+      </w:pPr>
+      <w:r>
+        <w:rPr>
+          <w:rFonts w:asciiTheme="majorBidi" w:hAnsiTheme="majorBidi" w:cstheme="majorBidi"/>
+          <w:b/>
+          <w:bCs/>
+          <w:sz w:val="40"/>
+          <w:szCs w:val="40"/>
+        </w:rPr>
+        <w:lastRenderedPageBreak/>
+        <w:t>CNI – Container Network Interface</w:t>
+      </w:r>
+    </w:p>
+    <w:p>
+      <w:pPr>
+        <w:rPr>
+          <w:rFonts w:asciiTheme="majorBidi" w:hAnsiTheme="majorBidi" w:cstheme="majorBidi"/>
+          <w:sz w:val="28"/>
+          <w:szCs w:val="28"/>
+        </w:rPr>
+      </w:pPr>
+      <w:r>
+        <w:rPr>
+          <w:rFonts w:asciiTheme="majorBidi" w:hAnsiTheme="majorBidi" w:cstheme="majorBidi"/>
+          <w:sz w:val="28"/>
+          <w:szCs w:val="28"/>
+        </w:rPr>
+        <w:t>CNI is NOT a networking implementation.</w:t>
+      </w:r>
+      <w:r>
+        <w:rPr>
+          <w:rFonts w:asciiTheme="majorBidi" w:hAnsiTheme="majorBidi" w:cstheme="majorBidi"/>
+          <w:sz w:val="28"/>
+          <w:szCs w:val="28"/>
+        </w:rPr>
+        <w:t xml:space="preserve"> </w:t>
+      </w:r>
+      <w:r>
+        <w:rPr>
+          <w:rFonts w:asciiTheme="majorBidi" w:hAnsiTheme="majorBidi" w:cstheme="majorBidi"/>
+          <w:sz w:val="28"/>
+          <w:szCs w:val="28"/>
+        </w:rPr>
+        <w:t>It is a specification + a contract that Kubernetes uses to talk to networking plugins.</w:t>
       </w:r>
     </w:p>
     <w:p>
@@ -980,7 +1468,7 @@
           <w:sz w:val="28"/>
           <w:szCs w:val="28"/>
         </w:rPr>
-        <w:t>Kubernetes assumes:</w:t>
+        <w:t>CNI defines:</w:t>
       </w:r>
     </w:p>
     <w:p>
@@ -1003,8 +1491,7 @@
           <w:sz w:val="28"/>
           <w:szCs w:val="28"/>
         </w:rPr>
-        <w:lastRenderedPageBreak/>
-        <w:t>ephemeral Pods</w:t>
+        <w:t>how IPs are assigned to Pods</w:t>
       </w:r>
     </w:p>
     <w:p>
@@ -1027,7 +1514,7 @@
           <w:sz w:val="28"/>
           <w:szCs w:val="28"/>
         </w:rPr>
-        <w:t>dynamic cluster</w:t>
+        <w:t>how network namespaces are configured</w:t>
       </w:r>
     </w:p>
     <w:p>
@@ -1050,7 +1537,30 @@
           <w:sz w:val="28"/>
           <w:szCs w:val="28"/>
         </w:rPr>
-        <w:t>nodes can appear/disappear</w:t>
+        <w:t>how routes and interfaces must be created</w:t>
+      </w:r>
+    </w:p>
+    <w:p>
+      <w:pPr>
+        <w:pStyle w:val="ListParagraph"/>
+        <w:numPr>
+          <w:ilvl w:val="0"/>
+          <w:numId w:val="54"/>
+        </w:numPr>
+        <w:ind w:left="360"/>
+        <w:rPr>
+          <w:rFonts w:asciiTheme="majorBidi" w:hAnsiTheme="majorBidi" w:cstheme="majorBidi"/>
+          <w:sz w:val="28"/>
+          <w:szCs w:val="28"/>
+        </w:rPr>
+      </w:pPr>
+      <w:r>
+        <w:rPr>
+          <w:rFonts w:asciiTheme="majorBidi" w:hAnsiTheme="majorBidi" w:cstheme="majorBidi"/>
+          <w:sz w:val="28"/>
+          <w:szCs w:val="28"/>
+        </w:rPr>
+        <w:t>the exact JSON format of requests/responses</w:t>
       </w:r>
     </w:p>
     <w:p>
@@ -1074,7 +1584,7 @@
           <w:sz w:val="28"/>
           <w:szCs w:val="28"/>
         </w:rPr>
-        <w:t>Pods restart frequently</w:t>
+        <w:t>which binary to execute and when</w:t>
       </w:r>
     </w:p>
     <w:p>
@@ -1086,23 +1596,41 @@
           <w:szCs w:val="28"/>
         </w:rPr>
       </w:pPr>
-      <w:proofErr w:type="gramStart"/>
-      <w:r>
-        <w:rPr>
-          <w:rFonts w:asciiTheme="majorBidi" w:hAnsiTheme="majorBidi" w:cstheme="majorBidi"/>
-          <w:sz w:val="28"/>
-          <w:szCs w:val="28"/>
-        </w:rPr>
-        <w:t>So</w:t>
-      </w:r>
-      <w:proofErr w:type="gramEnd"/>
-      <w:r>
-        <w:rPr>
-          <w:rFonts w:asciiTheme="majorBidi" w:hAnsiTheme="majorBidi" w:cstheme="majorBidi"/>
-          <w:sz w:val="28"/>
-          <w:szCs w:val="28"/>
-        </w:rPr>
-        <w:t xml:space="preserve"> Kubernetes networking is designed to be stable even when the environment is highly unstable.</w:t>
+      <w:r>
+        <w:rPr>
+          <w:rFonts w:asciiTheme="majorBidi" w:hAnsiTheme="majorBidi" w:cstheme="majorBidi"/>
+          <w:sz w:val="28"/>
+          <w:szCs w:val="28"/>
+        </w:rPr>
+        <w:t>Think of CNI as:</w:t>
+      </w:r>
+    </w:p>
+    <w:p>
+      <w:pPr>
+        <w:spacing w:after="120"/>
+        <w:rPr>
+          <w:rFonts w:asciiTheme="majorBidi" w:hAnsiTheme="majorBidi" w:cstheme="majorBidi"/>
+          <w:sz w:val="28"/>
+          <w:szCs w:val="28"/>
+        </w:rPr>
+      </w:pPr>
+      <w:proofErr w:type="spellStart"/>
+      <w:r>
+        <w:rPr>
+          <w:rFonts w:asciiTheme="majorBidi" w:hAnsiTheme="majorBidi" w:cstheme="majorBidi"/>
+          <w:sz w:val="28"/>
+          <w:szCs w:val="28"/>
+        </w:rPr>
+        <w:t>Kubelet</w:t>
+      </w:r>
+      <w:proofErr w:type="spellEnd"/>
+      <w:r>
+        <w:rPr>
+          <w:rFonts w:asciiTheme="majorBidi" w:hAnsiTheme="majorBidi" w:cstheme="majorBidi"/>
+          <w:sz w:val="28"/>
+          <w:szCs w:val="28"/>
+        </w:rPr>
+        <w:t>: “A new Pod is starting. Here is its network namespace.</w:t>
       </w:r>
       <w:r>
         <w:rPr>
@@ -1118,7 +1646,25 @@
           <w:sz w:val="28"/>
           <w:szCs w:val="28"/>
         </w:rPr>
-        <w:t>This is achieved by layering the model:</w:t>
+        <w:t>CNI plugin, here’s a JSON file. Create networking for this Pod.”</w:t>
+      </w:r>
+    </w:p>
+    <w:p>
+      <w:pPr>
+        <w:spacing w:after="60"/>
+        <w:rPr>
+          <w:rFonts w:asciiTheme="majorBidi" w:hAnsiTheme="majorBidi" w:cstheme="majorBidi"/>
+          <w:sz w:val="28"/>
+          <w:szCs w:val="28"/>
+        </w:rPr>
+      </w:pPr>
+      <w:r>
+        <w:rPr>
+          <w:rFonts w:asciiTheme="majorBidi" w:hAnsiTheme="majorBidi" w:cstheme="majorBidi"/>
+          <w:sz w:val="28"/>
+          <w:szCs w:val="28"/>
+        </w:rPr>
+        <w:t>CNI plugin (Calico, Flannel, Cilium, etc.) is responsible for:</w:t>
       </w:r>
     </w:p>
     <w:p>
@@ -1141,7 +1687,7 @@
           <w:sz w:val="28"/>
           <w:szCs w:val="28"/>
         </w:rPr>
-        <w:t>Pod Network (IP-per-Pod, managed by CNI)</w:t>
+        <w:t>giving the Pod an IP</w:t>
       </w:r>
     </w:p>
     <w:p>
@@ -1164,7 +1710,25 @@
           <w:sz w:val="28"/>
           <w:szCs w:val="28"/>
         </w:rPr>
-        <w:t>Service Network (stable virtual IPs)</w:t>
+        <w:t xml:space="preserve">creating </w:t>
+      </w:r>
+      <w:proofErr w:type="spellStart"/>
+      <w:r>
+        <w:rPr>
+          <w:rFonts w:asciiTheme="majorBidi" w:hAnsiTheme="majorBidi" w:cstheme="majorBidi"/>
+          <w:sz w:val="28"/>
+          <w:szCs w:val="28"/>
+        </w:rPr>
+        <w:t>veth</w:t>
+      </w:r>
+      <w:proofErr w:type="spellEnd"/>
+      <w:r>
+        <w:rPr>
+          <w:rFonts w:asciiTheme="majorBidi" w:hAnsiTheme="majorBidi" w:cstheme="majorBidi"/>
+          <w:sz w:val="28"/>
+          <w:szCs w:val="28"/>
+        </w:rPr>
+        <w:t xml:space="preserve"> pairs</w:t>
       </w:r>
     </w:p>
     <w:p>
@@ -1187,7 +1751,30 @@
           <w:sz w:val="28"/>
           <w:szCs w:val="28"/>
         </w:rPr>
-        <w:t>Ingress Networking (L7 traffic entering cluster)</w:t>
+        <w:t>attaching Pod to the node’s network</w:t>
+      </w:r>
+    </w:p>
+    <w:p>
+      <w:pPr>
+        <w:pStyle w:val="ListParagraph"/>
+        <w:numPr>
+          <w:ilvl w:val="0"/>
+          <w:numId w:val="55"/>
+        </w:numPr>
+        <w:ind w:left="360"/>
+        <w:rPr>
+          <w:rFonts w:asciiTheme="majorBidi" w:hAnsiTheme="majorBidi" w:cstheme="majorBidi"/>
+          <w:sz w:val="28"/>
+          <w:szCs w:val="28"/>
+        </w:rPr>
+      </w:pPr>
+      <w:r>
+        <w:rPr>
+          <w:rFonts w:asciiTheme="majorBidi" w:hAnsiTheme="majorBidi" w:cstheme="majorBidi"/>
+          <w:sz w:val="28"/>
+          <w:szCs w:val="28"/>
+        </w:rPr>
+        <w:t>wiring routing/encapsulation/firewall rules</w:t>
       </w:r>
     </w:p>
     <w:p>
@@ -1205,18 +1792,64 @@
           <w:szCs w:val="28"/>
         </w:rPr>
       </w:pPr>
+      <w:r>
+        <w:rPr>
+          <w:rFonts w:asciiTheme="majorBidi" w:hAnsiTheme="majorBidi" w:cstheme="majorBidi"/>
+          <w:sz w:val="28"/>
+          <w:szCs w:val="28"/>
+        </w:rPr>
+        <w:t>removing networking when Pod is deleted</w:t>
+      </w:r>
+    </w:p>
+    <w:p>
+      <w:pPr>
+        <w:spacing w:after="120"/>
+        <w:rPr>
+          <w:rFonts w:asciiTheme="majorBidi" w:hAnsiTheme="majorBidi" w:cstheme="majorBidi"/>
+          <w:b/>
+          <w:bCs/>
+          <w:sz w:val="32"/>
+          <w:szCs w:val="32"/>
+        </w:rPr>
+      </w:pPr>
+      <w:r>
+        <w:rPr>
+          <w:rFonts w:asciiTheme="majorBidi" w:hAnsiTheme="majorBidi" w:cstheme="majorBidi"/>
+          <w:b/>
+          <w:bCs/>
+          <w:sz w:val="32"/>
+          <w:szCs w:val="32"/>
+        </w:rPr>
+        <w:t>Who Calls CNI</w:t>
+      </w:r>
+    </w:p>
+    <w:p>
+      <w:pPr>
+        <w:spacing w:after="120"/>
+        <w:rPr>
+          <w:rFonts w:asciiTheme="majorBidi" w:hAnsiTheme="majorBidi" w:cstheme="majorBidi"/>
+          <w:sz w:val="28"/>
+          <w:szCs w:val="28"/>
+        </w:rPr>
+      </w:pPr>
+      <w:r>
+        <w:rPr>
+          <w:rFonts w:asciiTheme="majorBidi" w:hAnsiTheme="majorBidi" w:cstheme="majorBidi"/>
+          <w:sz w:val="28"/>
+          <w:szCs w:val="28"/>
+        </w:rPr>
+        <w:t xml:space="preserve">The </w:t>
+      </w:r>
       <w:proofErr w:type="spellStart"/>
       <w:r>
         <w:rPr>
           <w:rFonts w:asciiTheme="majorBidi" w:hAnsiTheme="majorBidi" w:cstheme="majorBidi"/>
           <w:b/>
           <w:bCs/>
-          <w:i/>
-          <w:iCs/>
-          <w:sz w:val="28"/>
-          <w:szCs w:val="28"/>
-        </w:rPr>
-        <w:t>NetworkPolicy</w:t>
+          <w:sz w:val="28"/>
+          <w:szCs w:val="28"/>
+        </w:rPr>
+        <w:t>kubelet</w:t>
       </w:r>
       <w:proofErr w:type="spellEnd"/>
       <w:r>
@@ -1225,246 +1858,7 @@
           <w:sz w:val="28"/>
           <w:szCs w:val="28"/>
         </w:rPr>
-        <w:t xml:space="preserve"> (security — east/west traffic control)</w:t>
-      </w:r>
-    </w:p>
-    <w:p>
-      <w:pPr>
-        <w:jc w:val="both"/>
-        <w:rPr>
-          <w:rFonts w:asciiTheme="majorBidi" w:hAnsiTheme="majorBidi" w:cstheme="majorBidi"/>
-          <w:sz w:val="28"/>
-          <w:szCs w:val="28"/>
-        </w:rPr>
-      </w:pPr>
-    </w:p>
-    <w:p>
-      <w:pPr>
-        <w:jc w:val="both"/>
-        <w:rPr>
-          <w:rFonts w:asciiTheme="majorBidi" w:hAnsiTheme="majorBidi" w:cstheme="majorBidi"/>
-          <w:sz w:val="28"/>
-          <w:szCs w:val="28"/>
-        </w:rPr>
-      </w:pPr>
-    </w:p>
-    <w:p>
-      <w:pPr>
-        <w:jc w:val="both"/>
-        <w:rPr>
-          <w:rFonts w:asciiTheme="majorBidi" w:hAnsiTheme="majorBidi" w:cstheme="majorBidi"/>
-          <w:sz w:val="28"/>
-          <w:szCs w:val="28"/>
-        </w:rPr>
-      </w:pPr>
-    </w:p>
-    <w:p>
-      <w:pPr>
-        <w:jc w:val="both"/>
-        <w:rPr>
-          <w:rFonts w:asciiTheme="majorBidi" w:hAnsiTheme="majorBidi" w:cstheme="majorBidi"/>
-          <w:sz w:val="28"/>
-          <w:szCs w:val="28"/>
-        </w:rPr>
-      </w:pPr>
-    </w:p>
-    <w:p>
-      <w:pPr>
-        <w:jc w:val="both"/>
-        <w:rPr>
-          <w:rFonts w:asciiTheme="majorBidi" w:hAnsiTheme="majorBidi" w:cstheme="majorBidi"/>
-          <w:sz w:val="28"/>
-          <w:szCs w:val="28"/>
-        </w:rPr>
-      </w:pPr>
-    </w:p>
-    <w:p>
-      <w:pPr>
-        <w:jc w:val="both"/>
-        <w:rPr>
-          <w:rFonts w:asciiTheme="majorBidi" w:hAnsiTheme="majorBidi" w:cstheme="majorBidi"/>
-          <w:sz w:val="28"/>
-          <w:szCs w:val="28"/>
-        </w:rPr>
-      </w:pPr>
-    </w:p>
-    <w:p>
-      <w:pPr>
-        <w:jc w:val="both"/>
-        <w:rPr>
-          <w:rFonts w:asciiTheme="majorBidi" w:hAnsiTheme="majorBidi" w:cstheme="majorBidi"/>
-          <w:sz w:val="28"/>
-          <w:szCs w:val="28"/>
-        </w:rPr>
-      </w:pPr>
-    </w:p>
-    <w:p>
-      <w:pPr>
-        <w:jc w:val="both"/>
-        <w:rPr>
-          <w:rFonts w:asciiTheme="majorBidi" w:hAnsiTheme="majorBidi" w:cstheme="majorBidi"/>
-          <w:sz w:val="28"/>
-          <w:szCs w:val="28"/>
-        </w:rPr>
-      </w:pPr>
-    </w:p>
-    <w:p>
-      <w:pPr>
-        <w:jc w:val="both"/>
-        <w:rPr>
-          <w:rFonts w:asciiTheme="majorBidi" w:hAnsiTheme="majorBidi" w:cstheme="majorBidi"/>
-          <w:sz w:val="28"/>
-          <w:szCs w:val="28"/>
-        </w:rPr>
-      </w:pPr>
-    </w:p>
-    <w:p>
-      <w:pPr>
-        <w:jc w:val="both"/>
-        <w:rPr>
-          <w:rFonts w:asciiTheme="majorBidi" w:hAnsiTheme="majorBidi" w:cstheme="majorBidi"/>
-          <w:sz w:val="28"/>
-          <w:szCs w:val="28"/>
-        </w:rPr>
-      </w:pPr>
-    </w:p>
-    <w:p>
-      <w:pPr>
-        <w:jc w:val="both"/>
-        <w:rPr>
-          <w:rFonts w:asciiTheme="majorBidi" w:hAnsiTheme="majorBidi" w:cstheme="majorBidi"/>
-          <w:sz w:val="28"/>
-          <w:szCs w:val="28"/>
-        </w:rPr>
-      </w:pPr>
-    </w:p>
-    <w:p>
-      <w:pPr>
-        <w:jc w:val="both"/>
-        <w:rPr>
-          <w:rFonts w:asciiTheme="majorBidi" w:hAnsiTheme="majorBidi" w:cstheme="majorBidi"/>
-          <w:sz w:val="28"/>
-          <w:szCs w:val="28"/>
-        </w:rPr>
-      </w:pPr>
-    </w:p>
-    <w:p>
-      <w:pPr>
-        <w:jc w:val="both"/>
-        <w:rPr>
-          <w:rFonts w:asciiTheme="majorBidi" w:hAnsiTheme="majorBidi" w:cstheme="majorBidi"/>
-          <w:sz w:val="28"/>
-          <w:szCs w:val="28"/>
-        </w:rPr>
-      </w:pPr>
-    </w:p>
-    <w:p>
-      <w:pPr>
-        <w:jc w:val="both"/>
-        <w:rPr>
-          <w:rFonts w:asciiTheme="majorBidi" w:hAnsiTheme="majorBidi" w:cstheme="majorBidi"/>
-          <w:sz w:val="28"/>
-          <w:szCs w:val="28"/>
-        </w:rPr>
-      </w:pPr>
-    </w:p>
-    <w:p>
-      <w:pPr>
-        <w:jc w:val="both"/>
-        <w:rPr>
-          <w:rFonts w:asciiTheme="majorBidi" w:hAnsiTheme="majorBidi" w:cstheme="majorBidi"/>
-          <w:sz w:val="28"/>
-          <w:szCs w:val="28"/>
-        </w:rPr>
-      </w:pPr>
-    </w:p>
-    <w:p>
-      <w:pPr>
-        <w:jc w:val="both"/>
-        <w:rPr>
-          <w:rFonts w:asciiTheme="majorBidi" w:hAnsiTheme="majorBidi" w:cstheme="majorBidi"/>
-          <w:sz w:val="28"/>
-          <w:szCs w:val="28"/>
-        </w:rPr>
-      </w:pPr>
-    </w:p>
-    <w:p>
-      <w:pPr>
-        <w:jc w:val="both"/>
-        <w:rPr>
-          <w:rFonts w:asciiTheme="majorBidi" w:hAnsiTheme="majorBidi" w:cstheme="majorBidi"/>
-          <w:sz w:val="28"/>
-          <w:szCs w:val="28"/>
-        </w:rPr>
-      </w:pPr>
-    </w:p>
-    <w:p>
-      <w:pPr>
-        <w:jc w:val="both"/>
-        <w:rPr>
-          <w:rFonts w:asciiTheme="majorBidi" w:hAnsiTheme="majorBidi" w:cstheme="majorBidi"/>
-          <w:sz w:val="28"/>
-          <w:szCs w:val="28"/>
-        </w:rPr>
-      </w:pPr>
-    </w:p>
-    <w:p>
-      <w:pPr>
-        <w:jc w:val="both"/>
-        <w:rPr>
-          <w:rFonts w:asciiTheme="majorBidi" w:hAnsiTheme="majorBidi" w:cstheme="majorBidi"/>
-          <w:sz w:val="28"/>
-          <w:szCs w:val="28"/>
-        </w:rPr>
-      </w:pPr>
-    </w:p>
-    <w:p>
-      <w:pPr>
-        <w:rPr>
-          <w:rFonts w:asciiTheme="majorBidi" w:hAnsiTheme="majorBidi" w:cstheme="majorBidi"/>
-          <w:b/>
-          <w:bCs/>
-          <w:sz w:val="40"/>
-          <w:szCs w:val="40"/>
-        </w:rPr>
-      </w:pPr>
-      <w:r>
-        <w:rPr>
-          <w:rFonts w:asciiTheme="majorBidi" w:hAnsiTheme="majorBidi" w:cstheme="majorBidi"/>
-          <w:b/>
-          <w:bCs/>
-          <w:sz w:val="40"/>
-          <w:szCs w:val="40"/>
-        </w:rPr>
-        <w:lastRenderedPageBreak/>
-        <w:t xml:space="preserve">CNI </w:t>
-      </w:r>
-      <w:r>
-        <w:rPr>
-          <w:rFonts w:asciiTheme="majorBidi" w:hAnsiTheme="majorBidi" w:cstheme="majorBidi"/>
-          <w:b/>
-          <w:bCs/>
-          <w:sz w:val="40"/>
-          <w:szCs w:val="40"/>
-        </w:rPr>
-        <w:t>– Container Network Interface</w:t>
-      </w:r>
-    </w:p>
-    <w:p>
-      <w:pPr>
-        <w:rPr>
-          <w:rFonts w:asciiTheme="majorBidi" w:hAnsiTheme="majorBidi" w:cstheme="majorBidi"/>
-          <w:sz w:val="28"/>
-          <w:szCs w:val="28"/>
-        </w:rPr>
-      </w:pPr>
-      <w:r>
-        <w:rPr>
-          <w:rFonts w:asciiTheme="majorBidi" w:hAnsiTheme="majorBidi" w:cstheme="majorBidi"/>
-          <w:sz w:val="28"/>
-          <w:szCs w:val="28"/>
-        </w:rPr>
-        <w:t>CNI is NOT a networking implementation.</w:t>
+        <w:t xml:space="preserve"> calls the CNI plugin.</w:t>
       </w:r>
       <w:r>
         <w:rPr>
@@ -1480,7 +1874,99 @@
           <w:sz w:val="28"/>
           <w:szCs w:val="28"/>
         </w:rPr>
-        <w:t>It is a specification + a contract that Kubernetes uses to talk to networking plugins.</w:t>
+        <w:t>NOT:</w:t>
+      </w:r>
+      <w:r>
+        <w:rPr>
+          <w:rFonts w:asciiTheme="majorBidi" w:hAnsiTheme="majorBidi" w:cstheme="majorBidi"/>
+          <w:sz w:val="28"/>
+          <w:szCs w:val="28"/>
+        </w:rPr>
+        <w:t xml:space="preserve"> </w:t>
+      </w:r>
+      <w:proofErr w:type="spellStart"/>
+      <w:r>
+        <w:rPr>
+          <w:rFonts w:asciiTheme="majorBidi" w:hAnsiTheme="majorBidi" w:cstheme="majorBidi"/>
+          <w:sz w:val="28"/>
+          <w:szCs w:val="28"/>
+        </w:rPr>
+        <w:t>kube</w:t>
+      </w:r>
+      <w:proofErr w:type="spellEnd"/>
+      <w:r>
+        <w:rPr>
+          <w:rFonts w:asciiTheme="majorBidi" w:hAnsiTheme="majorBidi" w:cstheme="majorBidi"/>
+          <w:sz w:val="28"/>
+          <w:szCs w:val="28"/>
+        </w:rPr>
+        <w:t>-proxy</w:t>
+      </w:r>
+      <w:r>
+        <w:rPr>
+          <w:rFonts w:asciiTheme="majorBidi" w:hAnsiTheme="majorBidi" w:cstheme="majorBidi"/>
+          <w:sz w:val="28"/>
+          <w:szCs w:val="28"/>
+        </w:rPr>
+        <w:t xml:space="preserve"> or </w:t>
+      </w:r>
+      <w:r>
+        <w:rPr>
+          <w:rFonts w:asciiTheme="majorBidi" w:hAnsiTheme="majorBidi" w:cstheme="majorBidi"/>
+          <w:sz w:val="28"/>
+          <w:szCs w:val="28"/>
+        </w:rPr>
+        <w:t>API server</w:t>
+      </w:r>
+      <w:r>
+        <w:rPr>
+          <w:rFonts w:asciiTheme="majorBidi" w:hAnsiTheme="majorBidi" w:cstheme="majorBidi"/>
+          <w:sz w:val="28"/>
+          <w:szCs w:val="28"/>
+        </w:rPr>
+        <w:t xml:space="preserve"> or </w:t>
+      </w:r>
+      <w:r>
+        <w:rPr>
+          <w:rFonts w:asciiTheme="majorBidi" w:hAnsiTheme="majorBidi" w:cstheme="majorBidi"/>
+          <w:sz w:val="28"/>
+          <w:szCs w:val="28"/>
+        </w:rPr>
+        <w:t>scheduler</w:t>
+      </w:r>
+      <w:r>
+        <w:rPr>
+          <w:rFonts w:asciiTheme="majorBidi" w:hAnsiTheme="majorBidi" w:cstheme="majorBidi"/>
+          <w:sz w:val="28"/>
+          <w:szCs w:val="28"/>
+        </w:rPr>
+        <w:t>, o</w:t>
+      </w:r>
+      <w:r>
+        <w:rPr>
+          <w:rFonts w:asciiTheme="majorBidi" w:hAnsiTheme="majorBidi" w:cstheme="majorBidi"/>
+          <w:sz w:val="28"/>
+          <w:szCs w:val="28"/>
+        </w:rPr>
+        <w:t xml:space="preserve">nly the </w:t>
+      </w:r>
+      <w:proofErr w:type="spellStart"/>
+      <w:r>
+        <w:rPr>
+          <w:rFonts w:asciiTheme="majorBidi" w:hAnsiTheme="majorBidi" w:cstheme="majorBidi"/>
+          <w:sz w:val="28"/>
+          <w:szCs w:val="28"/>
+        </w:rPr>
+        <w:t>kubelet</w:t>
+      </w:r>
+      <w:proofErr w:type="spellEnd"/>
+      <w:r>
+        <w:rPr>
+          <w:rFonts w:asciiTheme="majorBidi" w:hAnsiTheme="majorBidi" w:cstheme="majorBidi"/>
+          <w:sz w:val="28"/>
+          <w:szCs w:val="28"/>
+        </w:rPr>
+        <w:t xml:space="preserve"> handles Pod sandbox creation.</w:t>
       </w:r>
     </w:p>
     <w:p>
@@ -1498,7 +1984,7 @@
           <w:sz w:val="28"/>
           <w:szCs w:val="28"/>
         </w:rPr>
-        <w:t>CNI defines:</w:t>
+        <w:t>When a Pod starts:</w:t>
       </w:r>
     </w:p>
     <w:p>
@@ -1521,7 +2007,25 @@
           <w:sz w:val="28"/>
           <w:szCs w:val="28"/>
         </w:rPr>
-        <w:t>how IPs are assigned to Pods</w:t>
+        <w:t xml:space="preserve">CRI (container runtime, e.g. </w:t>
+      </w:r>
+      <w:proofErr w:type="spellStart"/>
+      <w:r>
+        <w:rPr>
+          <w:rFonts w:asciiTheme="majorBidi" w:hAnsiTheme="majorBidi" w:cstheme="majorBidi"/>
+          <w:sz w:val="28"/>
+          <w:szCs w:val="28"/>
+        </w:rPr>
+        <w:t>containerd</w:t>
+      </w:r>
+      <w:proofErr w:type="spellEnd"/>
+      <w:r>
+        <w:rPr>
+          <w:rFonts w:asciiTheme="majorBidi" w:hAnsiTheme="majorBidi" w:cstheme="majorBidi"/>
+          <w:sz w:val="28"/>
+          <w:szCs w:val="28"/>
+        </w:rPr>
+        <w:t>) creates a new network namespace for the pod</w:t>
       </w:r>
     </w:p>
     <w:p>
@@ -1538,13 +2042,23 @@
           <w:szCs w:val="28"/>
         </w:rPr>
       </w:pPr>
-      <w:r>
-        <w:rPr>
-          <w:rFonts w:asciiTheme="majorBidi" w:hAnsiTheme="majorBidi" w:cstheme="majorBidi"/>
-          <w:sz w:val="28"/>
-          <w:szCs w:val="28"/>
-        </w:rPr>
-        <w:t>how network namespaces are configured</w:t>
+      <w:proofErr w:type="spellStart"/>
+      <w:r>
+        <w:rPr>
+          <w:rFonts w:asciiTheme="majorBidi" w:hAnsiTheme="majorBidi" w:cstheme="majorBidi"/>
+          <w:sz w:val="28"/>
+          <w:szCs w:val="28"/>
+        </w:rPr>
+        <w:t>kubelet</w:t>
+      </w:r>
+      <w:proofErr w:type="spellEnd"/>
+      <w:r>
+        <w:rPr>
+          <w:rFonts w:asciiTheme="majorBidi" w:hAnsiTheme="majorBidi" w:cstheme="majorBidi"/>
+          <w:sz w:val="28"/>
+          <w:szCs w:val="28"/>
+        </w:rPr>
+        <w:t xml:space="preserve"> runs the CNI plugin binary</w:t>
       </w:r>
     </w:p>
     <w:p>
@@ -1567,30 +2081,7 @@
           <w:sz w:val="28"/>
           <w:szCs w:val="28"/>
         </w:rPr>
-        <w:t>how routes and interfaces must be created</w:t>
-      </w:r>
-    </w:p>
-    <w:p>
-      <w:pPr>
-        <w:pStyle w:val="ListParagraph"/>
-        <w:numPr>
-          <w:ilvl w:val="0"/>
-          <w:numId w:val="56"/>
-        </w:numPr>
-        <w:ind w:left="360"/>
-        <w:rPr>
-          <w:rFonts w:asciiTheme="majorBidi" w:hAnsiTheme="majorBidi" w:cstheme="majorBidi"/>
-          <w:sz w:val="28"/>
-          <w:szCs w:val="28"/>
-        </w:rPr>
-      </w:pPr>
-      <w:r>
-        <w:rPr>
-          <w:rFonts w:asciiTheme="majorBidi" w:hAnsiTheme="majorBidi" w:cstheme="majorBidi"/>
-          <w:sz w:val="28"/>
-          <w:szCs w:val="28"/>
-        </w:rPr>
-        <w:t>the exact JSON format of requests/responses</w:t>
+        <w:t>CNI plugin receives the namespace path + configuration</w:t>
       </w:r>
     </w:p>
     <w:p>
@@ -1614,7 +2105,74 @@
           <w:sz w:val="28"/>
           <w:szCs w:val="28"/>
         </w:rPr>
-        <w:t>which binary to execute and when</w:t>
+        <w:t>Plugin sets up networking</w:t>
+      </w:r>
+    </w:p>
+    <w:p>
+      <w:pPr>
+        <w:jc w:val="both"/>
+        <w:rPr>
+          <w:rFonts w:asciiTheme="majorBidi" w:hAnsiTheme="majorBidi" w:cstheme="majorBidi"/>
+          <w:sz w:val="28"/>
+          <w:szCs w:val="28"/>
+        </w:rPr>
+      </w:pPr>
+      <w:r>
+        <w:rPr>
+          <w:rFonts w:asciiTheme="majorBidi" w:hAnsiTheme="majorBidi" w:cstheme="majorBidi"/>
+          <w:sz w:val="28"/>
+          <w:szCs w:val="28"/>
+        </w:rPr>
+        <w:t xml:space="preserve">When Pod stops, </w:t>
+      </w:r>
+      <w:proofErr w:type="spellStart"/>
+      <w:r>
+        <w:rPr>
+          <w:rFonts w:asciiTheme="majorBidi" w:hAnsiTheme="majorBidi" w:cstheme="majorBidi"/>
+          <w:sz w:val="28"/>
+          <w:szCs w:val="28"/>
+        </w:rPr>
+        <w:t>kubelet</w:t>
+      </w:r>
+      <w:proofErr w:type="spellEnd"/>
+      <w:r>
+        <w:rPr>
+          <w:rFonts w:asciiTheme="majorBidi" w:hAnsiTheme="majorBidi" w:cstheme="majorBidi"/>
+          <w:sz w:val="28"/>
+          <w:szCs w:val="28"/>
+        </w:rPr>
+        <w:t xml:space="preserve"> calls CNI with DEL.</w:t>
+      </w:r>
+    </w:p>
+    <w:p>
+      <w:pPr>
+        <w:rPr>
+          <w:rFonts w:asciiTheme="majorBidi" w:hAnsiTheme="majorBidi" w:cstheme="majorBidi"/>
+          <w:b/>
+          <w:bCs/>
+          <w:sz w:val="32"/>
+          <w:szCs w:val="32"/>
+        </w:rPr>
+      </w:pPr>
+      <w:r>
+        <w:rPr>
+          <w:rFonts w:asciiTheme="majorBidi" w:hAnsiTheme="majorBidi" w:cstheme="majorBidi"/>
+          <w:b/>
+          <w:bCs/>
+          <w:sz w:val="32"/>
+          <w:szCs w:val="32"/>
+        </w:rPr>
+        <w:t>CNI Plugin Architecture (the mental model)</w:t>
+      </w:r>
+      <w:r>
+        <w:rPr>
+          <w:rFonts w:asciiTheme="majorBidi" w:hAnsiTheme="majorBidi" w:cstheme="majorBidi"/>
+          <w:b/>
+          <w:bCs/>
+          <w:sz w:val="32"/>
+          <w:szCs w:val="32"/>
+        </w:rPr>
+        <w:t>:</w:t>
       </w:r>
     </w:p>
     <w:p>
@@ -1632,7 +2190,338 @@
           <w:sz w:val="28"/>
           <w:szCs w:val="28"/>
         </w:rPr>
-        <w:t>Think of CNI as:</w:t>
+        <w:t>Every node has:</w:t>
+      </w:r>
+    </w:p>
+    <w:p>
+      <w:pPr>
+        <w:spacing w:after="0"/>
+        <w:rPr>
+          <w:rFonts w:asciiTheme="majorBidi" w:hAnsiTheme="majorBidi" w:cstheme="majorBidi"/>
+          <w:b/>
+          <w:bCs/>
+          <w:i/>
+          <w:iCs/>
+          <w:sz w:val="28"/>
+          <w:szCs w:val="28"/>
+        </w:rPr>
+      </w:pPr>
+      <w:r>
+        <w:rPr>
+          <w:rFonts w:asciiTheme="majorBidi" w:hAnsiTheme="majorBidi" w:cstheme="majorBidi"/>
+          <w:b/>
+          <w:bCs/>
+          <w:i/>
+          <w:iCs/>
+          <w:sz w:val="28"/>
+          <w:szCs w:val="28"/>
+        </w:rPr>
+        <w:t>/opt/</w:t>
+      </w:r>
+      <w:proofErr w:type="spellStart"/>
+      <w:r>
+        <w:rPr>
+          <w:rFonts w:asciiTheme="majorBidi" w:hAnsiTheme="majorBidi" w:cstheme="majorBidi"/>
+          <w:b/>
+          <w:bCs/>
+          <w:i/>
+          <w:iCs/>
+          <w:sz w:val="28"/>
+          <w:szCs w:val="28"/>
+        </w:rPr>
+        <w:t>cni</w:t>
+      </w:r>
+      <w:proofErr w:type="spellEnd"/>
+      <w:r>
+        <w:rPr>
+          <w:rFonts w:asciiTheme="majorBidi" w:hAnsiTheme="majorBidi" w:cstheme="majorBidi"/>
+          <w:b/>
+          <w:bCs/>
+          <w:i/>
+          <w:iCs/>
+          <w:sz w:val="28"/>
+          <w:szCs w:val="28"/>
+        </w:rPr>
+        <w:t xml:space="preserve">/bin/                    </w:t>
+      </w:r>
+      <w:r>
+        <w:rPr>
+          <w:rFonts w:asciiTheme="majorBidi" w:hAnsiTheme="majorBidi" w:cstheme="majorBidi"/>
+          <w:b/>
+          <w:bCs/>
+          <w:i/>
+          <w:iCs/>
+          <w:sz w:val="28"/>
+          <w:szCs w:val="28"/>
+        </w:rPr>
+        <w:t xml:space="preserve">     </w:t>
+      </w:r>
+      <w:r>
+        <w:rPr>
+          <w:rFonts w:asciiTheme="majorBidi" w:hAnsiTheme="majorBidi" w:cstheme="majorBidi"/>
+          <w:b/>
+          <w:bCs/>
+          <w:i/>
+          <w:iCs/>
+          <w:sz w:val="28"/>
+          <w:szCs w:val="28"/>
+        </w:rPr>
+        <w:t xml:space="preserve">   </w:t>
+      </w:r>
+      <w:r>
+        <w:rPr>
+          <w:rFonts w:asciiTheme="majorBidi" w:hAnsiTheme="majorBidi" w:cstheme="majorBidi"/>
+          <w:b/>
+          <w:bCs/>
+          <w:i/>
+          <w:iCs/>
+          <w:color w:val="808080" w:themeColor="background1" w:themeShade="80"/>
+          <w:sz w:val="28"/>
+          <w:szCs w:val="28"/>
+        </w:rPr>
+        <w:t># plugin executables</w:t>
+      </w:r>
+    </w:p>
+    <w:p>
+      <w:pPr>
+        <w:spacing w:after="60"/>
+        <w:rPr>
+          <w:rFonts w:asciiTheme="majorBidi" w:hAnsiTheme="majorBidi" w:cstheme="majorBidi"/>
+          <w:b/>
+          <w:bCs/>
+          <w:i/>
+          <w:iCs/>
+          <w:sz w:val="28"/>
+          <w:szCs w:val="28"/>
+        </w:rPr>
+      </w:pPr>
+      <w:r>
+        <w:rPr>
+          <w:rFonts w:asciiTheme="majorBidi" w:hAnsiTheme="majorBidi" w:cstheme="majorBidi"/>
+          <w:b/>
+          <w:bCs/>
+          <w:i/>
+          <w:iCs/>
+          <w:sz w:val="28"/>
+          <w:szCs w:val="28"/>
+        </w:rPr>
+        <w:t>/</w:t>
+      </w:r>
+      <w:proofErr w:type="spellStart"/>
+      <w:r>
+        <w:rPr>
+          <w:rFonts w:asciiTheme="majorBidi" w:hAnsiTheme="majorBidi" w:cstheme="majorBidi"/>
+          <w:b/>
+          <w:bCs/>
+          <w:i/>
+          <w:iCs/>
+          <w:sz w:val="28"/>
+          <w:szCs w:val="28"/>
+        </w:rPr>
+        <w:t>etc</w:t>
+      </w:r>
+      <w:proofErr w:type="spellEnd"/>
+      <w:r>
+        <w:rPr>
+          <w:rFonts w:asciiTheme="majorBidi" w:hAnsiTheme="majorBidi" w:cstheme="majorBidi"/>
+          <w:b/>
+          <w:bCs/>
+          <w:i/>
+          <w:iCs/>
+          <w:sz w:val="28"/>
+          <w:szCs w:val="28"/>
+        </w:rPr>
+        <w:t>/</w:t>
+      </w:r>
+      <w:proofErr w:type="spellStart"/>
+      <w:r>
+        <w:rPr>
+          <w:rFonts w:asciiTheme="majorBidi" w:hAnsiTheme="majorBidi" w:cstheme="majorBidi"/>
+          <w:b/>
+          <w:bCs/>
+          <w:i/>
+          <w:iCs/>
+          <w:sz w:val="28"/>
+          <w:szCs w:val="28"/>
+        </w:rPr>
+        <w:t>cni</w:t>
+      </w:r>
+      <w:proofErr w:type="spellEnd"/>
+      <w:r>
+        <w:rPr>
+          <w:rFonts w:asciiTheme="majorBidi" w:hAnsiTheme="majorBidi" w:cstheme="majorBidi"/>
+          <w:b/>
+          <w:bCs/>
+          <w:i/>
+          <w:iCs/>
+          <w:sz w:val="28"/>
+          <w:szCs w:val="28"/>
+        </w:rPr>
+        <w:t>/</w:t>
+      </w:r>
+      <w:proofErr w:type="spellStart"/>
+      <w:r>
+        <w:rPr>
+          <w:rFonts w:asciiTheme="majorBidi" w:hAnsiTheme="majorBidi" w:cstheme="majorBidi"/>
+          <w:b/>
+          <w:bCs/>
+          <w:i/>
+          <w:iCs/>
+          <w:sz w:val="28"/>
+          <w:szCs w:val="28"/>
+        </w:rPr>
+        <w:t>net.d</w:t>
+      </w:r>
+      <w:proofErr w:type="spellEnd"/>
+      <w:r>
+        <w:rPr>
+          <w:rFonts w:asciiTheme="majorBidi" w:hAnsiTheme="majorBidi" w:cstheme="majorBidi"/>
+          <w:b/>
+          <w:bCs/>
+          <w:i/>
+          <w:iCs/>
+          <w:sz w:val="28"/>
+          <w:szCs w:val="28"/>
+        </w:rPr>
+        <w:t xml:space="preserve">/*.conf              </w:t>
+      </w:r>
+      <w:r>
+        <w:rPr>
+          <w:rFonts w:asciiTheme="majorBidi" w:hAnsiTheme="majorBidi" w:cstheme="majorBidi"/>
+          <w:b/>
+          <w:bCs/>
+          <w:i/>
+          <w:iCs/>
+          <w:color w:val="808080" w:themeColor="background1" w:themeShade="80"/>
+          <w:sz w:val="28"/>
+          <w:szCs w:val="28"/>
+        </w:rPr>
+        <w:t xml:space="preserve"> # plugin config</w:t>
+      </w:r>
+    </w:p>
+    <w:p>
+      <w:pPr>
+        <w:spacing w:after="60"/>
+        <w:rPr>
+          <w:rFonts w:asciiTheme="majorBidi" w:hAnsiTheme="majorBidi" w:cstheme="majorBidi"/>
+          <w:sz w:val="28"/>
+          <w:szCs w:val="28"/>
+          <w:u w:val="single"/>
+        </w:rPr>
+      </w:pPr>
+      <w:r>
+        <w:rPr>
+          <w:rFonts w:asciiTheme="majorBidi" w:hAnsiTheme="majorBidi" w:cstheme="majorBidi"/>
+          <w:sz w:val="28"/>
+          <w:szCs w:val="28"/>
+          <w:u w:val="single"/>
+        </w:rPr>
+        <w:t>Example:</w:t>
+      </w:r>
+    </w:p>
+    <w:p>
+      <w:pPr>
+        <w:spacing w:after="0"/>
+        <w:rPr>
+          <w:rFonts w:asciiTheme="majorBidi" w:hAnsiTheme="majorBidi" w:cstheme="majorBidi"/>
+          <w:b/>
+          <w:bCs/>
+          <w:i/>
+          <w:iCs/>
+          <w:sz w:val="28"/>
+          <w:szCs w:val="28"/>
+        </w:rPr>
+      </w:pPr>
+      <w:r>
+        <w:rPr>
+          <w:rFonts w:asciiTheme="majorBidi" w:hAnsiTheme="majorBidi" w:cstheme="majorBidi"/>
+          <w:b/>
+          <w:bCs/>
+          <w:i/>
+          <w:iCs/>
+          <w:sz w:val="28"/>
+          <w:szCs w:val="28"/>
+        </w:rPr>
+        <w:lastRenderedPageBreak/>
+        <w:t>/opt/</w:t>
+      </w:r>
+      <w:proofErr w:type="spellStart"/>
+      <w:r>
+        <w:rPr>
+          <w:rFonts w:asciiTheme="majorBidi" w:hAnsiTheme="majorBidi" w:cstheme="majorBidi"/>
+          <w:b/>
+          <w:bCs/>
+          <w:i/>
+          <w:iCs/>
+          <w:sz w:val="28"/>
+          <w:szCs w:val="28"/>
+        </w:rPr>
+        <w:t>cni</w:t>
+      </w:r>
+      <w:proofErr w:type="spellEnd"/>
+      <w:r>
+        <w:rPr>
+          <w:rFonts w:asciiTheme="majorBidi" w:hAnsiTheme="majorBidi" w:cstheme="majorBidi"/>
+          <w:b/>
+          <w:bCs/>
+          <w:i/>
+          <w:iCs/>
+          <w:sz w:val="28"/>
+          <w:szCs w:val="28"/>
+        </w:rPr>
+        <w:t>/bin/calico</w:t>
+      </w:r>
+    </w:p>
+    <w:p>
+      <w:pPr>
+        <w:spacing w:after="0"/>
+        <w:rPr>
+          <w:rFonts w:asciiTheme="majorBidi" w:hAnsiTheme="majorBidi" w:cstheme="majorBidi"/>
+          <w:b/>
+          <w:bCs/>
+          <w:i/>
+          <w:iCs/>
+          <w:sz w:val="28"/>
+          <w:szCs w:val="28"/>
+        </w:rPr>
+      </w:pPr>
+      <w:r>
+        <w:rPr>
+          <w:rFonts w:asciiTheme="majorBidi" w:hAnsiTheme="majorBidi" w:cstheme="majorBidi"/>
+          <w:b/>
+          <w:bCs/>
+          <w:i/>
+          <w:iCs/>
+          <w:sz w:val="28"/>
+          <w:szCs w:val="28"/>
+        </w:rPr>
+        <w:t>/opt/</w:t>
+      </w:r>
+      <w:proofErr w:type="spellStart"/>
+      <w:r>
+        <w:rPr>
+          <w:rFonts w:asciiTheme="majorBidi" w:hAnsiTheme="majorBidi" w:cstheme="majorBidi"/>
+          <w:b/>
+          <w:bCs/>
+          <w:i/>
+          <w:iCs/>
+          <w:sz w:val="28"/>
+          <w:szCs w:val="28"/>
+        </w:rPr>
+        <w:t>cni</w:t>
+      </w:r>
+      <w:proofErr w:type="spellEnd"/>
+      <w:r>
+        <w:rPr>
+          <w:rFonts w:asciiTheme="majorBidi" w:hAnsiTheme="majorBidi" w:cstheme="majorBidi"/>
+          <w:b/>
+          <w:bCs/>
+          <w:i/>
+          <w:iCs/>
+          <w:sz w:val="28"/>
+          <w:szCs w:val="28"/>
+        </w:rPr>
+        <w:t>/bin/loopback</w:t>
       </w:r>
     </w:p>
     <w:p>
@@ -1640,27 +2529,82 @@
         <w:spacing w:after="120"/>
         <w:rPr>
           <w:rFonts w:asciiTheme="majorBidi" w:hAnsiTheme="majorBidi" w:cstheme="majorBidi"/>
-          <w:sz w:val="28"/>
-          <w:szCs w:val="28"/>
-        </w:rPr>
-      </w:pPr>
+          <w:b/>
+          <w:bCs/>
+          <w:i/>
+          <w:iCs/>
+          <w:sz w:val="28"/>
+          <w:szCs w:val="28"/>
+        </w:rPr>
+      </w:pPr>
+      <w:r>
+        <w:rPr>
+          <w:rFonts w:asciiTheme="majorBidi" w:hAnsiTheme="majorBidi" w:cstheme="majorBidi"/>
+          <w:b/>
+          <w:bCs/>
+          <w:i/>
+          <w:iCs/>
+          <w:sz w:val="28"/>
+          <w:szCs w:val="28"/>
+        </w:rPr>
+        <w:t>/opt/</w:t>
+      </w:r>
       <w:proofErr w:type="spellStart"/>
       <w:r>
         <w:rPr>
           <w:rFonts w:asciiTheme="majorBidi" w:hAnsiTheme="majorBidi" w:cstheme="majorBidi"/>
-          <w:sz w:val="28"/>
-          <w:szCs w:val="28"/>
-        </w:rPr>
-        <w:t>Kubelet</w:t>
+          <w:b/>
+          <w:bCs/>
+          <w:i/>
+          <w:iCs/>
+          <w:sz w:val="28"/>
+          <w:szCs w:val="28"/>
+        </w:rPr>
+        <w:t>cni</w:t>
       </w:r>
       <w:proofErr w:type="spellEnd"/>
       <w:r>
         <w:rPr>
           <w:rFonts w:asciiTheme="majorBidi" w:hAnsiTheme="majorBidi" w:cstheme="majorBidi"/>
-          <w:sz w:val="28"/>
-          <w:szCs w:val="28"/>
-        </w:rPr>
-        <w:t>: “A new Pod is starting. Here is its network namespace.</w:t>
+          <w:b/>
+          <w:bCs/>
+          <w:i/>
+          <w:iCs/>
+          <w:sz w:val="28"/>
+          <w:szCs w:val="28"/>
+        </w:rPr>
+        <w:t>/bin/</w:t>
+      </w:r>
+      <w:proofErr w:type="spellStart"/>
+      <w:r>
+        <w:rPr>
+          <w:rFonts w:asciiTheme="majorBidi" w:hAnsiTheme="majorBidi" w:cstheme="majorBidi"/>
+          <w:b/>
+          <w:bCs/>
+          <w:i/>
+          <w:iCs/>
+          <w:sz w:val="28"/>
+          <w:szCs w:val="28"/>
+        </w:rPr>
+        <w:t>portmap</w:t>
+      </w:r>
+      <w:proofErr w:type="spellEnd"/>
+    </w:p>
+    <w:p>
+      <w:pPr>
+        <w:rPr>
+          <w:rFonts w:asciiTheme="majorBidi" w:hAnsiTheme="majorBidi" w:cstheme="majorBidi"/>
+          <w:sz w:val="28"/>
+          <w:szCs w:val="28"/>
+        </w:rPr>
+      </w:pPr>
+      <w:r>
+        <w:rPr>
+          <w:rFonts w:asciiTheme="majorBidi" w:hAnsiTheme="majorBidi" w:cstheme="majorBidi"/>
+          <w:sz w:val="28"/>
+          <w:szCs w:val="28"/>
+        </w:rPr>
+        <w:t>CNI plugins are executable binaries, not daemons.</w:t>
       </w:r>
       <w:r>
         <w:rPr>
@@ -1676,25 +2620,46 @@
           <w:sz w:val="28"/>
           <w:szCs w:val="28"/>
         </w:rPr>
-        <w:t>CNI plugin, here’s a JSON file. Create networking for this Pod.”</w:t>
-      </w:r>
-    </w:p>
-    <w:p>
-      <w:pPr>
-        <w:spacing w:after="60"/>
-        <w:rPr>
-          <w:rFonts w:asciiTheme="majorBidi" w:hAnsiTheme="majorBidi" w:cstheme="majorBidi"/>
-          <w:sz w:val="28"/>
-          <w:szCs w:val="28"/>
-        </w:rPr>
-      </w:pPr>
-      <w:r>
-        <w:rPr>
-          <w:rFonts w:asciiTheme="majorBidi" w:hAnsiTheme="majorBidi" w:cstheme="majorBidi"/>
-          <w:sz w:val="28"/>
-          <w:szCs w:val="28"/>
-        </w:rPr>
-        <w:t>CNI plugin (Calico, Flannel, Cilium, etc.) is responsible for:</w:t>
+        <w:t>They run, configure networking, then exit.</w:t>
+      </w:r>
+    </w:p>
+    <w:p>
+      <w:pPr>
+        <w:rPr>
+          <w:rFonts w:asciiTheme="majorBidi" w:hAnsiTheme="majorBidi" w:cstheme="majorBidi"/>
+          <w:b/>
+          <w:bCs/>
+          <w:sz w:val="36"/>
+          <w:szCs w:val="36"/>
+        </w:rPr>
+      </w:pPr>
+      <w:r>
+        <w:rPr>
+          <w:rFonts w:asciiTheme="majorBidi" w:hAnsiTheme="majorBidi" w:cstheme="majorBidi"/>
+          <w:b/>
+          <w:bCs/>
+          <w:sz w:val="36"/>
+          <w:szCs w:val="36"/>
+        </w:rPr>
+        <w:t>What Happens When a Pod is Created</w:t>
+      </w:r>
+    </w:p>
+    <w:p>
+      <w:pPr>
+        <w:spacing w:after="120"/>
+        <w:rPr>
+          <w:rFonts w:asciiTheme="majorBidi" w:hAnsiTheme="majorBidi" w:cstheme="majorBidi"/>
+          <w:sz w:val="28"/>
+          <w:szCs w:val="28"/>
+        </w:rPr>
+      </w:pPr>
+      <w:r>
+        <w:rPr>
+          <w:rFonts w:asciiTheme="majorBidi" w:hAnsiTheme="majorBidi" w:cstheme="majorBidi"/>
+          <w:sz w:val="28"/>
+          <w:szCs w:val="28"/>
+        </w:rPr>
+        <w:t>This is the exact sequence:</w:t>
       </w:r>
     </w:p>
     <w:p>
@@ -1704,20 +2669,99 @@
           <w:ilvl w:val="0"/>
           <w:numId w:val="57"/>
         </w:numPr>
+        <w:spacing w:after="60"/>
         <w:ind w:left="360"/>
         <w:rPr>
           <w:rFonts w:asciiTheme="majorBidi" w:hAnsiTheme="majorBidi" w:cstheme="majorBidi"/>
-          <w:sz w:val="28"/>
-          <w:szCs w:val="28"/>
-        </w:rPr>
-      </w:pPr>
-      <w:r>
-        <w:rPr>
-          <w:rFonts w:asciiTheme="majorBidi" w:hAnsiTheme="majorBidi" w:cstheme="majorBidi"/>
-          <w:sz w:val="28"/>
-          <w:szCs w:val="28"/>
-        </w:rPr>
-        <w:t>giving the Pod an IP</w:t>
+          <w:b/>
+          <w:bCs/>
+          <w:sz w:val="28"/>
+          <w:szCs w:val="28"/>
+        </w:rPr>
+      </w:pPr>
+      <w:r>
+        <w:rPr>
+          <w:rFonts w:asciiTheme="majorBidi" w:hAnsiTheme="majorBidi" w:cstheme="majorBidi"/>
+          <w:b/>
+          <w:bCs/>
+          <w:sz w:val="28"/>
+          <w:szCs w:val="28"/>
+        </w:rPr>
+        <w:t>Step 1 - Runtime creates Pod network namespace</w:t>
+      </w:r>
+    </w:p>
+    <w:p>
+      <w:pPr>
+        <w:ind w:left="360"/>
+        <w:rPr>
+          <w:rFonts w:asciiTheme="majorBidi" w:hAnsiTheme="majorBidi" w:cstheme="majorBidi"/>
+          <w:sz w:val="28"/>
+          <w:szCs w:val="28"/>
+        </w:rPr>
+      </w:pPr>
+      <w:proofErr w:type="spellStart"/>
+      <w:r>
+        <w:rPr>
+          <w:rFonts w:asciiTheme="majorBidi" w:hAnsiTheme="majorBidi" w:cstheme="majorBidi"/>
+          <w:sz w:val="28"/>
+          <w:szCs w:val="28"/>
+        </w:rPr>
+        <w:t>containerd</w:t>
+      </w:r>
+      <w:proofErr w:type="spellEnd"/>
+      <w:r>
+        <w:rPr>
+          <w:rFonts w:asciiTheme="majorBidi" w:hAnsiTheme="majorBidi" w:cstheme="majorBidi"/>
+          <w:sz w:val="28"/>
+          <w:szCs w:val="28"/>
+        </w:rPr>
+        <w:t xml:space="preserve"> / CRI-O creates:</w:t>
+      </w:r>
+      <w:r>
+        <w:rPr>
+          <w:rFonts w:asciiTheme="majorBidi" w:hAnsiTheme="majorBidi" w:cstheme="majorBidi"/>
+          <w:sz w:val="28"/>
+          <w:szCs w:val="28"/>
+        </w:rPr>
+        <w:t xml:space="preserve"> </w:t>
+      </w:r>
+      <w:r>
+        <w:rPr>
+          <w:rFonts w:asciiTheme="majorBidi" w:hAnsiTheme="majorBidi" w:cstheme="majorBidi"/>
+          <w:b/>
+          <w:bCs/>
+          <w:i/>
+          <w:iCs/>
+          <w:sz w:val="28"/>
+          <w:szCs w:val="28"/>
+        </w:rPr>
+        <w:t>/var/run/</w:t>
+      </w:r>
+      <w:proofErr w:type="spellStart"/>
+      <w:r>
+        <w:rPr>
+          <w:rFonts w:asciiTheme="majorBidi" w:hAnsiTheme="majorBidi" w:cstheme="majorBidi"/>
+          <w:b/>
+          <w:bCs/>
+          <w:i/>
+          <w:iCs/>
+          <w:sz w:val="28"/>
+          <w:szCs w:val="28"/>
+        </w:rPr>
+        <w:t>netns</w:t>
+      </w:r>
+      <w:proofErr w:type="spellEnd"/>
+      <w:r>
+        <w:rPr>
+          <w:rFonts w:asciiTheme="majorBidi" w:hAnsiTheme="majorBidi" w:cstheme="majorBidi"/>
+          <w:b/>
+          <w:bCs/>
+          <w:i/>
+          <w:iCs/>
+          <w:sz w:val="28"/>
+          <w:szCs w:val="28"/>
+        </w:rPr>
+        <w:t>/&lt;pod-id&gt;</w:t>
       </w:r>
     </w:p>
     <w:p>
@@ -1727,1139 +2771,25 @@
           <w:ilvl w:val="0"/>
           <w:numId w:val="57"/>
         </w:numPr>
-        <w:ind w:left="360"/>
-        <w:rPr>
-          <w:rFonts w:asciiTheme="majorBidi" w:hAnsiTheme="majorBidi" w:cstheme="majorBidi"/>
-          <w:sz w:val="28"/>
-          <w:szCs w:val="28"/>
-        </w:rPr>
-      </w:pPr>
-      <w:r>
-        <w:rPr>
-          <w:rFonts w:asciiTheme="majorBidi" w:hAnsiTheme="majorBidi" w:cstheme="majorBidi"/>
-          <w:sz w:val="28"/>
-          <w:szCs w:val="28"/>
-        </w:rPr>
-        <w:t xml:space="preserve">creating </w:t>
-      </w:r>
-      <w:proofErr w:type="spellStart"/>
-      <w:r>
-        <w:rPr>
-          <w:rFonts w:asciiTheme="majorBidi" w:hAnsiTheme="majorBidi" w:cstheme="majorBidi"/>
-          <w:sz w:val="28"/>
-          <w:szCs w:val="28"/>
-        </w:rPr>
-        <w:t>veth</w:t>
-      </w:r>
-      <w:proofErr w:type="spellEnd"/>
-      <w:r>
-        <w:rPr>
-          <w:rFonts w:asciiTheme="majorBidi" w:hAnsiTheme="majorBidi" w:cstheme="majorBidi"/>
-          <w:sz w:val="28"/>
-          <w:szCs w:val="28"/>
-        </w:rPr>
-        <w:t xml:space="preserve"> pairs</w:t>
-      </w:r>
-    </w:p>
-    <w:p>
-      <w:pPr>
-        <w:pStyle w:val="ListParagraph"/>
-        <w:numPr>
-          <w:ilvl w:val="0"/>
-          <w:numId w:val="57"/>
-        </w:numPr>
-        <w:ind w:left="360"/>
-        <w:rPr>
-          <w:rFonts w:asciiTheme="majorBidi" w:hAnsiTheme="majorBidi" w:cstheme="majorBidi"/>
-          <w:sz w:val="28"/>
-          <w:szCs w:val="28"/>
-        </w:rPr>
-      </w:pPr>
-      <w:r>
-        <w:rPr>
-          <w:rFonts w:asciiTheme="majorBidi" w:hAnsiTheme="majorBidi" w:cstheme="majorBidi"/>
-          <w:sz w:val="28"/>
-          <w:szCs w:val="28"/>
-        </w:rPr>
-        <w:t>attaching Pod to the node’s network</w:t>
-      </w:r>
-    </w:p>
-    <w:p>
-      <w:pPr>
-        <w:pStyle w:val="ListParagraph"/>
-        <w:numPr>
-          <w:ilvl w:val="0"/>
-          <w:numId w:val="57"/>
-        </w:numPr>
-        <w:ind w:left="360"/>
-        <w:rPr>
-          <w:rFonts w:asciiTheme="majorBidi" w:hAnsiTheme="majorBidi" w:cstheme="majorBidi"/>
-          <w:sz w:val="28"/>
-          <w:szCs w:val="28"/>
-        </w:rPr>
-      </w:pPr>
-      <w:r>
-        <w:rPr>
-          <w:rFonts w:asciiTheme="majorBidi" w:hAnsiTheme="majorBidi" w:cstheme="majorBidi"/>
-          <w:sz w:val="28"/>
-          <w:szCs w:val="28"/>
-        </w:rPr>
-        <w:t>wiring routing/encapsulation/firewall rules</w:t>
-      </w:r>
-    </w:p>
-    <w:p>
-      <w:pPr>
-        <w:pStyle w:val="ListParagraph"/>
-        <w:numPr>
-          <w:ilvl w:val="0"/>
-          <w:numId w:val="57"/>
-        </w:numPr>
-        <w:ind w:left="360"/>
-        <w:jc w:val="both"/>
-        <w:rPr>
-          <w:rFonts w:asciiTheme="majorBidi" w:hAnsiTheme="majorBidi" w:cstheme="majorBidi"/>
-          <w:sz w:val="28"/>
-          <w:szCs w:val="28"/>
-        </w:rPr>
-      </w:pPr>
-      <w:r>
-        <w:rPr>
-          <w:rFonts w:asciiTheme="majorBidi" w:hAnsiTheme="majorBidi" w:cstheme="majorBidi"/>
-          <w:sz w:val="28"/>
-          <w:szCs w:val="28"/>
-        </w:rPr>
-        <w:t>removing networking when Pod is deleted</w:t>
-      </w:r>
-    </w:p>
-    <w:p>
-      <w:pPr>
-        <w:spacing w:after="120"/>
-        <w:rPr>
-          <w:rFonts w:asciiTheme="majorBidi" w:hAnsiTheme="majorBidi" w:cstheme="majorBidi"/>
-          <w:b/>
-          <w:bCs/>
-          <w:sz w:val="32"/>
-          <w:szCs w:val="32"/>
-        </w:rPr>
-      </w:pPr>
-      <w:r>
-        <w:rPr>
-          <w:rFonts w:asciiTheme="majorBidi" w:hAnsiTheme="majorBidi" w:cstheme="majorBidi"/>
-          <w:b/>
-          <w:bCs/>
-          <w:sz w:val="32"/>
-          <w:szCs w:val="32"/>
-        </w:rPr>
-        <w:t>Who Calls CNI</w:t>
-      </w:r>
-    </w:p>
-    <w:p>
-      <w:pPr>
-        <w:spacing w:after="120"/>
-        <w:rPr>
-          <w:rFonts w:asciiTheme="majorBidi" w:hAnsiTheme="majorBidi" w:cstheme="majorBidi"/>
-          <w:sz w:val="28"/>
-          <w:szCs w:val="28"/>
-        </w:rPr>
-      </w:pPr>
-      <w:r>
-        <w:rPr>
-          <w:rFonts w:asciiTheme="majorBidi" w:hAnsiTheme="majorBidi" w:cstheme="majorBidi"/>
-          <w:sz w:val="28"/>
-          <w:szCs w:val="28"/>
-        </w:rPr>
-        <w:t xml:space="preserve">The </w:t>
-      </w:r>
-      <w:proofErr w:type="spellStart"/>
-      <w:r>
-        <w:rPr>
-          <w:rFonts w:asciiTheme="majorBidi" w:hAnsiTheme="majorBidi" w:cstheme="majorBidi"/>
-          <w:b/>
-          <w:bCs/>
-          <w:sz w:val="28"/>
-          <w:szCs w:val="28"/>
-        </w:rPr>
-        <w:t>kubelet</w:t>
-      </w:r>
-      <w:proofErr w:type="spellEnd"/>
-      <w:r>
-        <w:rPr>
-          <w:rFonts w:asciiTheme="majorBidi" w:hAnsiTheme="majorBidi" w:cstheme="majorBidi"/>
-          <w:sz w:val="28"/>
-          <w:szCs w:val="28"/>
-        </w:rPr>
-        <w:t xml:space="preserve"> calls the CNI plugin.</w:t>
-      </w:r>
-      <w:r>
-        <w:rPr>
-          <w:rFonts w:asciiTheme="majorBidi" w:hAnsiTheme="majorBidi" w:cstheme="majorBidi"/>
-          <w:sz w:val="28"/>
-          <w:szCs w:val="28"/>
-        </w:rPr>
-        <w:t xml:space="preserve"> </w:t>
-      </w:r>
-      <w:r>
-        <w:rPr>
-          <w:rFonts w:asciiTheme="majorBidi" w:hAnsiTheme="majorBidi" w:cstheme="majorBidi"/>
-          <w:sz w:val="28"/>
-          <w:szCs w:val="28"/>
-        </w:rPr>
-        <w:t>NOT:</w:t>
-      </w:r>
-      <w:r>
-        <w:rPr>
-          <w:rFonts w:asciiTheme="majorBidi" w:hAnsiTheme="majorBidi" w:cstheme="majorBidi"/>
-          <w:sz w:val="28"/>
-          <w:szCs w:val="28"/>
-        </w:rPr>
-        <w:t xml:space="preserve"> </w:t>
-      </w:r>
-      <w:proofErr w:type="spellStart"/>
-      <w:r>
-        <w:rPr>
-          <w:rFonts w:asciiTheme="majorBidi" w:hAnsiTheme="majorBidi" w:cstheme="majorBidi"/>
-          <w:sz w:val="28"/>
-          <w:szCs w:val="28"/>
-        </w:rPr>
-        <w:t>kube</w:t>
-      </w:r>
-      <w:proofErr w:type="spellEnd"/>
-      <w:r>
-        <w:rPr>
-          <w:rFonts w:asciiTheme="majorBidi" w:hAnsiTheme="majorBidi" w:cstheme="majorBidi"/>
-          <w:sz w:val="28"/>
-          <w:szCs w:val="28"/>
-        </w:rPr>
-        <w:t>-proxy</w:t>
-      </w:r>
-      <w:r>
-        <w:rPr>
-          <w:rFonts w:asciiTheme="majorBidi" w:hAnsiTheme="majorBidi" w:cstheme="majorBidi"/>
-          <w:sz w:val="28"/>
-          <w:szCs w:val="28"/>
-        </w:rPr>
-        <w:t xml:space="preserve"> or </w:t>
-      </w:r>
-      <w:r>
-        <w:rPr>
-          <w:rFonts w:asciiTheme="majorBidi" w:hAnsiTheme="majorBidi" w:cstheme="majorBidi"/>
-          <w:sz w:val="28"/>
-          <w:szCs w:val="28"/>
-        </w:rPr>
-        <w:t>API server</w:t>
-      </w:r>
-      <w:r>
-        <w:rPr>
-          <w:rFonts w:asciiTheme="majorBidi" w:hAnsiTheme="majorBidi" w:cstheme="majorBidi"/>
-          <w:sz w:val="28"/>
-          <w:szCs w:val="28"/>
-        </w:rPr>
-        <w:t xml:space="preserve"> or </w:t>
-      </w:r>
-      <w:r>
-        <w:rPr>
-          <w:rFonts w:asciiTheme="majorBidi" w:hAnsiTheme="majorBidi" w:cstheme="majorBidi"/>
-          <w:sz w:val="28"/>
-          <w:szCs w:val="28"/>
-        </w:rPr>
-        <w:t>scheduler</w:t>
-      </w:r>
-      <w:r>
-        <w:rPr>
-          <w:rFonts w:asciiTheme="majorBidi" w:hAnsiTheme="majorBidi" w:cstheme="majorBidi"/>
-          <w:sz w:val="28"/>
-          <w:szCs w:val="28"/>
-        </w:rPr>
-        <w:t>, o</w:t>
-      </w:r>
-      <w:r>
-        <w:rPr>
-          <w:rFonts w:asciiTheme="majorBidi" w:hAnsiTheme="majorBidi" w:cstheme="majorBidi"/>
-          <w:sz w:val="28"/>
-          <w:szCs w:val="28"/>
-        </w:rPr>
-        <w:t xml:space="preserve">nly the </w:t>
-      </w:r>
-      <w:proofErr w:type="spellStart"/>
-      <w:r>
-        <w:rPr>
-          <w:rFonts w:asciiTheme="majorBidi" w:hAnsiTheme="majorBidi" w:cstheme="majorBidi"/>
-          <w:sz w:val="28"/>
-          <w:szCs w:val="28"/>
-        </w:rPr>
-        <w:t>kubelet</w:t>
-      </w:r>
-      <w:proofErr w:type="spellEnd"/>
-      <w:r>
-        <w:rPr>
-          <w:rFonts w:asciiTheme="majorBidi" w:hAnsiTheme="majorBidi" w:cstheme="majorBidi"/>
-          <w:sz w:val="28"/>
-          <w:szCs w:val="28"/>
-        </w:rPr>
-        <w:t xml:space="preserve"> handles Pod sandbox creation.</w:t>
-      </w:r>
-    </w:p>
-    <w:p>
-      <w:pPr>
-        <w:spacing w:after="60"/>
-        <w:rPr>
-          <w:rFonts w:asciiTheme="majorBidi" w:hAnsiTheme="majorBidi" w:cstheme="majorBidi"/>
-          <w:sz w:val="28"/>
-          <w:szCs w:val="28"/>
-        </w:rPr>
-      </w:pPr>
-      <w:r>
-        <w:rPr>
-          <w:rFonts w:asciiTheme="majorBidi" w:hAnsiTheme="majorBidi" w:cstheme="majorBidi"/>
-          <w:sz w:val="28"/>
-          <w:szCs w:val="28"/>
-        </w:rPr>
-        <w:t>When a Pod starts:</w:t>
-      </w:r>
-    </w:p>
-    <w:p>
-      <w:pPr>
-        <w:pStyle w:val="ListParagraph"/>
-        <w:numPr>
-          <w:ilvl w:val="0"/>
-          <w:numId w:val="58"/>
-        </w:numPr>
-        <w:ind w:left="360"/>
-        <w:rPr>
-          <w:rFonts w:asciiTheme="majorBidi" w:hAnsiTheme="majorBidi" w:cstheme="majorBidi"/>
-          <w:sz w:val="28"/>
-          <w:szCs w:val="28"/>
-        </w:rPr>
-      </w:pPr>
-      <w:r>
-        <w:rPr>
-          <w:rFonts w:asciiTheme="majorBidi" w:hAnsiTheme="majorBidi" w:cstheme="majorBidi"/>
-          <w:sz w:val="28"/>
-          <w:szCs w:val="28"/>
-        </w:rPr>
-        <w:t xml:space="preserve">CRI (container runtime, e.g. </w:t>
-      </w:r>
-      <w:proofErr w:type="spellStart"/>
-      <w:r>
-        <w:rPr>
-          <w:rFonts w:asciiTheme="majorBidi" w:hAnsiTheme="majorBidi" w:cstheme="majorBidi"/>
-          <w:sz w:val="28"/>
-          <w:szCs w:val="28"/>
-        </w:rPr>
-        <w:t>containerd</w:t>
-      </w:r>
-      <w:proofErr w:type="spellEnd"/>
-      <w:r>
-        <w:rPr>
-          <w:rFonts w:asciiTheme="majorBidi" w:hAnsiTheme="majorBidi" w:cstheme="majorBidi"/>
-          <w:sz w:val="28"/>
-          <w:szCs w:val="28"/>
-        </w:rPr>
-        <w:t>) creates a new network namespace for the pod</w:t>
-      </w:r>
-    </w:p>
-    <w:p>
-      <w:pPr>
-        <w:pStyle w:val="ListParagraph"/>
-        <w:numPr>
-          <w:ilvl w:val="0"/>
-          <w:numId w:val="58"/>
-        </w:numPr>
-        <w:ind w:left="360"/>
-        <w:rPr>
-          <w:rFonts w:asciiTheme="majorBidi" w:hAnsiTheme="majorBidi" w:cstheme="majorBidi"/>
-          <w:sz w:val="28"/>
-          <w:szCs w:val="28"/>
-        </w:rPr>
-      </w:pPr>
-      <w:proofErr w:type="spellStart"/>
-      <w:r>
-        <w:rPr>
-          <w:rFonts w:asciiTheme="majorBidi" w:hAnsiTheme="majorBidi" w:cstheme="majorBidi"/>
-          <w:sz w:val="28"/>
-          <w:szCs w:val="28"/>
-        </w:rPr>
-        <w:t>kubelet</w:t>
-      </w:r>
-      <w:proofErr w:type="spellEnd"/>
-      <w:r>
-        <w:rPr>
-          <w:rFonts w:asciiTheme="majorBidi" w:hAnsiTheme="majorBidi" w:cstheme="majorBidi"/>
-          <w:sz w:val="28"/>
-          <w:szCs w:val="28"/>
-        </w:rPr>
-        <w:t xml:space="preserve"> runs the CNI plugin binary</w:t>
-      </w:r>
-    </w:p>
-    <w:p>
-      <w:pPr>
-        <w:pStyle w:val="ListParagraph"/>
-        <w:numPr>
-          <w:ilvl w:val="0"/>
-          <w:numId w:val="58"/>
-        </w:numPr>
-        <w:ind w:left="360"/>
-        <w:rPr>
-          <w:rFonts w:asciiTheme="majorBidi" w:hAnsiTheme="majorBidi" w:cstheme="majorBidi"/>
-          <w:sz w:val="28"/>
-          <w:szCs w:val="28"/>
-        </w:rPr>
-      </w:pPr>
-      <w:r>
-        <w:rPr>
-          <w:rFonts w:asciiTheme="majorBidi" w:hAnsiTheme="majorBidi" w:cstheme="majorBidi"/>
-          <w:sz w:val="28"/>
-          <w:szCs w:val="28"/>
-        </w:rPr>
-        <w:t>CNI plugin receives the namespace path + configuration</w:t>
-      </w:r>
-    </w:p>
-    <w:p>
-      <w:pPr>
-        <w:pStyle w:val="ListParagraph"/>
-        <w:numPr>
-          <w:ilvl w:val="0"/>
-          <w:numId w:val="58"/>
-        </w:numPr>
         <w:spacing w:after="60"/>
         <w:ind w:left="360"/>
         <w:rPr>
           <w:rFonts w:asciiTheme="majorBidi" w:hAnsiTheme="majorBidi" w:cstheme="majorBidi"/>
-          <w:sz w:val="28"/>
-          <w:szCs w:val="28"/>
-        </w:rPr>
-      </w:pPr>
-      <w:r>
-        <w:rPr>
-          <w:rFonts w:asciiTheme="majorBidi" w:hAnsiTheme="majorBidi" w:cstheme="majorBidi"/>
-          <w:sz w:val="28"/>
-          <w:szCs w:val="28"/>
-        </w:rPr>
-        <w:t>Plugin sets up networking</w:t>
-      </w:r>
-    </w:p>
-    <w:p>
-      <w:pPr>
-        <w:jc w:val="both"/>
-        <w:rPr>
-          <w:rFonts w:asciiTheme="majorBidi" w:hAnsiTheme="majorBidi" w:cstheme="majorBidi"/>
-          <w:sz w:val="28"/>
-          <w:szCs w:val="28"/>
-        </w:rPr>
-      </w:pPr>
-      <w:r>
-        <w:rPr>
-          <w:rFonts w:asciiTheme="majorBidi" w:hAnsiTheme="majorBidi" w:cstheme="majorBidi"/>
-          <w:sz w:val="28"/>
-          <w:szCs w:val="28"/>
-        </w:rPr>
-        <w:t xml:space="preserve">When Pod stops, </w:t>
-      </w:r>
-      <w:proofErr w:type="spellStart"/>
-      <w:r>
-        <w:rPr>
-          <w:rFonts w:asciiTheme="majorBidi" w:hAnsiTheme="majorBidi" w:cstheme="majorBidi"/>
-          <w:sz w:val="28"/>
-          <w:szCs w:val="28"/>
-        </w:rPr>
-        <w:t>kubelet</w:t>
-      </w:r>
-      <w:proofErr w:type="spellEnd"/>
-      <w:r>
-        <w:rPr>
-          <w:rFonts w:asciiTheme="majorBidi" w:hAnsiTheme="majorBidi" w:cstheme="majorBidi"/>
-          <w:sz w:val="28"/>
-          <w:szCs w:val="28"/>
-        </w:rPr>
-        <w:t xml:space="preserve"> calls CNI with DEL.</w:t>
-      </w:r>
-    </w:p>
-    <w:p>
-      <w:pPr>
-        <w:rPr>
-          <w:rFonts w:asciiTheme="majorBidi" w:hAnsiTheme="majorBidi" w:cstheme="majorBidi"/>
-          <w:b/>
-          <w:bCs/>
-          <w:sz w:val="32"/>
-          <w:szCs w:val="32"/>
-        </w:rPr>
-      </w:pPr>
-      <w:r>
-        <w:rPr>
-          <w:rFonts w:asciiTheme="majorBidi" w:hAnsiTheme="majorBidi" w:cstheme="majorBidi"/>
-          <w:b/>
-          <w:bCs/>
-          <w:sz w:val="32"/>
-          <w:szCs w:val="32"/>
-        </w:rPr>
-        <w:t>CNI Plugin Architecture (the mental model)</w:t>
-      </w:r>
-      <w:r>
-        <w:rPr>
-          <w:rFonts w:asciiTheme="majorBidi" w:hAnsiTheme="majorBidi" w:cstheme="majorBidi"/>
-          <w:b/>
-          <w:bCs/>
-          <w:sz w:val="32"/>
-          <w:szCs w:val="32"/>
-        </w:rPr>
-        <w:t>:</w:t>
-      </w:r>
-    </w:p>
-    <w:p>
-      <w:pPr>
-        <w:spacing w:after="60"/>
-        <w:rPr>
-          <w:rFonts w:asciiTheme="majorBidi" w:hAnsiTheme="majorBidi" w:cstheme="majorBidi"/>
-          <w:sz w:val="28"/>
-          <w:szCs w:val="28"/>
-        </w:rPr>
-      </w:pPr>
-      <w:r>
-        <w:rPr>
-          <w:rFonts w:asciiTheme="majorBidi" w:hAnsiTheme="majorBidi" w:cstheme="majorBidi"/>
-          <w:sz w:val="28"/>
-          <w:szCs w:val="28"/>
-        </w:rPr>
-        <w:t>Every node has:</w:t>
-      </w:r>
-    </w:p>
-    <w:p>
-      <w:pPr>
-        <w:spacing w:after="0"/>
-        <w:rPr>
-          <w:rFonts w:asciiTheme="majorBidi" w:hAnsiTheme="majorBidi" w:cstheme="majorBidi"/>
-          <w:b/>
-          <w:bCs/>
-          <w:i/>
-          <w:iCs/>
-          <w:sz w:val="28"/>
-          <w:szCs w:val="28"/>
-        </w:rPr>
-      </w:pPr>
-      <w:r>
-        <w:rPr>
-          <w:rFonts w:asciiTheme="majorBidi" w:hAnsiTheme="majorBidi" w:cstheme="majorBidi"/>
-          <w:b/>
-          <w:bCs/>
-          <w:i/>
-          <w:iCs/>
-          <w:sz w:val="28"/>
-          <w:szCs w:val="28"/>
-        </w:rPr>
-        <w:t>/opt/</w:t>
-      </w:r>
-      <w:proofErr w:type="spellStart"/>
-      <w:r>
-        <w:rPr>
-          <w:rFonts w:asciiTheme="majorBidi" w:hAnsiTheme="majorBidi" w:cstheme="majorBidi"/>
-          <w:b/>
-          <w:bCs/>
-          <w:i/>
-          <w:iCs/>
-          <w:sz w:val="28"/>
-          <w:szCs w:val="28"/>
-        </w:rPr>
-        <w:t>cni</w:t>
-      </w:r>
-      <w:proofErr w:type="spellEnd"/>
-      <w:r>
-        <w:rPr>
-          <w:rFonts w:asciiTheme="majorBidi" w:hAnsiTheme="majorBidi" w:cstheme="majorBidi"/>
-          <w:b/>
-          <w:bCs/>
-          <w:i/>
-          <w:iCs/>
-          <w:sz w:val="28"/>
-          <w:szCs w:val="28"/>
-        </w:rPr>
-        <w:t xml:space="preserve">/bin/                    </w:t>
-      </w:r>
-      <w:r>
-        <w:rPr>
-          <w:rFonts w:asciiTheme="majorBidi" w:hAnsiTheme="majorBidi" w:cstheme="majorBidi"/>
-          <w:b/>
-          <w:bCs/>
-          <w:i/>
-          <w:iCs/>
-          <w:sz w:val="28"/>
-          <w:szCs w:val="28"/>
-        </w:rPr>
-        <w:t xml:space="preserve">     </w:t>
-      </w:r>
-      <w:r>
-        <w:rPr>
-          <w:rFonts w:asciiTheme="majorBidi" w:hAnsiTheme="majorBidi" w:cstheme="majorBidi"/>
-          <w:b/>
-          <w:bCs/>
-          <w:i/>
-          <w:iCs/>
-          <w:sz w:val="28"/>
-          <w:szCs w:val="28"/>
-        </w:rPr>
-        <w:t xml:space="preserve">   </w:t>
-      </w:r>
-      <w:r>
-        <w:rPr>
-          <w:rFonts w:asciiTheme="majorBidi" w:hAnsiTheme="majorBidi" w:cstheme="majorBidi"/>
-          <w:b/>
-          <w:bCs/>
-          <w:i/>
-          <w:iCs/>
-          <w:color w:val="808080" w:themeColor="background1" w:themeShade="80"/>
-          <w:sz w:val="28"/>
-          <w:szCs w:val="28"/>
-        </w:rPr>
-        <w:t># plugin executables</w:t>
-      </w:r>
-    </w:p>
-    <w:p>
-      <w:pPr>
-        <w:spacing w:after="60"/>
-        <w:rPr>
-          <w:rFonts w:asciiTheme="majorBidi" w:hAnsiTheme="majorBidi" w:cstheme="majorBidi"/>
-          <w:b/>
-          <w:bCs/>
-          <w:i/>
-          <w:iCs/>
-          <w:sz w:val="28"/>
-          <w:szCs w:val="28"/>
-        </w:rPr>
-      </w:pPr>
-      <w:r>
-        <w:rPr>
-          <w:rFonts w:asciiTheme="majorBidi" w:hAnsiTheme="majorBidi" w:cstheme="majorBidi"/>
-          <w:b/>
-          <w:bCs/>
-          <w:i/>
-          <w:iCs/>
-          <w:sz w:val="28"/>
-          <w:szCs w:val="28"/>
-        </w:rPr>
-        <w:t>/</w:t>
-      </w:r>
-      <w:proofErr w:type="spellStart"/>
-      <w:r>
-        <w:rPr>
-          <w:rFonts w:asciiTheme="majorBidi" w:hAnsiTheme="majorBidi" w:cstheme="majorBidi"/>
-          <w:b/>
-          <w:bCs/>
-          <w:i/>
-          <w:iCs/>
-          <w:sz w:val="28"/>
-          <w:szCs w:val="28"/>
-        </w:rPr>
-        <w:t>etc</w:t>
-      </w:r>
-      <w:proofErr w:type="spellEnd"/>
-      <w:r>
-        <w:rPr>
-          <w:rFonts w:asciiTheme="majorBidi" w:hAnsiTheme="majorBidi" w:cstheme="majorBidi"/>
-          <w:b/>
-          <w:bCs/>
-          <w:i/>
-          <w:iCs/>
-          <w:sz w:val="28"/>
-          <w:szCs w:val="28"/>
-        </w:rPr>
-        <w:t>/</w:t>
-      </w:r>
-      <w:proofErr w:type="spellStart"/>
-      <w:r>
-        <w:rPr>
-          <w:rFonts w:asciiTheme="majorBidi" w:hAnsiTheme="majorBidi" w:cstheme="majorBidi"/>
-          <w:b/>
-          <w:bCs/>
-          <w:i/>
-          <w:iCs/>
-          <w:sz w:val="28"/>
-          <w:szCs w:val="28"/>
-        </w:rPr>
-        <w:t>cni</w:t>
-      </w:r>
-      <w:proofErr w:type="spellEnd"/>
-      <w:r>
-        <w:rPr>
-          <w:rFonts w:asciiTheme="majorBidi" w:hAnsiTheme="majorBidi" w:cstheme="majorBidi"/>
-          <w:b/>
-          <w:bCs/>
-          <w:i/>
-          <w:iCs/>
-          <w:sz w:val="28"/>
-          <w:szCs w:val="28"/>
-        </w:rPr>
-        <w:t>/</w:t>
-      </w:r>
-      <w:proofErr w:type="spellStart"/>
-      <w:r>
-        <w:rPr>
-          <w:rFonts w:asciiTheme="majorBidi" w:hAnsiTheme="majorBidi" w:cstheme="majorBidi"/>
-          <w:b/>
-          <w:bCs/>
-          <w:i/>
-          <w:iCs/>
-          <w:sz w:val="28"/>
-          <w:szCs w:val="28"/>
-        </w:rPr>
-        <w:t>net.d</w:t>
-      </w:r>
-      <w:proofErr w:type="spellEnd"/>
-      <w:r>
-        <w:rPr>
-          <w:rFonts w:asciiTheme="majorBidi" w:hAnsiTheme="majorBidi" w:cstheme="majorBidi"/>
-          <w:b/>
-          <w:bCs/>
-          <w:i/>
-          <w:iCs/>
-          <w:sz w:val="28"/>
-          <w:szCs w:val="28"/>
-        </w:rPr>
-        <w:t xml:space="preserve">/*.conf              </w:t>
-      </w:r>
-      <w:r>
-        <w:rPr>
-          <w:rFonts w:asciiTheme="majorBidi" w:hAnsiTheme="majorBidi" w:cstheme="majorBidi"/>
-          <w:b/>
-          <w:bCs/>
-          <w:i/>
-          <w:iCs/>
-          <w:color w:val="808080" w:themeColor="background1" w:themeShade="80"/>
-          <w:sz w:val="28"/>
-          <w:szCs w:val="28"/>
-        </w:rPr>
-        <w:t xml:space="preserve"> # plugin config</w:t>
-      </w:r>
-    </w:p>
-    <w:p>
-      <w:pPr>
-        <w:spacing w:after="60"/>
-        <w:rPr>
-          <w:rFonts w:asciiTheme="majorBidi" w:hAnsiTheme="majorBidi" w:cstheme="majorBidi"/>
-          <w:sz w:val="28"/>
-          <w:szCs w:val="28"/>
-          <w:u w:val="single"/>
-        </w:rPr>
-      </w:pPr>
-      <w:r>
-        <w:rPr>
-          <w:rFonts w:asciiTheme="majorBidi" w:hAnsiTheme="majorBidi" w:cstheme="majorBidi"/>
-          <w:sz w:val="28"/>
-          <w:szCs w:val="28"/>
-          <w:u w:val="single"/>
-        </w:rPr>
-        <w:t>Example:</w:t>
-      </w:r>
-    </w:p>
-    <w:p>
-      <w:pPr>
-        <w:spacing w:after="0"/>
-        <w:rPr>
-          <w:rFonts w:asciiTheme="majorBidi" w:hAnsiTheme="majorBidi" w:cstheme="majorBidi"/>
-          <w:b/>
-          <w:bCs/>
-          <w:i/>
-          <w:iCs/>
-          <w:sz w:val="28"/>
-          <w:szCs w:val="28"/>
-        </w:rPr>
-      </w:pPr>
-      <w:r>
-        <w:rPr>
-          <w:rFonts w:asciiTheme="majorBidi" w:hAnsiTheme="majorBidi" w:cstheme="majorBidi"/>
-          <w:b/>
-          <w:bCs/>
-          <w:i/>
-          <w:iCs/>
-          <w:sz w:val="28"/>
-          <w:szCs w:val="28"/>
-        </w:rPr>
-        <w:lastRenderedPageBreak/>
-        <w:t>/opt/</w:t>
-      </w:r>
-      <w:proofErr w:type="spellStart"/>
-      <w:r>
-        <w:rPr>
-          <w:rFonts w:asciiTheme="majorBidi" w:hAnsiTheme="majorBidi" w:cstheme="majorBidi"/>
-          <w:b/>
-          <w:bCs/>
-          <w:i/>
-          <w:iCs/>
-          <w:sz w:val="28"/>
-          <w:szCs w:val="28"/>
-        </w:rPr>
-        <w:t>cni</w:t>
-      </w:r>
-      <w:proofErr w:type="spellEnd"/>
-      <w:r>
-        <w:rPr>
-          <w:rFonts w:asciiTheme="majorBidi" w:hAnsiTheme="majorBidi" w:cstheme="majorBidi"/>
-          <w:b/>
-          <w:bCs/>
-          <w:i/>
-          <w:iCs/>
-          <w:sz w:val="28"/>
-          <w:szCs w:val="28"/>
-        </w:rPr>
-        <w:t>/bin/calico</w:t>
-      </w:r>
-    </w:p>
-    <w:p>
-      <w:pPr>
-        <w:spacing w:after="0"/>
-        <w:rPr>
-          <w:rFonts w:asciiTheme="majorBidi" w:hAnsiTheme="majorBidi" w:cstheme="majorBidi"/>
-          <w:b/>
-          <w:bCs/>
-          <w:i/>
-          <w:iCs/>
-          <w:sz w:val="28"/>
-          <w:szCs w:val="28"/>
-        </w:rPr>
-      </w:pPr>
-      <w:r>
-        <w:rPr>
-          <w:rFonts w:asciiTheme="majorBidi" w:hAnsiTheme="majorBidi" w:cstheme="majorBidi"/>
-          <w:b/>
-          <w:bCs/>
-          <w:i/>
-          <w:iCs/>
-          <w:sz w:val="28"/>
-          <w:szCs w:val="28"/>
-        </w:rPr>
-        <w:t>/opt/</w:t>
-      </w:r>
-      <w:proofErr w:type="spellStart"/>
-      <w:r>
-        <w:rPr>
-          <w:rFonts w:asciiTheme="majorBidi" w:hAnsiTheme="majorBidi" w:cstheme="majorBidi"/>
-          <w:b/>
-          <w:bCs/>
-          <w:i/>
-          <w:iCs/>
-          <w:sz w:val="28"/>
-          <w:szCs w:val="28"/>
-        </w:rPr>
-        <w:t>cni</w:t>
-      </w:r>
-      <w:proofErr w:type="spellEnd"/>
-      <w:r>
-        <w:rPr>
-          <w:rFonts w:asciiTheme="majorBidi" w:hAnsiTheme="majorBidi" w:cstheme="majorBidi"/>
-          <w:b/>
-          <w:bCs/>
-          <w:i/>
-          <w:iCs/>
-          <w:sz w:val="28"/>
-          <w:szCs w:val="28"/>
-        </w:rPr>
-        <w:t>/bin/loopback</w:t>
-      </w:r>
-    </w:p>
-    <w:p>
-      <w:pPr>
-        <w:spacing w:after="120"/>
-        <w:rPr>
-          <w:rFonts w:asciiTheme="majorBidi" w:hAnsiTheme="majorBidi" w:cstheme="majorBidi"/>
-          <w:b/>
-          <w:bCs/>
-          <w:i/>
-          <w:iCs/>
-          <w:sz w:val="28"/>
-          <w:szCs w:val="28"/>
-        </w:rPr>
-      </w:pPr>
-      <w:r>
-        <w:rPr>
-          <w:rFonts w:asciiTheme="majorBidi" w:hAnsiTheme="majorBidi" w:cstheme="majorBidi"/>
-          <w:b/>
-          <w:bCs/>
-          <w:i/>
-          <w:iCs/>
-          <w:sz w:val="28"/>
-          <w:szCs w:val="28"/>
-        </w:rPr>
-        <w:t>/opt/</w:t>
-      </w:r>
-      <w:proofErr w:type="spellStart"/>
-      <w:r>
-        <w:rPr>
-          <w:rFonts w:asciiTheme="majorBidi" w:hAnsiTheme="majorBidi" w:cstheme="majorBidi"/>
-          <w:b/>
-          <w:bCs/>
-          <w:i/>
-          <w:iCs/>
-          <w:sz w:val="28"/>
-          <w:szCs w:val="28"/>
-        </w:rPr>
-        <w:t>cni</w:t>
-      </w:r>
-      <w:proofErr w:type="spellEnd"/>
-      <w:r>
-        <w:rPr>
-          <w:rFonts w:asciiTheme="majorBidi" w:hAnsiTheme="majorBidi" w:cstheme="majorBidi"/>
-          <w:b/>
-          <w:bCs/>
-          <w:i/>
-          <w:iCs/>
-          <w:sz w:val="28"/>
-          <w:szCs w:val="28"/>
-        </w:rPr>
-        <w:t>/bin/</w:t>
-      </w:r>
-      <w:proofErr w:type="spellStart"/>
-      <w:r>
-        <w:rPr>
-          <w:rFonts w:asciiTheme="majorBidi" w:hAnsiTheme="majorBidi" w:cstheme="majorBidi"/>
-          <w:b/>
-          <w:bCs/>
-          <w:i/>
-          <w:iCs/>
-          <w:sz w:val="28"/>
-          <w:szCs w:val="28"/>
-        </w:rPr>
-        <w:t>portmap</w:t>
-      </w:r>
-      <w:proofErr w:type="spellEnd"/>
-    </w:p>
-    <w:p>
-      <w:pPr>
-        <w:rPr>
-          <w:rFonts w:asciiTheme="majorBidi" w:hAnsiTheme="majorBidi" w:cstheme="majorBidi"/>
-          <w:sz w:val="28"/>
-          <w:szCs w:val="28"/>
-        </w:rPr>
-      </w:pPr>
-      <w:r>
-        <w:rPr>
-          <w:rFonts w:asciiTheme="majorBidi" w:hAnsiTheme="majorBidi" w:cstheme="majorBidi"/>
-          <w:sz w:val="28"/>
-          <w:szCs w:val="28"/>
-        </w:rPr>
-        <w:t>CNI plugins are executable binaries, not daemons.</w:t>
-      </w:r>
-      <w:r>
-        <w:rPr>
-          <w:rFonts w:asciiTheme="majorBidi" w:hAnsiTheme="majorBidi" w:cstheme="majorBidi"/>
-          <w:sz w:val="28"/>
-          <w:szCs w:val="28"/>
-        </w:rPr>
-        <w:t xml:space="preserve"> </w:t>
-      </w:r>
-      <w:r>
-        <w:rPr>
-          <w:rFonts w:asciiTheme="majorBidi" w:hAnsiTheme="majorBidi" w:cstheme="majorBidi"/>
-          <w:sz w:val="28"/>
-          <w:szCs w:val="28"/>
-        </w:rPr>
-        <w:t>They run, configure networking, then exit.</w:t>
-      </w:r>
-    </w:p>
-    <w:p>
-      <w:pPr>
-        <w:rPr>
-          <w:rFonts w:asciiTheme="majorBidi" w:hAnsiTheme="majorBidi" w:cstheme="majorBidi"/>
-          <w:b/>
-          <w:bCs/>
-          <w:sz w:val="36"/>
-          <w:szCs w:val="36"/>
-        </w:rPr>
-      </w:pPr>
-      <w:r>
-        <w:rPr>
-          <w:rFonts w:asciiTheme="majorBidi" w:hAnsiTheme="majorBidi" w:cstheme="majorBidi"/>
-          <w:b/>
-          <w:bCs/>
-          <w:sz w:val="36"/>
-          <w:szCs w:val="36"/>
-        </w:rPr>
-        <w:t>What Happens When a Pod is Created</w:t>
-      </w:r>
-    </w:p>
-    <w:p>
-      <w:pPr>
-        <w:spacing w:after="120"/>
-        <w:rPr>
-          <w:rFonts w:asciiTheme="majorBidi" w:hAnsiTheme="majorBidi" w:cstheme="majorBidi"/>
-          <w:sz w:val="28"/>
-          <w:szCs w:val="28"/>
-        </w:rPr>
-      </w:pPr>
-      <w:r>
-        <w:rPr>
-          <w:rFonts w:asciiTheme="majorBidi" w:hAnsiTheme="majorBidi" w:cstheme="majorBidi"/>
-          <w:sz w:val="28"/>
-          <w:szCs w:val="28"/>
-        </w:rPr>
-        <w:t>This is the exact sequence:</w:t>
-      </w:r>
-    </w:p>
-    <w:p>
-      <w:pPr>
-        <w:pStyle w:val="ListParagraph"/>
-        <w:numPr>
-          <w:ilvl w:val="0"/>
-          <w:numId w:val="59"/>
-        </w:numPr>
-        <w:spacing w:after="60"/>
-        <w:ind w:left="360"/>
-        <w:rPr>
-          <w:rFonts w:asciiTheme="majorBidi" w:hAnsiTheme="majorBidi" w:cstheme="majorBidi"/>
-          <w:b/>
-          <w:bCs/>
-          <w:sz w:val="28"/>
-          <w:szCs w:val="28"/>
-        </w:rPr>
-      </w:pPr>
-      <w:r>
-        <w:rPr>
-          <w:rFonts w:asciiTheme="majorBidi" w:hAnsiTheme="majorBidi" w:cstheme="majorBidi"/>
-          <w:b/>
-          <w:bCs/>
-          <w:sz w:val="28"/>
-          <w:szCs w:val="28"/>
-        </w:rPr>
-        <w:t xml:space="preserve">Step 1 </w:t>
-      </w:r>
-      <w:r>
-        <w:rPr>
-          <w:rFonts w:asciiTheme="majorBidi" w:hAnsiTheme="majorBidi" w:cstheme="majorBidi"/>
-          <w:b/>
-          <w:bCs/>
-          <w:sz w:val="28"/>
-          <w:szCs w:val="28"/>
-        </w:rPr>
-        <w:t>-</w:t>
-      </w:r>
-      <w:r>
-        <w:rPr>
-          <w:rFonts w:asciiTheme="majorBidi" w:hAnsiTheme="majorBidi" w:cstheme="majorBidi"/>
-          <w:b/>
-          <w:bCs/>
-          <w:sz w:val="28"/>
-          <w:szCs w:val="28"/>
-        </w:rPr>
-        <w:t xml:space="preserve"> Runtime creates Pod network namespace</w:t>
-      </w:r>
-    </w:p>
-    <w:p>
-      <w:pPr>
-        <w:ind w:left="360"/>
-        <w:rPr>
-          <w:rFonts w:asciiTheme="majorBidi" w:hAnsiTheme="majorBidi" w:cstheme="majorBidi"/>
-          <w:sz w:val="28"/>
-          <w:szCs w:val="28"/>
-        </w:rPr>
-      </w:pPr>
-      <w:proofErr w:type="spellStart"/>
-      <w:r>
-        <w:rPr>
-          <w:rFonts w:asciiTheme="majorBidi" w:hAnsiTheme="majorBidi" w:cstheme="majorBidi"/>
-          <w:sz w:val="28"/>
-          <w:szCs w:val="28"/>
-        </w:rPr>
-        <w:t>containerd</w:t>
-      </w:r>
-      <w:proofErr w:type="spellEnd"/>
-      <w:r>
-        <w:rPr>
-          <w:rFonts w:asciiTheme="majorBidi" w:hAnsiTheme="majorBidi" w:cstheme="majorBidi"/>
-          <w:sz w:val="28"/>
-          <w:szCs w:val="28"/>
-        </w:rPr>
-        <w:t xml:space="preserve"> / CRI-O creates:</w:t>
-      </w:r>
-      <w:r>
-        <w:rPr>
-          <w:rFonts w:asciiTheme="majorBidi" w:hAnsiTheme="majorBidi" w:cstheme="majorBidi"/>
-          <w:sz w:val="28"/>
-          <w:szCs w:val="28"/>
-        </w:rPr>
-        <w:t xml:space="preserve"> </w:t>
-      </w:r>
-      <w:r>
-        <w:rPr>
-          <w:rFonts w:asciiTheme="majorBidi" w:hAnsiTheme="majorBidi" w:cstheme="majorBidi"/>
-          <w:b/>
-          <w:bCs/>
-          <w:i/>
-          <w:iCs/>
-          <w:sz w:val="28"/>
-          <w:szCs w:val="28"/>
-        </w:rPr>
-        <w:t>/var/run/</w:t>
-      </w:r>
-      <w:proofErr w:type="spellStart"/>
-      <w:r>
-        <w:rPr>
-          <w:rFonts w:asciiTheme="majorBidi" w:hAnsiTheme="majorBidi" w:cstheme="majorBidi"/>
-          <w:b/>
-          <w:bCs/>
-          <w:i/>
-          <w:iCs/>
-          <w:sz w:val="28"/>
-          <w:szCs w:val="28"/>
-        </w:rPr>
-        <w:t>netns</w:t>
-      </w:r>
-      <w:proofErr w:type="spellEnd"/>
-      <w:r>
-        <w:rPr>
-          <w:rFonts w:asciiTheme="majorBidi" w:hAnsiTheme="majorBidi" w:cstheme="majorBidi"/>
-          <w:b/>
-          <w:bCs/>
-          <w:i/>
-          <w:iCs/>
-          <w:sz w:val="28"/>
-          <w:szCs w:val="28"/>
-        </w:rPr>
-        <w:t>/&lt;pod-id&gt;</w:t>
-      </w:r>
-    </w:p>
-    <w:p>
-      <w:pPr>
-        <w:pStyle w:val="ListParagraph"/>
-        <w:numPr>
-          <w:ilvl w:val="0"/>
-          <w:numId w:val="59"/>
-        </w:numPr>
-        <w:spacing w:after="60"/>
-        <w:ind w:left="360"/>
-        <w:rPr>
-          <w:rFonts w:asciiTheme="majorBidi" w:hAnsiTheme="majorBidi" w:cstheme="majorBidi"/>
-          <w:b/>
-          <w:bCs/>
-          <w:sz w:val="28"/>
-          <w:szCs w:val="28"/>
-        </w:rPr>
-      </w:pPr>
-      <w:r>
-        <w:rPr>
-          <w:rFonts w:asciiTheme="majorBidi" w:hAnsiTheme="majorBidi" w:cstheme="majorBidi"/>
-          <w:b/>
-          <w:bCs/>
-          <w:sz w:val="28"/>
-          <w:szCs w:val="28"/>
-        </w:rPr>
-        <w:t xml:space="preserve">Step 2 </w:t>
-      </w:r>
-      <w:r>
-        <w:rPr>
-          <w:rFonts w:asciiTheme="majorBidi" w:hAnsiTheme="majorBidi" w:cstheme="majorBidi"/>
-          <w:b/>
-          <w:bCs/>
-          <w:sz w:val="28"/>
-          <w:szCs w:val="28"/>
-        </w:rPr>
-        <w:t>-</w:t>
-      </w:r>
-      <w:r>
-        <w:rPr>
-          <w:rFonts w:asciiTheme="majorBidi" w:hAnsiTheme="majorBidi" w:cstheme="majorBidi"/>
-          <w:b/>
-          <w:bCs/>
-          <w:sz w:val="28"/>
-          <w:szCs w:val="28"/>
-        </w:rPr>
-        <w:t xml:space="preserve"> </w:t>
+          <w:b/>
+          <w:bCs/>
+          <w:sz w:val="28"/>
+          <w:szCs w:val="28"/>
+        </w:rPr>
+      </w:pPr>
+      <w:r>
+        <w:rPr>
+          <w:rFonts w:asciiTheme="majorBidi" w:hAnsiTheme="majorBidi" w:cstheme="majorBidi"/>
+          <w:b/>
+          <w:bCs/>
+          <w:sz w:val="28"/>
+          <w:szCs w:val="28"/>
+        </w:rPr>
+        <w:t xml:space="preserve">Step 2 - </w:t>
       </w:r>
       <w:proofErr w:type="spellStart"/>
       <w:r>
@@ -3560,7 +3490,7 @@
         <w:pStyle w:val="ListParagraph"/>
         <w:numPr>
           <w:ilvl w:val="0"/>
-          <w:numId w:val="59"/>
+          <w:numId w:val="57"/>
         </w:numPr>
         <w:spacing w:after="60"/>
         <w:ind w:left="360"/>
@@ -3692,6 +3622,326 @@
           <w:szCs w:val="28"/>
         </w:rPr>
         <w:t>1</w:t>
+      </w:r>
+    </w:p>
+    <w:p>
+      <w:pPr>
+        <w:pStyle w:val="ListParagraph"/>
+        <w:numPr>
+          <w:ilvl w:val="0"/>
+          <w:numId w:val="58"/>
+        </w:numPr>
+        <w:rPr>
+          <w:rFonts w:asciiTheme="majorBidi" w:hAnsiTheme="majorBidi" w:cstheme="majorBidi"/>
+          <w:sz w:val="28"/>
+          <w:szCs w:val="28"/>
+        </w:rPr>
+      </w:pPr>
+      <w:r>
+        <w:rPr>
+          <w:rFonts w:asciiTheme="majorBidi" w:hAnsiTheme="majorBidi" w:cstheme="majorBidi"/>
+          <w:b/>
+          <w:bCs/>
+          <w:i/>
+          <w:iCs/>
+          <w:sz w:val="28"/>
+          <w:szCs w:val="28"/>
+        </w:rPr>
+        <w:t>veth0</w:t>
+      </w:r>
+      <w:r>
+        <w:rPr>
+          <w:rFonts w:asciiTheme="majorBidi" w:hAnsiTheme="majorBidi" w:cstheme="majorBidi"/>
+          <w:sz w:val="28"/>
+          <w:szCs w:val="28"/>
+        </w:rPr>
+        <w:t xml:space="preserve"> goes into Pod’s namespace (becomes eth0)</w:t>
+      </w:r>
+    </w:p>
+    <w:p>
+      <w:pPr>
+        <w:pStyle w:val="ListParagraph"/>
+        <w:numPr>
+          <w:ilvl w:val="0"/>
+          <w:numId w:val="58"/>
+        </w:numPr>
+        <w:rPr>
+          <w:rFonts w:asciiTheme="majorBidi" w:hAnsiTheme="majorBidi" w:cstheme="majorBidi"/>
+          <w:sz w:val="28"/>
+          <w:szCs w:val="28"/>
+        </w:rPr>
+      </w:pPr>
+      <w:r>
+        <w:rPr>
+          <w:rFonts w:asciiTheme="majorBidi" w:hAnsiTheme="majorBidi" w:cstheme="majorBidi"/>
+          <w:b/>
+          <w:bCs/>
+          <w:i/>
+          <w:iCs/>
+          <w:sz w:val="28"/>
+          <w:szCs w:val="28"/>
+        </w:rPr>
+        <w:t>veth1</w:t>
+      </w:r>
+      <w:r>
+        <w:rPr>
+          <w:rFonts w:asciiTheme="majorBidi" w:hAnsiTheme="majorBidi" w:cstheme="majorBidi"/>
+          <w:sz w:val="28"/>
+          <w:szCs w:val="28"/>
+        </w:rPr>
+        <w:t xml:space="preserve"> stays in host namespace (attached to bridge or routed)</w:t>
+      </w:r>
+    </w:p>
+    <w:p>
+      <w:pPr>
+        <w:pStyle w:val="ListParagraph"/>
+        <w:rPr>
+          <w:rFonts w:asciiTheme="majorBidi" w:hAnsiTheme="majorBidi" w:cstheme="majorBidi"/>
+          <w:sz w:val="8"/>
+          <w:szCs w:val="8"/>
+        </w:rPr>
+      </w:pPr>
+    </w:p>
+    <w:p>
+      <w:pPr>
+        <w:pStyle w:val="ListParagraph"/>
+        <w:numPr>
+          <w:ilvl w:val="0"/>
+          <w:numId w:val="57"/>
+        </w:numPr>
+        <w:spacing w:after="60"/>
+        <w:ind w:left="360"/>
+        <w:rPr>
+          <w:rFonts w:asciiTheme="majorBidi" w:hAnsiTheme="majorBidi" w:cstheme="majorBidi"/>
+          <w:b/>
+          <w:bCs/>
+          <w:sz w:val="28"/>
+          <w:szCs w:val="28"/>
+        </w:rPr>
+      </w:pPr>
+      <w:r>
+        <w:rPr>
+          <w:rFonts w:asciiTheme="majorBidi" w:hAnsiTheme="majorBidi" w:cstheme="majorBidi"/>
+          <w:b/>
+          <w:bCs/>
+          <w:sz w:val="28"/>
+          <w:szCs w:val="28"/>
+        </w:rPr>
+        <w:t xml:space="preserve">Step 4 </w:t>
+      </w:r>
+      <w:r>
+        <w:rPr>
+          <w:rFonts w:asciiTheme="majorBidi" w:hAnsiTheme="majorBidi" w:cstheme="majorBidi"/>
+          <w:b/>
+          <w:bCs/>
+          <w:sz w:val="28"/>
+          <w:szCs w:val="28"/>
+        </w:rPr>
+        <w:t>-</w:t>
+      </w:r>
+      <w:r>
+        <w:rPr>
+          <w:rFonts w:asciiTheme="majorBidi" w:hAnsiTheme="majorBidi" w:cstheme="majorBidi"/>
+          <w:b/>
+          <w:bCs/>
+          <w:sz w:val="28"/>
+          <w:szCs w:val="28"/>
+        </w:rPr>
+        <w:t xml:space="preserve"> Plugin assigns the Pod an IP</w:t>
+      </w:r>
+    </w:p>
+    <w:p>
+      <w:pPr>
+        <w:spacing w:after="60"/>
+        <w:ind w:left="360"/>
+        <w:rPr>
+          <w:rFonts w:asciiTheme="majorBidi" w:hAnsiTheme="majorBidi" w:cstheme="majorBidi"/>
+          <w:sz w:val="28"/>
+          <w:szCs w:val="28"/>
+        </w:rPr>
+      </w:pPr>
+      <w:r>
+        <w:rPr>
+          <w:rFonts w:asciiTheme="majorBidi" w:hAnsiTheme="majorBidi" w:cstheme="majorBidi"/>
+          <w:sz w:val="28"/>
+          <w:szCs w:val="28"/>
+        </w:rPr>
+        <w:t>IPAM may be:</w:t>
+      </w:r>
+    </w:p>
+    <w:p>
+      <w:pPr>
+        <w:pStyle w:val="ListParagraph"/>
+        <w:numPr>
+          <w:ilvl w:val="0"/>
+          <w:numId w:val="59"/>
+        </w:numPr>
+        <w:rPr>
+          <w:rFonts w:asciiTheme="majorBidi" w:hAnsiTheme="majorBidi" w:cstheme="majorBidi"/>
+          <w:sz w:val="28"/>
+          <w:szCs w:val="28"/>
+        </w:rPr>
+      </w:pPr>
+      <w:r>
+        <w:rPr>
+          <w:rFonts w:asciiTheme="majorBidi" w:hAnsiTheme="majorBidi" w:cstheme="majorBidi"/>
+          <w:sz w:val="28"/>
+          <w:szCs w:val="28"/>
+        </w:rPr>
+        <w:t>host-local (simple)</w:t>
+      </w:r>
+    </w:p>
+    <w:p>
+      <w:pPr>
+        <w:pStyle w:val="ListParagraph"/>
+        <w:numPr>
+          <w:ilvl w:val="0"/>
+          <w:numId w:val="59"/>
+        </w:numPr>
+        <w:rPr>
+          <w:rFonts w:asciiTheme="majorBidi" w:hAnsiTheme="majorBidi" w:cstheme="majorBidi"/>
+          <w:sz w:val="28"/>
+          <w:szCs w:val="28"/>
+        </w:rPr>
+      </w:pPr>
+      <w:proofErr w:type="spellStart"/>
+      <w:r>
+        <w:rPr>
+          <w:rFonts w:asciiTheme="majorBidi" w:hAnsiTheme="majorBidi" w:cstheme="majorBidi"/>
+          <w:sz w:val="28"/>
+          <w:szCs w:val="28"/>
+        </w:rPr>
+        <w:t>etcd</w:t>
+      </w:r>
+      <w:proofErr w:type="spellEnd"/>
+      <w:r>
+        <w:rPr>
+          <w:rFonts w:asciiTheme="majorBidi" w:hAnsiTheme="majorBidi" w:cstheme="majorBidi"/>
+          <w:sz w:val="28"/>
+          <w:szCs w:val="28"/>
+        </w:rPr>
+        <w:t>-backed (Calico)</w:t>
+      </w:r>
+    </w:p>
+    <w:p>
+      <w:pPr>
+        <w:pStyle w:val="ListParagraph"/>
+        <w:numPr>
+          <w:ilvl w:val="0"/>
+          <w:numId w:val="59"/>
+        </w:numPr>
+        <w:rPr>
+          <w:rFonts w:asciiTheme="majorBidi" w:hAnsiTheme="majorBidi" w:cstheme="majorBidi"/>
+          <w:sz w:val="28"/>
+          <w:szCs w:val="28"/>
+        </w:rPr>
+      </w:pPr>
+      <w:r>
+        <w:rPr>
+          <w:rFonts w:asciiTheme="majorBidi" w:hAnsiTheme="majorBidi" w:cstheme="majorBidi"/>
+          <w:sz w:val="28"/>
+          <w:szCs w:val="28"/>
+        </w:rPr>
+        <w:t>IPAM from the cloud provider</w:t>
+      </w:r>
+    </w:p>
+    <w:p>
+      <w:pPr>
+        <w:pStyle w:val="ListParagraph"/>
+        <w:numPr>
+          <w:ilvl w:val="0"/>
+          <w:numId w:val="59"/>
+        </w:numPr>
+        <w:rPr>
+          <w:rFonts w:asciiTheme="majorBidi" w:hAnsiTheme="majorBidi" w:cstheme="majorBidi"/>
+          <w:sz w:val="28"/>
+          <w:szCs w:val="28"/>
+        </w:rPr>
+      </w:pPr>
+      <w:r>
+        <w:rPr>
+          <w:rFonts w:asciiTheme="majorBidi" w:hAnsiTheme="majorBidi" w:cstheme="majorBidi"/>
+          <w:sz w:val="28"/>
+          <w:szCs w:val="28"/>
+        </w:rPr>
+        <w:t>dual-stack IPv4+IPv6</w:t>
+      </w:r>
+    </w:p>
+    <w:p>
+      <w:pPr>
+        <w:pStyle w:val="ListParagraph"/>
+        <w:rPr>
+          <w:rFonts w:asciiTheme="majorBidi" w:hAnsiTheme="majorBidi" w:cstheme="majorBidi"/>
+          <w:sz w:val="8"/>
+          <w:szCs w:val="8"/>
+        </w:rPr>
+      </w:pPr>
+    </w:p>
+    <w:p>
+      <w:pPr>
+        <w:pStyle w:val="ListParagraph"/>
+        <w:numPr>
+          <w:ilvl w:val="0"/>
+          <w:numId w:val="57"/>
+        </w:numPr>
+        <w:spacing w:after="60"/>
+        <w:ind w:left="360"/>
+        <w:rPr>
+          <w:rFonts w:asciiTheme="majorBidi" w:hAnsiTheme="majorBidi" w:cstheme="majorBidi"/>
+          <w:b/>
+          <w:bCs/>
+          <w:sz w:val="28"/>
+          <w:szCs w:val="28"/>
+        </w:rPr>
+      </w:pPr>
+      <w:r>
+        <w:rPr>
+          <w:rFonts w:asciiTheme="majorBidi" w:hAnsiTheme="majorBidi" w:cstheme="majorBidi"/>
+          <w:b/>
+          <w:bCs/>
+          <w:sz w:val="28"/>
+          <w:szCs w:val="28"/>
+        </w:rPr>
+        <w:t xml:space="preserve">Step 5 </w:t>
+      </w:r>
+      <w:r>
+        <w:rPr>
+          <w:rFonts w:asciiTheme="majorBidi" w:hAnsiTheme="majorBidi" w:cstheme="majorBidi"/>
+          <w:b/>
+          <w:bCs/>
+          <w:sz w:val="28"/>
+          <w:szCs w:val="28"/>
+        </w:rPr>
+        <w:t>-</w:t>
+      </w:r>
+      <w:r>
+        <w:rPr>
+          <w:rFonts w:asciiTheme="majorBidi" w:hAnsiTheme="majorBidi" w:cstheme="majorBidi"/>
+          <w:b/>
+          <w:bCs/>
+          <w:sz w:val="28"/>
+          <w:szCs w:val="28"/>
+        </w:rPr>
+        <w:t xml:space="preserve"> Plugin programs routes</w:t>
+      </w:r>
+    </w:p>
+    <w:p>
+      <w:pPr>
+        <w:spacing w:after="60"/>
+        <w:ind w:left="360"/>
+        <w:rPr>
+          <w:rFonts w:asciiTheme="majorBidi" w:hAnsiTheme="majorBidi" w:cstheme="majorBidi"/>
+          <w:sz w:val="28"/>
+          <w:szCs w:val="28"/>
+        </w:rPr>
+      </w:pPr>
+      <w:r>
+        <w:rPr>
+          <w:rFonts w:asciiTheme="majorBidi" w:hAnsiTheme="majorBidi" w:cstheme="majorBidi"/>
+          <w:sz w:val="28"/>
+          <w:szCs w:val="28"/>
+        </w:rPr>
+        <w:t>Depending on the plugin:</w:t>
       </w:r>
     </w:p>
     <w:p>
@@ -3710,22 +3960,10 @@
       <w:r>
         <w:rPr>
           <w:rFonts w:asciiTheme="majorBidi" w:hAnsiTheme="majorBidi" w:cstheme="majorBidi"/>
-          <w:b/>
-          <w:bCs/>
-          <w:i/>
-          <w:iCs/>
-          <w:sz w:val="28"/>
-          <w:szCs w:val="28"/>
-        </w:rPr>
-        <w:t>veth0</w:t>
-      </w:r>
-      <w:r>
-        <w:rPr>
-          <w:rFonts w:asciiTheme="majorBidi" w:hAnsiTheme="majorBidi" w:cstheme="majorBidi"/>
-          <w:sz w:val="28"/>
-          <w:szCs w:val="28"/>
-        </w:rPr>
-        <w:t xml:space="preserve"> goes into Pod’s namespace (becomes eth0)</w:t>
+          <w:sz w:val="28"/>
+          <w:szCs w:val="28"/>
+        </w:rPr>
+        <w:t>Calico installs BGP routes</w:t>
       </w:r>
     </w:p>
     <w:p>
@@ -3744,99 +3982,168 @@
       <w:r>
         <w:rPr>
           <w:rFonts w:asciiTheme="majorBidi" w:hAnsiTheme="majorBidi" w:cstheme="majorBidi"/>
-          <w:b/>
-          <w:bCs/>
-          <w:i/>
-          <w:iCs/>
-          <w:sz w:val="28"/>
-          <w:szCs w:val="28"/>
-        </w:rPr>
-        <w:t>veth1</w:t>
-      </w:r>
-      <w:r>
-        <w:rPr>
-          <w:rFonts w:asciiTheme="majorBidi" w:hAnsiTheme="majorBidi" w:cstheme="majorBidi"/>
-          <w:sz w:val="28"/>
-          <w:szCs w:val="28"/>
-        </w:rPr>
-        <w:t xml:space="preserve"> stays in host namespace (attached to bridge or routed)</w:t>
-      </w:r>
-    </w:p>
-    <w:p>
-      <w:pPr>
-        <w:pStyle w:val="ListParagraph"/>
-        <w:rPr>
-          <w:rFonts w:asciiTheme="majorBidi" w:hAnsiTheme="majorBidi" w:cstheme="majorBidi"/>
-          <w:sz w:val="8"/>
-          <w:szCs w:val="8"/>
-        </w:rPr>
-      </w:pPr>
+          <w:sz w:val="28"/>
+          <w:szCs w:val="28"/>
+        </w:rPr>
+        <w:t>Flannel creates VXLAN tunnels</w:t>
+      </w:r>
     </w:p>
     <w:p>
       <w:pPr>
         <w:pStyle w:val="ListParagraph"/>
         <w:numPr>
           <w:ilvl w:val="0"/>
-          <w:numId w:val="59"/>
+          <w:numId w:val="60"/>
         </w:numPr>
+        <w:rPr>
+          <w:rFonts w:asciiTheme="majorBidi" w:hAnsiTheme="majorBidi" w:cstheme="majorBidi"/>
+          <w:sz w:val="28"/>
+          <w:szCs w:val="28"/>
+        </w:rPr>
+      </w:pPr>
+      <w:r>
+        <w:rPr>
+          <w:rFonts w:asciiTheme="majorBidi" w:hAnsiTheme="majorBidi" w:cstheme="majorBidi"/>
+          <w:sz w:val="28"/>
+          <w:szCs w:val="28"/>
+        </w:rPr>
+        <w:t xml:space="preserve">Cilium programs </w:t>
+      </w:r>
+      <w:proofErr w:type="spellStart"/>
+      <w:r>
+        <w:rPr>
+          <w:rFonts w:asciiTheme="majorBidi" w:hAnsiTheme="majorBidi" w:cstheme="majorBidi"/>
+          <w:sz w:val="28"/>
+          <w:szCs w:val="28"/>
+        </w:rPr>
+        <w:t>eBPF</w:t>
+      </w:r>
+      <w:proofErr w:type="spellEnd"/>
+      <w:r>
+        <w:rPr>
+          <w:rFonts w:asciiTheme="majorBidi" w:hAnsiTheme="majorBidi" w:cstheme="majorBidi"/>
+          <w:sz w:val="28"/>
+          <w:szCs w:val="28"/>
+        </w:rPr>
+        <w:t xml:space="preserve"> rules</w:t>
+      </w:r>
+    </w:p>
+    <w:p>
+      <w:pPr>
+        <w:pStyle w:val="ListParagraph"/>
+        <w:numPr>
+          <w:ilvl w:val="0"/>
+          <w:numId w:val="57"/>
+        </w:numPr>
+        <w:ind w:left="360"/>
+        <w:rPr>
+          <w:rFonts w:asciiTheme="majorBidi" w:hAnsiTheme="majorBidi" w:cstheme="majorBidi"/>
+          <w:b/>
+          <w:bCs/>
+          <w:sz w:val="28"/>
+          <w:szCs w:val="28"/>
+        </w:rPr>
+      </w:pPr>
+      <w:r>
+        <w:rPr>
+          <w:rFonts w:asciiTheme="majorBidi" w:hAnsiTheme="majorBidi" w:cstheme="majorBidi"/>
+          <w:b/>
+          <w:bCs/>
+          <w:sz w:val="28"/>
+          <w:szCs w:val="28"/>
+        </w:rPr>
+        <w:lastRenderedPageBreak/>
+        <w:t xml:space="preserve">Step 6 </w:t>
+      </w:r>
+      <w:r>
+        <w:rPr>
+          <w:rFonts w:asciiTheme="majorBidi" w:hAnsiTheme="majorBidi" w:cstheme="majorBidi"/>
+          <w:b/>
+          <w:bCs/>
+          <w:sz w:val="28"/>
+          <w:szCs w:val="28"/>
+        </w:rPr>
+        <w:t>-</w:t>
+      </w:r>
+      <w:r>
+        <w:rPr>
+          <w:rFonts w:asciiTheme="majorBidi" w:hAnsiTheme="majorBidi" w:cstheme="majorBidi"/>
+          <w:b/>
+          <w:bCs/>
+          <w:sz w:val="28"/>
+          <w:szCs w:val="28"/>
+        </w:rPr>
+        <w:t xml:space="preserve"> Pod is now reachable from anywhere in the cluster</w:t>
+      </w:r>
+    </w:p>
+    <w:p>
+      <w:pPr>
+        <w:rPr>
+          <w:rFonts w:asciiTheme="majorBidi" w:hAnsiTheme="majorBidi" w:cstheme="majorBidi"/>
+          <w:b/>
+          <w:bCs/>
+          <w:sz w:val="32"/>
+          <w:szCs w:val="32"/>
+        </w:rPr>
+      </w:pPr>
+      <w:r>
+        <w:rPr>
+          <w:rFonts w:asciiTheme="majorBidi" w:hAnsiTheme="majorBidi" w:cstheme="majorBidi"/>
+          <w:b/>
+          <w:bCs/>
+          <w:sz w:val="32"/>
+          <w:szCs w:val="32"/>
+        </w:rPr>
+        <w:t>How Different CNIs Implement Cross‑Node Networking</w:t>
+      </w:r>
+      <w:r>
+        <w:rPr>
+          <w:rFonts w:asciiTheme="majorBidi" w:hAnsiTheme="majorBidi" w:cstheme="majorBidi"/>
+          <w:b/>
+          <w:bCs/>
+          <w:sz w:val="32"/>
+          <w:szCs w:val="32"/>
+        </w:rPr>
+        <w:t>:</w:t>
+      </w:r>
+    </w:p>
+    <w:p>
+      <w:pPr>
+        <w:rPr>
+          <w:rFonts w:asciiTheme="majorBidi" w:hAnsiTheme="majorBidi" w:cstheme="majorBidi"/>
+          <w:sz w:val="28"/>
+          <w:szCs w:val="28"/>
+        </w:rPr>
+      </w:pPr>
+      <w:r>
+        <w:rPr>
+          <w:rFonts w:asciiTheme="majorBidi" w:hAnsiTheme="majorBidi" w:cstheme="majorBidi"/>
+          <w:sz w:val="28"/>
+          <w:szCs w:val="28"/>
+        </w:rPr>
+        <w:t>Different CNI plugins use different data-plane technologies.</w:t>
+      </w:r>
+    </w:p>
+    <w:p>
+      <w:pPr>
         <w:spacing w:after="60"/>
-        <w:ind w:left="360"/>
-        <w:rPr>
-          <w:rFonts w:asciiTheme="majorBidi" w:hAnsiTheme="majorBidi" w:cstheme="majorBidi"/>
-          <w:b/>
-          <w:bCs/>
-          <w:sz w:val="28"/>
-          <w:szCs w:val="28"/>
-        </w:rPr>
-      </w:pPr>
-      <w:r>
-        <w:rPr>
-          <w:rFonts w:asciiTheme="majorBidi" w:hAnsiTheme="majorBidi" w:cstheme="majorBidi"/>
-          <w:b/>
-          <w:bCs/>
-          <w:sz w:val="28"/>
-          <w:szCs w:val="28"/>
-        </w:rPr>
-        <w:t xml:space="preserve">Step 4 </w:t>
-      </w:r>
-      <w:r>
-        <w:rPr>
-          <w:rFonts w:asciiTheme="majorBidi" w:hAnsiTheme="majorBidi" w:cstheme="majorBidi"/>
-          <w:b/>
-          <w:bCs/>
-          <w:sz w:val="28"/>
-          <w:szCs w:val="28"/>
-        </w:rPr>
-        <w:t>-</w:t>
-      </w:r>
-      <w:r>
-        <w:rPr>
-          <w:rFonts w:asciiTheme="majorBidi" w:hAnsiTheme="majorBidi" w:cstheme="majorBidi"/>
-          <w:b/>
-          <w:bCs/>
-          <w:sz w:val="28"/>
-          <w:szCs w:val="28"/>
-        </w:rPr>
-        <w:t xml:space="preserve"> Plugin assigns the Pod an IP</w:t>
-      </w:r>
-    </w:p>
-    <w:p>
-      <w:pPr>
-        <w:spacing w:after="60"/>
-        <w:ind w:left="360"/>
-        <w:rPr>
-          <w:rFonts w:asciiTheme="majorBidi" w:hAnsiTheme="majorBidi" w:cstheme="majorBidi"/>
-          <w:sz w:val="28"/>
-          <w:szCs w:val="28"/>
-        </w:rPr>
-      </w:pPr>
-      <w:r>
-        <w:rPr>
-          <w:rFonts w:asciiTheme="majorBidi" w:hAnsiTheme="majorBidi" w:cstheme="majorBidi"/>
-          <w:sz w:val="28"/>
-          <w:szCs w:val="28"/>
-        </w:rPr>
-        <w:t>IPAM may be:</w:t>
+        <w:rPr>
+          <w:rFonts w:asciiTheme="majorBidi" w:hAnsiTheme="majorBidi" w:cstheme="majorBidi"/>
+          <w:b/>
+          <w:bCs/>
+          <w:sz w:val="28"/>
+          <w:szCs w:val="28"/>
+        </w:rPr>
+      </w:pPr>
+      <w:r>
+        <w:rPr>
+          <w:rFonts w:asciiTheme="majorBidi" w:hAnsiTheme="majorBidi" w:cstheme="majorBidi"/>
+          <w:b/>
+          <w:bCs/>
+          <w:sz w:val="28"/>
+          <w:szCs w:val="28"/>
+        </w:rPr>
+        <w:t>Calico</w:t>
       </w:r>
     </w:p>
     <w:p>
@@ -3846,19 +4153,20 @@
           <w:ilvl w:val="0"/>
           <w:numId w:val="61"/>
         </w:numPr>
-        <w:rPr>
-          <w:rFonts w:asciiTheme="majorBidi" w:hAnsiTheme="majorBidi" w:cstheme="majorBidi"/>
-          <w:sz w:val="28"/>
-          <w:szCs w:val="28"/>
-        </w:rPr>
-      </w:pPr>
-      <w:r>
-        <w:rPr>
-          <w:rFonts w:asciiTheme="majorBidi" w:hAnsiTheme="majorBidi" w:cstheme="majorBidi"/>
-          <w:sz w:val="28"/>
-          <w:szCs w:val="28"/>
-        </w:rPr>
-        <w:t>host-local (simple)</w:t>
+        <w:ind w:left="360"/>
+        <w:rPr>
+          <w:rFonts w:asciiTheme="majorBidi" w:hAnsiTheme="majorBidi" w:cstheme="majorBidi"/>
+          <w:sz w:val="28"/>
+          <w:szCs w:val="28"/>
+        </w:rPr>
+      </w:pPr>
+      <w:r>
+        <w:rPr>
+          <w:rFonts w:asciiTheme="majorBidi" w:hAnsiTheme="majorBidi" w:cstheme="majorBidi"/>
+          <w:sz w:val="28"/>
+          <w:szCs w:val="28"/>
+        </w:rPr>
+        <w:t>Pure L3 routing</w:t>
       </w:r>
     </w:p>
     <w:p>
@@ -3868,29 +4176,20 @@
           <w:ilvl w:val="0"/>
           <w:numId w:val="61"/>
         </w:numPr>
-        <w:rPr>
-          <w:rFonts w:asciiTheme="majorBidi" w:hAnsiTheme="majorBidi" w:cstheme="majorBidi"/>
-          <w:sz w:val="28"/>
-          <w:szCs w:val="28"/>
-        </w:rPr>
-      </w:pPr>
-      <w:proofErr w:type="spellStart"/>
-      <w:r>
-        <w:rPr>
-          <w:rFonts w:asciiTheme="majorBidi" w:hAnsiTheme="majorBidi" w:cstheme="majorBidi"/>
-          <w:sz w:val="28"/>
-          <w:szCs w:val="28"/>
-        </w:rPr>
-        <w:t>etcd</w:t>
-      </w:r>
-      <w:proofErr w:type="spellEnd"/>
-      <w:r>
-        <w:rPr>
-          <w:rFonts w:asciiTheme="majorBidi" w:hAnsiTheme="majorBidi" w:cstheme="majorBidi"/>
-          <w:sz w:val="28"/>
-          <w:szCs w:val="28"/>
-        </w:rPr>
-        <w:t>-backed (Calico)</w:t>
+        <w:ind w:left="360"/>
+        <w:rPr>
+          <w:rFonts w:asciiTheme="majorBidi" w:hAnsiTheme="majorBidi" w:cstheme="majorBidi"/>
+          <w:sz w:val="28"/>
+          <w:szCs w:val="28"/>
+        </w:rPr>
+      </w:pPr>
+      <w:r>
+        <w:rPr>
+          <w:rFonts w:asciiTheme="majorBidi" w:hAnsiTheme="majorBidi" w:cstheme="majorBidi"/>
+          <w:sz w:val="28"/>
+          <w:szCs w:val="28"/>
+        </w:rPr>
+        <w:t>BGP between nodes</w:t>
       </w:r>
     </w:p>
     <w:p>
@@ -3900,19 +4199,20 @@
           <w:ilvl w:val="0"/>
           <w:numId w:val="61"/>
         </w:numPr>
-        <w:rPr>
-          <w:rFonts w:asciiTheme="majorBidi" w:hAnsiTheme="majorBidi" w:cstheme="majorBidi"/>
-          <w:sz w:val="28"/>
-          <w:szCs w:val="28"/>
-        </w:rPr>
-      </w:pPr>
-      <w:r>
-        <w:rPr>
-          <w:rFonts w:asciiTheme="majorBidi" w:hAnsiTheme="majorBidi" w:cstheme="majorBidi"/>
-          <w:sz w:val="28"/>
-          <w:szCs w:val="28"/>
-        </w:rPr>
-        <w:t>IPAM from the cloud provider</w:t>
+        <w:ind w:left="360"/>
+        <w:rPr>
+          <w:rFonts w:asciiTheme="majorBidi" w:hAnsiTheme="majorBidi" w:cstheme="majorBidi"/>
+          <w:sz w:val="28"/>
+          <w:szCs w:val="28"/>
+        </w:rPr>
+      </w:pPr>
+      <w:r>
+        <w:rPr>
+          <w:rFonts w:asciiTheme="majorBidi" w:hAnsiTheme="majorBidi" w:cstheme="majorBidi"/>
+          <w:sz w:val="28"/>
+          <w:szCs w:val="28"/>
+        </w:rPr>
+        <w:t>Optional VXLAN</w:t>
       </w:r>
     </w:p>
     <w:p>
@@ -3922,96 +4222,111 @@
           <w:ilvl w:val="0"/>
           <w:numId w:val="61"/>
         </w:numPr>
-        <w:rPr>
-          <w:rFonts w:asciiTheme="majorBidi" w:hAnsiTheme="majorBidi" w:cstheme="majorBidi"/>
-          <w:sz w:val="28"/>
-          <w:szCs w:val="28"/>
-        </w:rPr>
-      </w:pPr>
-      <w:r>
-        <w:rPr>
-          <w:rFonts w:asciiTheme="majorBidi" w:hAnsiTheme="majorBidi" w:cstheme="majorBidi"/>
-          <w:sz w:val="28"/>
-          <w:szCs w:val="28"/>
-        </w:rPr>
-        <w:t>dual-stack IPv4+IPv6</w:t>
-      </w:r>
-    </w:p>
-    <w:p>
-      <w:pPr>
-        <w:pStyle w:val="ListParagraph"/>
-        <w:rPr>
-          <w:rFonts w:asciiTheme="majorBidi" w:hAnsiTheme="majorBidi" w:cstheme="majorBidi"/>
-          <w:sz w:val="8"/>
-          <w:szCs w:val="8"/>
-        </w:rPr>
-      </w:pPr>
+        <w:ind w:left="360"/>
+        <w:rPr>
+          <w:rFonts w:asciiTheme="majorBidi" w:hAnsiTheme="majorBidi" w:cstheme="majorBidi"/>
+          <w:sz w:val="28"/>
+          <w:szCs w:val="28"/>
+        </w:rPr>
+      </w:pPr>
+      <w:proofErr w:type="spellStart"/>
+      <w:r>
+        <w:rPr>
+          <w:rFonts w:asciiTheme="majorBidi" w:hAnsiTheme="majorBidi" w:cstheme="majorBidi"/>
+          <w:sz w:val="28"/>
+          <w:szCs w:val="28"/>
+        </w:rPr>
+        <w:t>eBPF</w:t>
+      </w:r>
+      <w:proofErr w:type="spellEnd"/>
+      <w:r>
+        <w:rPr>
+          <w:rFonts w:asciiTheme="majorBidi" w:hAnsiTheme="majorBidi" w:cstheme="majorBidi"/>
+          <w:sz w:val="28"/>
+          <w:szCs w:val="28"/>
+        </w:rPr>
+        <w:t xml:space="preserve"> </w:t>
+      </w:r>
+      <w:proofErr w:type="spellStart"/>
+      <w:r>
+        <w:rPr>
+          <w:rFonts w:asciiTheme="majorBidi" w:hAnsiTheme="majorBidi" w:cstheme="majorBidi"/>
+          <w:sz w:val="28"/>
+          <w:szCs w:val="28"/>
+        </w:rPr>
+        <w:t>dataplane</w:t>
+      </w:r>
+      <w:proofErr w:type="spellEnd"/>
+      <w:r>
+        <w:rPr>
+          <w:rFonts w:asciiTheme="majorBidi" w:hAnsiTheme="majorBidi" w:cstheme="majorBidi"/>
+          <w:sz w:val="28"/>
+          <w:szCs w:val="28"/>
+        </w:rPr>
+        <w:t xml:space="preserve"> instead of iptables</w:t>
+      </w:r>
     </w:p>
     <w:p>
       <w:pPr>
         <w:pStyle w:val="ListParagraph"/>
         <w:numPr>
           <w:ilvl w:val="0"/>
-          <w:numId w:val="59"/>
+          <w:numId w:val="61"/>
         </w:numPr>
+        <w:ind w:left="360"/>
+        <w:rPr>
+          <w:rFonts w:asciiTheme="majorBidi" w:hAnsiTheme="majorBidi" w:cstheme="majorBidi"/>
+          <w:sz w:val="28"/>
+          <w:szCs w:val="28"/>
+        </w:rPr>
+      </w:pPr>
+      <w:r>
+        <w:rPr>
+          <w:rFonts w:asciiTheme="majorBidi" w:hAnsiTheme="majorBidi" w:cstheme="majorBidi"/>
+          <w:sz w:val="28"/>
+          <w:szCs w:val="28"/>
+        </w:rPr>
+        <w:t xml:space="preserve">Strong </w:t>
+      </w:r>
+      <w:proofErr w:type="spellStart"/>
+      <w:r>
+        <w:rPr>
+          <w:rFonts w:asciiTheme="majorBidi" w:hAnsiTheme="majorBidi" w:cstheme="majorBidi"/>
+          <w:sz w:val="28"/>
+          <w:szCs w:val="28"/>
+        </w:rPr>
+        <w:t>NetworkPolicy</w:t>
+      </w:r>
+      <w:proofErr w:type="spellEnd"/>
+      <w:r>
+        <w:rPr>
+          <w:rFonts w:asciiTheme="majorBidi" w:hAnsiTheme="majorBidi" w:cstheme="majorBidi"/>
+          <w:sz w:val="28"/>
+          <w:szCs w:val="28"/>
+        </w:rPr>
+        <w:t xml:space="preserve"> support</w:t>
+      </w:r>
+    </w:p>
+    <w:p>
+      <w:pPr>
         <w:spacing w:after="60"/>
-        <w:ind w:left="360"/>
-        <w:rPr>
-          <w:rFonts w:asciiTheme="majorBidi" w:hAnsiTheme="majorBidi" w:cstheme="majorBidi"/>
-          <w:b/>
-          <w:bCs/>
-          <w:sz w:val="28"/>
-          <w:szCs w:val="28"/>
-        </w:rPr>
-      </w:pPr>
-      <w:r>
-        <w:rPr>
-          <w:rFonts w:asciiTheme="majorBidi" w:hAnsiTheme="majorBidi" w:cstheme="majorBidi"/>
-          <w:b/>
-          <w:bCs/>
-          <w:sz w:val="28"/>
-          <w:szCs w:val="28"/>
-        </w:rPr>
-        <w:t xml:space="preserve">Step 5 </w:t>
-      </w:r>
-      <w:r>
-        <w:rPr>
-          <w:rFonts w:asciiTheme="majorBidi" w:hAnsiTheme="majorBidi" w:cstheme="majorBidi"/>
-          <w:b/>
-          <w:bCs/>
-          <w:sz w:val="28"/>
-          <w:szCs w:val="28"/>
-        </w:rPr>
-        <w:t>-</w:t>
-      </w:r>
-      <w:r>
-        <w:rPr>
-          <w:rFonts w:asciiTheme="majorBidi" w:hAnsiTheme="majorBidi" w:cstheme="majorBidi"/>
-          <w:b/>
-          <w:bCs/>
-          <w:sz w:val="28"/>
-          <w:szCs w:val="28"/>
-        </w:rPr>
-        <w:t xml:space="preserve"> Plugin programs routes</w:t>
-      </w:r>
-    </w:p>
-    <w:p>
-      <w:pPr>
-        <w:spacing w:after="60"/>
-        <w:ind w:left="360"/>
-        <w:rPr>
-          <w:rFonts w:asciiTheme="majorBidi" w:hAnsiTheme="majorBidi" w:cstheme="majorBidi"/>
-          <w:sz w:val="28"/>
-          <w:szCs w:val="28"/>
-        </w:rPr>
-      </w:pPr>
-      <w:r>
-        <w:rPr>
-          <w:rFonts w:asciiTheme="majorBidi" w:hAnsiTheme="majorBidi" w:cstheme="majorBidi"/>
-          <w:sz w:val="28"/>
-          <w:szCs w:val="28"/>
-        </w:rPr>
-        <w:t>Depending on the plugin:</w:t>
+        <w:rPr>
+          <w:rFonts w:asciiTheme="majorBidi" w:hAnsiTheme="majorBidi" w:cstheme="majorBidi"/>
+          <w:b/>
+          <w:bCs/>
+          <w:sz w:val="28"/>
+          <w:szCs w:val="28"/>
+        </w:rPr>
+      </w:pPr>
+      <w:r>
+        <w:rPr>
+          <w:rFonts w:asciiTheme="majorBidi" w:hAnsiTheme="majorBidi" w:cstheme="majorBidi"/>
+          <w:b/>
+          <w:bCs/>
+          <w:sz w:val="28"/>
+          <w:szCs w:val="28"/>
+        </w:rPr>
+        <w:t>Flannel</w:t>
       </w:r>
     </w:p>
     <w:p>
@@ -4021,19 +4336,20 @@
           <w:ilvl w:val="0"/>
           <w:numId w:val="62"/>
         </w:numPr>
-        <w:rPr>
-          <w:rFonts w:asciiTheme="majorBidi" w:hAnsiTheme="majorBidi" w:cstheme="majorBidi"/>
-          <w:sz w:val="28"/>
-          <w:szCs w:val="28"/>
-        </w:rPr>
-      </w:pPr>
-      <w:r>
-        <w:rPr>
-          <w:rFonts w:asciiTheme="majorBidi" w:hAnsiTheme="majorBidi" w:cstheme="majorBidi"/>
-          <w:sz w:val="28"/>
-          <w:szCs w:val="28"/>
-        </w:rPr>
-        <w:t>Calico installs BGP routes</w:t>
+        <w:ind w:left="360"/>
+        <w:rPr>
+          <w:rFonts w:asciiTheme="majorBidi" w:hAnsiTheme="majorBidi" w:cstheme="majorBidi"/>
+          <w:sz w:val="28"/>
+          <w:szCs w:val="28"/>
+        </w:rPr>
+      </w:pPr>
+      <w:r>
+        <w:rPr>
+          <w:rFonts w:asciiTheme="majorBidi" w:hAnsiTheme="majorBidi" w:cstheme="majorBidi"/>
+          <w:sz w:val="28"/>
+          <w:szCs w:val="28"/>
+        </w:rPr>
+        <w:t>Simple overlay</w:t>
       </w:r>
     </w:p>
     <w:p>
@@ -4043,20 +4359,31 @@
           <w:ilvl w:val="0"/>
           <w:numId w:val="62"/>
         </w:numPr>
-        <w:rPr>
-          <w:rFonts w:asciiTheme="majorBidi" w:hAnsiTheme="majorBidi" w:cstheme="majorBidi"/>
-          <w:sz w:val="28"/>
-          <w:szCs w:val="28"/>
-        </w:rPr>
-      </w:pPr>
-      <w:r>
-        <w:rPr>
-          <w:rFonts w:asciiTheme="majorBidi" w:hAnsiTheme="majorBidi" w:cstheme="majorBidi"/>
-          <w:sz w:val="28"/>
-          <w:szCs w:val="28"/>
-        </w:rPr>
-        <w:t>Flannel creates VXLAN tunnels</w:t>
-      </w:r>
+        <w:ind w:left="360"/>
+        <w:rPr>
+          <w:rFonts w:asciiTheme="majorBidi" w:hAnsiTheme="majorBidi" w:cstheme="majorBidi"/>
+          <w:sz w:val="28"/>
+          <w:szCs w:val="28"/>
+        </w:rPr>
+      </w:pPr>
+      <w:r>
+        <w:rPr>
+          <w:rFonts w:asciiTheme="majorBidi" w:hAnsiTheme="majorBidi" w:cstheme="majorBidi"/>
+          <w:sz w:val="28"/>
+          <w:szCs w:val="28"/>
+        </w:rPr>
+        <w:t>VXLAN or host-</w:t>
+      </w:r>
+      <w:proofErr w:type="spellStart"/>
+      <w:r>
+        <w:rPr>
+          <w:rFonts w:asciiTheme="majorBidi" w:hAnsiTheme="majorBidi" w:cstheme="majorBidi"/>
+          <w:sz w:val="28"/>
+          <w:szCs w:val="28"/>
+        </w:rPr>
+        <w:t>gw</w:t>
+      </w:r>
+      <w:proofErr w:type="spellEnd"/>
     </w:p>
     <w:p>
       <w:pPr>
@@ -4065,37 +4392,20 @@
           <w:ilvl w:val="0"/>
           <w:numId w:val="62"/>
         </w:numPr>
-        <w:rPr>
-          <w:rFonts w:asciiTheme="majorBidi" w:hAnsiTheme="majorBidi" w:cstheme="majorBidi"/>
-          <w:sz w:val="28"/>
-          <w:szCs w:val="28"/>
-        </w:rPr>
-      </w:pPr>
-      <w:r>
-        <w:rPr>
-          <w:rFonts w:asciiTheme="majorBidi" w:hAnsiTheme="majorBidi" w:cstheme="majorBidi"/>
-          <w:sz w:val="28"/>
-          <w:szCs w:val="28"/>
-        </w:rPr>
-        <w:t xml:space="preserve">Cilium programs </w:t>
-      </w:r>
-      <w:proofErr w:type="spellStart"/>
-      <w:r>
-        <w:rPr>
-          <w:rFonts w:asciiTheme="majorBidi" w:hAnsiTheme="majorBidi" w:cstheme="majorBidi"/>
-          <w:sz w:val="28"/>
-          <w:szCs w:val="28"/>
-        </w:rPr>
-        <w:t>eBPF</w:t>
-      </w:r>
-      <w:proofErr w:type="spellEnd"/>
-      <w:r>
-        <w:rPr>
-          <w:rFonts w:asciiTheme="majorBidi" w:hAnsiTheme="majorBidi" w:cstheme="majorBidi"/>
-          <w:sz w:val="28"/>
-          <w:szCs w:val="28"/>
-        </w:rPr>
-        <w:t xml:space="preserve"> rules</w:t>
+        <w:ind w:left="360"/>
+        <w:rPr>
+          <w:rFonts w:asciiTheme="majorBidi" w:hAnsiTheme="majorBidi" w:cstheme="majorBidi"/>
+          <w:sz w:val="28"/>
+          <w:szCs w:val="28"/>
+        </w:rPr>
+      </w:pPr>
+      <w:r>
+        <w:rPr>
+          <w:rFonts w:asciiTheme="majorBidi" w:hAnsiTheme="majorBidi" w:cstheme="majorBidi"/>
+          <w:sz w:val="28"/>
+          <w:szCs w:val="28"/>
+        </w:rPr>
+        <w:t>Lightweight, good for small/simple clusters</w:t>
       </w:r>
     </w:p>
     <w:p>
@@ -4103,96 +4413,37 @@
         <w:pStyle w:val="ListParagraph"/>
         <w:numPr>
           <w:ilvl w:val="0"/>
-          <w:numId w:val="59"/>
+          <w:numId w:val="62"/>
         </w:numPr>
         <w:ind w:left="360"/>
         <w:rPr>
           <w:rFonts w:asciiTheme="majorBidi" w:hAnsiTheme="majorBidi" w:cstheme="majorBidi"/>
-          <w:b/>
-          <w:bCs/>
-          <w:sz w:val="28"/>
-          <w:szCs w:val="28"/>
-        </w:rPr>
-      </w:pPr>
-      <w:r>
-        <w:rPr>
-          <w:rFonts w:asciiTheme="majorBidi" w:hAnsiTheme="majorBidi" w:cstheme="majorBidi"/>
-          <w:b/>
-          <w:bCs/>
-          <w:sz w:val="28"/>
-          <w:szCs w:val="28"/>
-        </w:rPr>
-        <w:lastRenderedPageBreak/>
-        <w:t xml:space="preserve">Step 6 </w:t>
-      </w:r>
-      <w:r>
-        <w:rPr>
-          <w:rFonts w:asciiTheme="majorBidi" w:hAnsiTheme="majorBidi" w:cstheme="majorBidi"/>
-          <w:b/>
-          <w:bCs/>
-          <w:sz w:val="28"/>
-          <w:szCs w:val="28"/>
-        </w:rPr>
-        <w:t>-</w:t>
-      </w:r>
-      <w:r>
-        <w:rPr>
-          <w:rFonts w:asciiTheme="majorBidi" w:hAnsiTheme="majorBidi" w:cstheme="majorBidi"/>
-          <w:b/>
-          <w:bCs/>
-          <w:sz w:val="28"/>
-          <w:szCs w:val="28"/>
-        </w:rPr>
-        <w:t xml:space="preserve"> Pod is now reachable from anywhere in the cluster</w:t>
-      </w:r>
-    </w:p>
-    <w:p>
-      <w:pPr>
-        <w:rPr>
-          <w:rFonts w:asciiTheme="majorBidi" w:hAnsiTheme="majorBidi" w:cstheme="majorBidi"/>
-          <w:b/>
-          <w:bCs/>
-          <w:sz w:val="32"/>
-          <w:szCs w:val="32"/>
-        </w:rPr>
-      </w:pPr>
-      <w:r>
-        <w:rPr>
-          <w:rFonts w:asciiTheme="majorBidi" w:hAnsiTheme="majorBidi" w:cstheme="majorBidi"/>
-          <w:b/>
-          <w:bCs/>
-          <w:sz w:val="32"/>
-          <w:szCs w:val="32"/>
-        </w:rPr>
-        <w:t>How Different CNIs Implement Cross‑Node Networking</w:t>
-      </w:r>
-      <w:r>
-        <w:rPr>
-          <w:rFonts w:asciiTheme="majorBidi" w:hAnsiTheme="majorBidi" w:cstheme="majorBidi"/>
-          <w:b/>
-          <w:bCs/>
-          <w:sz w:val="32"/>
-          <w:szCs w:val="32"/>
-        </w:rPr>
-        <w:t>:</w:t>
-      </w:r>
-    </w:p>
-    <w:p>
-      <w:pPr>
-        <w:rPr>
-          <w:rFonts w:asciiTheme="majorBidi" w:hAnsiTheme="majorBidi" w:cstheme="majorBidi"/>
-          <w:sz w:val="28"/>
-          <w:szCs w:val="28"/>
-        </w:rPr>
-      </w:pPr>
-      <w:r>
-        <w:rPr>
-          <w:rFonts w:asciiTheme="majorBidi" w:hAnsiTheme="majorBidi" w:cstheme="majorBidi"/>
-          <w:sz w:val="28"/>
-          <w:szCs w:val="28"/>
-        </w:rPr>
-        <w:t>Different CNI plugins use different data-plane technologies.</w:t>
-      </w:r>
+          <w:sz w:val="28"/>
+          <w:szCs w:val="28"/>
+        </w:rPr>
+      </w:pPr>
+      <w:r>
+        <w:rPr>
+          <w:rFonts w:asciiTheme="majorBidi" w:hAnsiTheme="majorBidi" w:cstheme="majorBidi"/>
+          <w:sz w:val="28"/>
+          <w:szCs w:val="28"/>
+        </w:rPr>
+        <w:t xml:space="preserve">No advanced </w:t>
+      </w:r>
+      <w:proofErr w:type="spellStart"/>
+      <w:r>
+        <w:rPr>
+          <w:rFonts w:asciiTheme="majorBidi" w:hAnsiTheme="majorBidi" w:cstheme="majorBidi"/>
+          <w:b/>
+          <w:bCs/>
+          <w:i/>
+          <w:iCs/>
+          <w:sz w:val="28"/>
+          <w:szCs w:val="28"/>
+        </w:rPr>
+        <w:t>NetworkPolicy</w:t>
+      </w:r>
+      <w:proofErr w:type="spellEnd"/>
     </w:p>
     <w:p>
       <w:pPr>
@@ -4213,7 +4464,7 @@
           <w:sz w:val="28"/>
           <w:szCs w:val="28"/>
         </w:rPr>
-        <w:t>Calico</w:t>
+        <w:t>Cilium</w:t>
       </w:r>
     </w:p>
     <w:p>
@@ -4230,13 +4481,23 @@
           <w:szCs w:val="28"/>
         </w:rPr>
       </w:pPr>
-      <w:r>
-        <w:rPr>
-          <w:rFonts w:asciiTheme="majorBidi" w:hAnsiTheme="majorBidi" w:cstheme="majorBidi"/>
-          <w:sz w:val="28"/>
-          <w:szCs w:val="28"/>
-        </w:rPr>
-        <w:t>Pure L3 routing</w:t>
+      <w:proofErr w:type="spellStart"/>
+      <w:r>
+        <w:rPr>
+          <w:rFonts w:asciiTheme="majorBidi" w:hAnsiTheme="majorBidi" w:cstheme="majorBidi"/>
+          <w:sz w:val="28"/>
+          <w:szCs w:val="28"/>
+        </w:rPr>
+        <w:t>eBPF</w:t>
+      </w:r>
+      <w:proofErr w:type="spellEnd"/>
+      <w:r>
+        <w:rPr>
+          <w:rFonts w:asciiTheme="majorBidi" w:hAnsiTheme="majorBidi" w:cstheme="majorBidi"/>
+          <w:sz w:val="28"/>
+          <w:szCs w:val="28"/>
+        </w:rPr>
+        <w:t xml:space="preserve"> everywhere</w:t>
       </w:r>
     </w:p>
     <w:p>
@@ -4259,7 +4520,25 @@
           <w:sz w:val="28"/>
           <w:szCs w:val="28"/>
         </w:rPr>
-        <w:t>BGP between nodes</w:t>
+        <w:t xml:space="preserve">No iptables / no </w:t>
+      </w:r>
+      <w:proofErr w:type="spellStart"/>
+      <w:r>
+        <w:rPr>
+          <w:rFonts w:asciiTheme="majorBidi" w:hAnsiTheme="majorBidi" w:cstheme="majorBidi"/>
+          <w:sz w:val="28"/>
+          <w:szCs w:val="28"/>
+        </w:rPr>
+        <w:t>kube</w:t>
+      </w:r>
+      <w:proofErr w:type="spellEnd"/>
+      <w:r>
+        <w:rPr>
+          <w:rFonts w:asciiTheme="majorBidi" w:hAnsiTheme="majorBidi" w:cstheme="majorBidi"/>
+          <w:sz w:val="28"/>
+          <w:szCs w:val="28"/>
+        </w:rPr>
+        <w:t>-proxy</w:t>
       </w:r>
     </w:p>
     <w:p>
@@ -4282,7 +4561,7 @@
           <w:sz w:val="28"/>
           <w:szCs w:val="28"/>
         </w:rPr>
-        <w:t>Optional VXLAN</w:t>
+        <w:t>High performance</w:t>
       </w:r>
     </w:p>
     <w:p>
@@ -4299,41 +4578,13 @@
           <w:szCs w:val="28"/>
         </w:rPr>
       </w:pPr>
-      <w:proofErr w:type="spellStart"/>
-      <w:r>
-        <w:rPr>
-          <w:rFonts w:asciiTheme="majorBidi" w:hAnsiTheme="majorBidi" w:cstheme="majorBidi"/>
-          <w:sz w:val="28"/>
-          <w:szCs w:val="28"/>
-        </w:rPr>
-        <w:t>eBPF</w:t>
-      </w:r>
-      <w:proofErr w:type="spellEnd"/>
-      <w:r>
-        <w:rPr>
-          <w:rFonts w:asciiTheme="majorBidi" w:hAnsiTheme="majorBidi" w:cstheme="majorBidi"/>
-          <w:sz w:val="28"/>
-          <w:szCs w:val="28"/>
-        </w:rPr>
-        <w:t xml:space="preserve"> </w:t>
-      </w:r>
-      <w:proofErr w:type="spellStart"/>
-      <w:r>
-        <w:rPr>
-          <w:rFonts w:asciiTheme="majorBidi" w:hAnsiTheme="majorBidi" w:cstheme="majorBidi"/>
-          <w:sz w:val="28"/>
-          <w:szCs w:val="28"/>
-        </w:rPr>
-        <w:t>dataplane</w:t>
-      </w:r>
-      <w:proofErr w:type="spellEnd"/>
-      <w:r>
-        <w:rPr>
-          <w:rFonts w:asciiTheme="majorBidi" w:hAnsiTheme="majorBidi" w:cstheme="majorBidi"/>
-          <w:sz w:val="28"/>
-          <w:szCs w:val="28"/>
-        </w:rPr>
-        <w:t xml:space="preserve"> instead of iptables</w:t>
+      <w:r>
+        <w:rPr>
+          <w:rFonts w:asciiTheme="majorBidi" w:hAnsiTheme="majorBidi" w:cstheme="majorBidi"/>
+          <w:sz w:val="28"/>
+          <w:szCs w:val="28"/>
+        </w:rPr>
+        <w:t>Best observability + security</w:t>
       </w:r>
     </w:p>
     <w:p>
@@ -4356,25 +4607,7 @@
           <w:sz w:val="28"/>
           <w:szCs w:val="28"/>
         </w:rPr>
-        <w:t xml:space="preserve">Strong </w:t>
-      </w:r>
-      <w:proofErr w:type="spellStart"/>
-      <w:r>
-        <w:rPr>
-          <w:rFonts w:asciiTheme="majorBidi" w:hAnsiTheme="majorBidi" w:cstheme="majorBidi"/>
-          <w:sz w:val="28"/>
-          <w:szCs w:val="28"/>
-        </w:rPr>
-        <w:t>NetworkPolicy</w:t>
-      </w:r>
-      <w:proofErr w:type="spellEnd"/>
-      <w:r>
-        <w:rPr>
-          <w:rFonts w:asciiTheme="majorBidi" w:hAnsiTheme="majorBidi" w:cstheme="majorBidi"/>
-          <w:sz w:val="28"/>
-          <w:szCs w:val="28"/>
-        </w:rPr>
-        <w:t xml:space="preserve"> support</w:t>
+        <w:t>L7 policies</w:t>
       </w:r>
     </w:p>
     <w:p>
@@ -4396,7 +4629,7 @@
           <w:sz w:val="28"/>
           <w:szCs w:val="28"/>
         </w:rPr>
-        <w:t>Flannel</w:t>
+        <w:t>Weave</w:t>
       </w:r>
     </w:p>
     <w:p>
@@ -4419,7 +4652,7 @@
           <w:sz w:val="28"/>
           <w:szCs w:val="28"/>
         </w:rPr>
-        <w:t>Simple overlay</w:t>
+        <w:t>Mesh overlay</w:t>
       </w:r>
     </w:p>
     <w:p>
@@ -4442,18 +4675,8 @@
           <w:sz w:val="28"/>
           <w:szCs w:val="28"/>
         </w:rPr>
-        <w:t>VXLAN or host-</w:t>
-      </w:r>
-      <w:proofErr w:type="spellStart"/>
-      <w:r>
-        <w:rPr>
-          <w:rFonts w:asciiTheme="majorBidi" w:hAnsiTheme="majorBidi" w:cstheme="majorBidi"/>
-          <w:sz w:val="28"/>
-          <w:szCs w:val="28"/>
-        </w:rPr>
-        <w:t>gw</w:t>
-      </w:r>
-      <w:proofErr w:type="spellEnd"/>
+        <w:t>No BGP</w:t>
+      </w:r>
     </w:p>
     <w:p>
       <w:pPr>
@@ -4475,45 +4698,8 @@
           <w:sz w:val="28"/>
           <w:szCs w:val="28"/>
         </w:rPr>
-        <w:t>Lightweight, good for small/simple clusters</w:t>
-      </w:r>
-    </w:p>
-    <w:p>
-      <w:pPr>
-        <w:pStyle w:val="ListParagraph"/>
-        <w:numPr>
-          <w:ilvl w:val="0"/>
-          <w:numId w:val="64"/>
-        </w:numPr>
-        <w:ind w:left="360"/>
-        <w:rPr>
-          <w:rFonts w:asciiTheme="majorBidi" w:hAnsiTheme="majorBidi" w:cstheme="majorBidi"/>
-          <w:sz w:val="28"/>
-          <w:szCs w:val="28"/>
-        </w:rPr>
-      </w:pPr>
-      <w:r>
-        <w:rPr>
-          <w:rFonts w:asciiTheme="majorBidi" w:hAnsiTheme="majorBidi" w:cstheme="majorBidi"/>
-          <w:sz w:val="28"/>
-          <w:szCs w:val="28"/>
-        </w:rPr>
-        <w:t xml:space="preserve">No advanced </w:t>
-      </w:r>
-      <w:proofErr w:type="spellStart"/>
-      <w:r>
-        <w:rPr>
-          <w:rFonts w:asciiTheme="majorBidi" w:hAnsiTheme="majorBidi" w:cstheme="majorBidi"/>
-          <w:b/>
-          <w:bCs/>
-          <w:i/>
-          <w:iCs/>
-          <w:sz w:val="28"/>
-          <w:szCs w:val="28"/>
-        </w:rPr>
-        <w:t>NetworkPolicy</w:t>
-      </w:r>
-      <w:proofErr w:type="spellEnd"/>
+        <w:t>No host networking changes needed</w:t>
+      </w:r>
     </w:p>
     <w:p>
       <w:pPr>
@@ -4534,7 +4720,7 @@
           <w:sz w:val="28"/>
           <w:szCs w:val="28"/>
         </w:rPr>
-        <w:t>Cilium</w:t>
+        <w:t>AWS / GCP / Azure CNIs</w:t>
       </w:r>
     </w:p>
     <w:p>
@@ -4551,23 +4737,13 @@
           <w:szCs w:val="28"/>
         </w:rPr>
       </w:pPr>
-      <w:proofErr w:type="spellStart"/>
-      <w:r>
-        <w:rPr>
-          <w:rFonts w:asciiTheme="majorBidi" w:hAnsiTheme="majorBidi" w:cstheme="majorBidi"/>
-          <w:sz w:val="28"/>
-          <w:szCs w:val="28"/>
-        </w:rPr>
-        <w:t>eBPF</w:t>
-      </w:r>
-      <w:proofErr w:type="spellEnd"/>
-      <w:r>
-        <w:rPr>
-          <w:rFonts w:asciiTheme="majorBidi" w:hAnsiTheme="majorBidi" w:cstheme="majorBidi"/>
-          <w:sz w:val="28"/>
-          <w:szCs w:val="28"/>
-        </w:rPr>
-        <w:t xml:space="preserve"> everywhere</w:t>
+      <w:r>
+        <w:rPr>
+          <w:rFonts w:asciiTheme="majorBidi" w:hAnsiTheme="majorBidi" w:cstheme="majorBidi"/>
+          <w:sz w:val="28"/>
+          <w:szCs w:val="28"/>
+        </w:rPr>
+        <w:t>Use cloud VPC routing</w:t>
       </w:r>
     </w:p>
     <w:p>
@@ -4590,25 +4766,7 @@
           <w:sz w:val="28"/>
           <w:szCs w:val="28"/>
         </w:rPr>
-        <w:t xml:space="preserve">No iptables / no </w:t>
-      </w:r>
-      <w:proofErr w:type="spellStart"/>
-      <w:r>
-        <w:rPr>
-          <w:rFonts w:asciiTheme="majorBidi" w:hAnsiTheme="majorBidi" w:cstheme="majorBidi"/>
-          <w:sz w:val="28"/>
-          <w:szCs w:val="28"/>
-        </w:rPr>
-        <w:t>kube</w:t>
-      </w:r>
-      <w:proofErr w:type="spellEnd"/>
-      <w:r>
-        <w:rPr>
-          <w:rFonts w:asciiTheme="majorBidi" w:hAnsiTheme="majorBidi" w:cstheme="majorBidi"/>
-          <w:sz w:val="28"/>
-          <w:szCs w:val="28"/>
-        </w:rPr>
-        <w:t>-proxy</w:t>
+        <w:t>Native performance</w:t>
       </w:r>
     </w:p>
     <w:p>
@@ -4631,7 +4789,7 @@
           <w:sz w:val="28"/>
           <w:szCs w:val="28"/>
         </w:rPr>
-        <w:t>High performance</w:t>
+        <w:t>Non-overlay networking</w:t>
       </w:r>
     </w:p>
     <w:p>
@@ -4654,30 +4812,50 @@
           <w:sz w:val="28"/>
           <w:szCs w:val="28"/>
         </w:rPr>
-        <w:t>Best observability + security</w:t>
-      </w:r>
-    </w:p>
-    <w:p>
-      <w:pPr>
-        <w:pStyle w:val="ListParagraph"/>
-        <w:numPr>
-          <w:ilvl w:val="0"/>
-          <w:numId w:val="65"/>
-        </w:numPr>
-        <w:ind w:left="360"/>
-        <w:rPr>
-          <w:rFonts w:asciiTheme="majorBidi" w:hAnsiTheme="majorBidi" w:cstheme="majorBidi"/>
-          <w:sz w:val="28"/>
-          <w:szCs w:val="28"/>
-        </w:rPr>
-      </w:pPr>
-      <w:r>
-        <w:rPr>
-          <w:rFonts w:asciiTheme="majorBidi" w:hAnsiTheme="majorBidi" w:cstheme="majorBidi"/>
-          <w:sz w:val="28"/>
-          <w:szCs w:val="28"/>
-        </w:rPr>
-        <w:t>L7 policies</w:t>
+        <w:t>Integrate Pod IPs as real VPC IPs</w:t>
+      </w:r>
+    </w:p>
+    <w:p>
+      <w:pPr>
+        <w:rPr>
+          <w:rFonts w:asciiTheme="majorBidi" w:hAnsiTheme="majorBidi" w:cstheme="majorBidi"/>
+          <w:b/>
+          <w:bCs/>
+          <w:sz w:val="32"/>
+          <w:szCs w:val="32"/>
+        </w:rPr>
+      </w:pPr>
+      <w:r>
+        <w:rPr>
+          <w:rFonts w:asciiTheme="majorBidi" w:hAnsiTheme="majorBidi" w:cstheme="majorBidi"/>
+          <w:b/>
+          <w:bCs/>
+          <w:sz w:val="32"/>
+          <w:szCs w:val="32"/>
+        </w:rPr>
+        <w:t xml:space="preserve">CNI </w:t>
+      </w:r>
+      <w:r>
+        <w:rPr>
+          <w:rFonts w:asciiTheme="majorBidi" w:hAnsiTheme="majorBidi" w:cstheme="majorBidi"/>
+          <w:b/>
+          <w:bCs/>
+          <w:i/>
+          <w:iCs/>
+          <w:sz w:val="32"/>
+          <w:szCs w:val="32"/>
+        </w:rPr>
+        <w:t>ADD / DEL / CHECK</w:t>
+      </w:r>
+      <w:r>
+        <w:rPr>
+          <w:rFonts w:asciiTheme="majorBidi" w:hAnsiTheme="majorBidi" w:cstheme="majorBidi"/>
+          <w:b/>
+          <w:bCs/>
+          <w:sz w:val="32"/>
+          <w:szCs w:val="32"/>
+        </w:rPr>
+        <w:t xml:space="preserve"> (spec-defined operations)</w:t>
       </w:r>
     </w:p>
     <w:p>
@@ -4699,7 +4877,60 @@
           <w:sz w:val="28"/>
           <w:szCs w:val="28"/>
         </w:rPr>
-        <w:t>Weave</w:t>
+        <w:t>ADD</w:t>
+      </w:r>
+    </w:p>
+    <w:p>
+      <w:pPr>
+        <w:spacing w:after="120"/>
+        <w:rPr>
+          <w:rFonts w:asciiTheme="majorBidi" w:hAnsiTheme="majorBidi" w:cstheme="majorBidi"/>
+          <w:sz w:val="28"/>
+          <w:szCs w:val="28"/>
+        </w:rPr>
+      </w:pPr>
+      <w:r>
+        <w:rPr>
+          <w:rFonts w:asciiTheme="majorBidi" w:hAnsiTheme="majorBidi" w:cstheme="majorBidi"/>
+          <w:sz w:val="28"/>
+          <w:szCs w:val="28"/>
+        </w:rPr>
+        <w:t>Kubernetes is asking:</w:t>
+      </w:r>
+      <w:r>
+        <w:rPr>
+          <w:rFonts w:asciiTheme="majorBidi" w:hAnsiTheme="majorBidi" w:cstheme="majorBidi"/>
+          <w:sz w:val="28"/>
+          <w:szCs w:val="28"/>
+        </w:rPr>
+        <w:t xml:space="preserve"> </w:t>
+      </w:r>
+      <w:r>
+        <w:rPr>
+          <w:rFonts w:asciiTheme="majorBidi" w:hAnsiTheme="majorBidi" w:cstheme="majorBidi"/>
+          <w:sz w:val="28"/>
+          <w:szCs w:val="28"/>
+        </w:rPr>
+        <w:t>“Create networking for this Pod.”</w:t>
+      </w:r>
+    </w:p>
+    <w:p>
+      <w:pPr>
+        <w:spacing w:after="60"/>
+        <w:rPr>
+          <w:rFonts w:asciiTheme="majorBidi" w:hAnsiTheme="majorBidi" w:cstheme="majorBidi"/>
+          <w:sz w:val="28"/>
+          <w:szCs w:val="28"/>
+        </w:rPr>
+      </w:pPr>
+      <w:r>
+        <w:rPr>
+          <w:rFonts w:asciiTheme="majorBidi" w:hAnsiTheme="majorBidi" w:cstheme="majorBidi"/>
+          <w:sz w:val="28"/>
+          <w:szCs w:val="28"/>
+        </w:rPr>
+        <w:lastRenderedPageBreak/>
+        <w:t>Operations:</w:t>
       </w:r>
     </w:p>
     <w:p>
@@ -4722,8 +4953,18 @@
           <w:sz w:val="28"/>
           <w:szCs w:val="28"/>
         </w:rPr>
-        <w:t>Mesh overlay</w:t>
-      </w:r>
+        <w:t xml:space="preserve">create </w:t>
+      </w:r>
+      <w:proofErr w:type="spellStart"/>
+      <w:r>
+        <w:rPr>
+          <w:rFonts w:asciiTheme="majorBidi" w:hAnsiTheme="majorBidi" w:cstheme="majorBidi"/>
+          <w:sz w:val="28"/>
+          <w:szCs w:val="28"/>
+        </w:rPr>
+        <w:t>veth</w:t>
+      </w:r>
+      <w:proofErr w:type="spellEnd"/>
     </w:p>
     <w:p>
       <w:pPr>
@@ -4745,7 +4986,7 @@
           <w:sz w:val="28"/>
           <w:szCs w:val="28"/>
         </w:rPr>
-        <w:t>No BGP</w:t>
+        <w:t>assign IP</w:t>
       </w:r>
     </w:p>
     <w:p>
@@ -4768,7 +5009,71 @@
           <w:sz w:val="28"/>
           <w:szCs w:val="28"/>
         </w:rPr>
-        <w:t>No host networking changes needed</w:t>
+        <w:t>connect to bridge/overlay/</w:t>
+      </w:r>
+      <w:proofErr w:type="spellStart"/>
+      <w:r>
+        <w:rPr>
+          <w:rFonts w:asciiTheme="majorBidi" w:hAnsiTheme="majorBidi" w:cstheme="majorBidi"/>
+          <w:sz w:val="28"/>
+          <w:szCs w:val="28"/>
+        </w:rPr>
+        <w:t>eBPF</w:t>
+      </w:r>
+      <w:proofErr w:type="spellEnd"/>
+      <w:r>
+        <w:rPr>
+          <w:rFonts w:asciiTheme="majorBidi" w:hAnsiTheme="majorBidi" w:cstheme="majorBidi"/>
+          <w:sz w:val="28"/>
+          <w:szCs w:val="28"/>
+        </w:rPr>
+        <w:t xml:space="preserve"> map</w:t>
+      </w:r>
+    </w:p>
+    <w:p>
+      <w:pPr>
+        <w:pStyle w:val="ListParagraph"/>
+        <w:numPr>
+          <w:ilvl w:val="0"/>
+          <w:numId w:val="66"/>
+        </w:numPr>
+        <w:ind w:left="360"/>
+        <w:rPr>
+          <w:rFonts w:asciiTheme="majorBidi" w:hAnsiTheme="majorBidi" w:cstheme="majorBidi"/>
+          <w:sz w:val="28"/>
+          <w:szCs w:val="28"/>
+        </w:rPr>
+      </w:pPr>
+      <w:r>
+        <w:rPr>
+          <w:rFonts w:asciiTheme="majorBidi" w:hAnsiTheme="majorBidi" w:cstheme="majorBidi"/>
+          <w:sz w:val="28"/>
+          <w:szCs w:val="28"/>
+        </w:rPr>
+        <w:t>update routing</w:t>
+      </w:r>
+    </w:p>
+    <w:p>
+      <w:pPr>
+        <w:pStyle w:val="ListParagraph"/>
+        <w:numPr>
+          <w:ilvl w:val="0"/>
+          <w:numId w:val="66"/>
+        </w:numPr>
+        <w:ind w:left="360"/>
+        <w:rPr>
+          <w:rFonts w:asciiTheme="majorBidi" w:hAnsiTheme="majorBidi" w:cstheme="majorBidi"/>
+          <w:sz w:val="28"/>
+          <w:szCs w:val="28"/>
+        </w:rPr>
+      </w:pPr>
+      <w:r>
+        <w:rPr>
+          <w:rFonts w:asciiTheme="majorBidi" w:hAnsiTheme="majorBidi" w:cstheme="majorBidi"/>
+          <w:sz w:val="28"/>
+          <w:szCs w:val="28"/>
+        </w:rPr>
+        <w:t>add ARP entries, etc.</w:t>
       </w:r>
     </w:p>
     <w:p>
@@ -4790,7 +5095,59 @@
           <w:sz w:val="28"/>
           <w:szCs w:val="28"/>
         </w:rPr>
-        <w:t>AWS / GCP / Azure CNIs</w:t>
+        <w:t>DEL</w:t>
+      </w:r>
+    </w:p>
+    <w:p>
+      <w:pPr>
+        <w:spacing w:after="120"/>
+        <w:rPr>
+          <w:rFonts w:asciiTheme="majorBidi" w:hAnsiTheme="majorBidi" w:cstheme="majorBidi"/>
+          <w:sz w:val="28"/>
+          <w:szCs w:val="28"/>
+        </w:rPr>
+      </w:pPr>
+      <w:r>
+        <w:rPr>
+          <w:rFonts w:asciiTheme="majorBidi" w:hAnsiTheme="majorBidi" w:cstheme="majorBidi"/>
+          <w:sz w:val="28"/>
+          <w:szCs w:val="28"/>
+        </w:rPr>
+        <w:t>Kubernetes is asking:</w:t>
+      </w:r>
+      <w:r>
+        <w:rPr>
+          <w:rFonts w:asciiTheme="majorBidi" w:hAnsiTheme="majorBidi" w:cstheme="majorBidi"/>
+          <w:sz w:val="28"/>
+          <w:szCs w:val="28"/>
+        </w:rPr>
+        <w:t xml:space="preserve"> </w:t>
+      </w:r>
+      <w:r>
+        <w:rPr>
+          <w:rFonts w:asciiTheme="majorBidi" w:hAnsiTheme="majorBidi" w:cstheme="majorBidi"/>
+          <w:sz w:val="28"/>
+          <w:szCs w:val="28"/>
+        </w:rPr>
+        <w:t>“Pod is deleted. Clean up.”</w:t>
+      </w:r>
+    </w:p>
+    <w:p>
+      <w:pPr>
+        <w:spacing w:after="60"/>
+        <w:rPr>
+          <w:rFonts w:asciiTheme="majorBidi" w:hAnsiTheme="majorBidi" w:cstheme="majorBidi"/>
+          <w:sz w:val="28"/>
+          <w:szCs w:val="28"/>
+        </w:rPr>
+      </w:pPr>
+      <w:r>
+        <w:rPr>
+          <w:rFonts w:asciiTheme="majorBidi" w:hAnsiTheme="majorBidi" w:cstheme="majorBidi"/>
+          <w:sz w:val="28"/>
+          <w:szCs w:val="28"/>
+        </w:rPr>
+        <w:t>Operations:</w:t>
       </w:r>
     </w:p>
     <w:p>
@@ -4813,8 +5170,18 @@
           <w:sz w:val="28"/>
           <w:szCs w:val="28"/>
         </w:rPr>
-        <w:t>Use cloud VPC routing</w:t>
-      </w:r>
+        <w:t xml:space="preserve">delete </w:t>
+      </w:r>
+      <w:proofErr w:type="spellStart"/>
+      <w:r>
+        <w:rPr>
+          <w:rFonts w:asciiTheme="majorBidi" w:hAnsiTheme="majorBidi" w:cstheme="majorBidi"/>
+          <w:sz w:val="28"/>
+          <w:szCs w:val="28"/>
+        </w:rPr>
+        <w:t>veth</w:t>
+      </w:r>
+      <w:proofErr w:type="spellEnd"/>
     </w:p>
     <w:p>
       <w:pPr>
@@ -4836,7 +5203,7 @@
           <w:sz w:val="28"/>
           <w:szCs w:val="28"/>
         </w:rPr>
-        <w:t>Native performance</w:t>
+        <w:t>release IP</w:t>
       </w:r>
     </w:p>
     <w:p>
@@ -4859,34 +5226,85 @@
           <w:sz w:val="28"/>
           <w:szCs w:val="28"/>
         </w:rPr>
-        <w:t>Non-overlay networking</w:t>
-      </w:r>
-    </w:p>
-    <w:p>
-      <w:pPr>
-        <w:pStyle w:val="ListParagraph"/>
-        <w:numPr>
-          <w:ilvl w:val="0"/>
-          <w:numId w:val="67"/>
-        </w:numPr>
-        <w:ind w:left="360"/>
-        <w:rPr>
-          <w:rFonts w:asciiTheme="majorBidi" w:hAnsiTheme="majorBidi" w:cstheme="majorBidi"/>
-          <w:sz w:val="28"/>
-          <w:szCs w:val="28"/>
-        </w:rPr>
-      </w:pPr>
-      <w:r>
-        <w:rPr>
-          <w:rFonts w:asciiTheme="majorBidi" w:hAnsiTheme="majorBidi" w:cstheme="majorBidi"/>
-          <w:sz w:val="28"/>
-          <w:szCs w:val="28"/>
-        </w:rPr>
-        <w:t>Integrate Pod IPs as real VPC IPs</w:t>
-      </w:r>
-    </w:p>
-    <w:p>
-      <w:pPr>
+        <w:t>remove routing entries</w:t>
+      </w:r>
+    </w:p>
+    <w:p>
+      <w:pPr>
+        <w:spacing w:after="60"/>
+        <w:rPr>
+          <w:rFonts w:asciiTheme="majorBidi" w:hAnsiTheme="majorBidi" w:cstheme="majorBidi"/>
+          <w:b/>
+          <w:bCs/>
+          <w:sz w:val="28"/>
+          <w:szCs w:val="28"/>
+        </w:rPr>
+      </w:pPr>
+      <w:r>
+        <w:rPr>
+          <w:rFonts w:asciiTheme="majorBidi" w:hAnsiTheme="majorBidi" w:cstheme="majorBidi"/>
+          <w:b/>
+          <w:bCs/>
+          <w:sz w:val="28"/>
+          <w:szCs w:val="28"/>
+        </w:rPr>
+        <w:t>CHECK</w:t>
+      </w:r>
+    </w:p>
+    <w:p>
+      <w:pPr>
+        <w:spacing w:after="60"/>
+        <w:rPr>
+          <w:rFonts w:asciiTheme="majorBidi" w:hAnsiTheme="majorBidi" w:cstheme="majorBidi"/>
+          <w:sz w:val="28"/>
+          <w:szCs w:val="28"/>
+        </w:rPr>
+      </w:pPr>
+      <w:r>
+        <w:rPr>
+          <w:rFonts w:asciiTheme="majorBidi" w:hAnsiTheme="majorBidi" w:cstheme="majorBidi"/>
+          <w:sz w:val="28"/>
+          <w:szCs w:val="28"/>
+        </w:rPr>
+        <w:t>Optional but modern:</w:t>
+      </w:r>
+      <w:r>
+        <w:rPr>
+          <w:rFonts w:asciiTheme="majorBidi" w:hAnsiTheme="majorBidi" w:cstheme="majorBidi"/>
+          <w:sz w:val="28"/>
+          <w:szCs w:val="28"/>
+        </w:rPr>
+        <w:t xml:space="preserve"> </w:t>
+      </w:r>
+      <w:r>
+        <w:rPr>
+          <w:rFonts w:asciiTheme="majorBidi" w:hAnsiTheme="majorBidi" w:cstheme="majorBidi"/>
+          <w:sz w:val="28"/>
+          <w:szCs w:val="28"/>
+        </w:rPr>
+        <w:t>“Is the Pod networking still healthy?”</w:t>
+      </w:r>
+    </w:p>
+    <w:p>
+      <w:pPr>
+        <w:rPr>
+          <w:rFonts w:asciiTheme="majorBidi" w:hAnsiTheme="majorBidi" w:cstheme="majorBidi"/>
+          <w:sz w:val="28"/>
+          <w:szCs w:val="28"/>
+        </w:rPr>
+      </w:pPr>
+      <w:r>
+        <w:rPr>
+          <w:rFonts w:asciiTheme="majorBidi" w:hAnsiTheme="majorBidi" w:cstheme="majorBidi"/>
+          <w:sz w:val="28"/>
+          <w:szCs w:val="28"/>
+        </w:rPr>
+        <w:t>Used by Cilium/Calico for self-healing.</w:t>
+      </w:r>
+    </w:p>
+    <w:p>
+      <w:pPr>
+        <w:spacing w:after="60"/>
         <w:rPr>
           <w:rFonts w:asciiTheme="majorBidi" w:hAnsiTheme="majorBidi" w:cstheme="majorBidi"/>
           <w:b/>
@@ -4903,29 +5321,7 @@
           <w:sz w:val="32"/>
           <w:szCs w:val="32"/>
         </w:rPr>
-        <w:t xml:space="preserve">CNI </w:t>
-      </w:r>
-      <w:r>
-        <w:rPr>
-          <w:rFonts w:asciiTheme="majorBidi" w:hAnsiTheme="majorBidi" w:cstheme="majorBidi"/>
-          <w:b/>
-          <w:bCs/>
-          <w:i/>
-          <w:iCs/>
-          <w:sz w:val="32"/>
-          <w:szCs w:val="32"/>
-        </w:rPr>
-        <w:t>ADD / DEL / CHECK</w:t>
-      </w:r>
-      <w:r>
-        <w:rPr>
-          <w:rFonts w:asciiTheme="majorBidi" w:hAnsiTheme="majorBidi" w:cstheme="majorBidi"/>
-          <w:b/>
-          <w:bCs/>
-          <w:sz w:val="32"/>
-          <w:szCs w:val="32"/>
-        </w:rPr>
-        <w:t xml:space="preserve"> (spec-defined operations)</w:t>
+        <w:t>Pod IP and Node Routing - What Must Be Guaranteed</w:t>
       </w:r>
     </w:p>
     <w:p>
@@ -4933,74 +5329,17 @@
         <w:spacing w:after="60"/>
         <w:rPr>
           <w:rFonts w:asciiTheme="majorBidi" w:hAnsiTheme="majorBidi" w:cstheme="majorBidi"/>
-          <w:b/>
-          <w:bCs/>
-          <w:sz w:val="28"/>
-          <w:szCs w:val="28"/>
-        </w:rPr>
-      </w:pPr>
-      <w:r>
-        <w:rPr>
-          <w:rFonts w:asciiTheme="majorBidi" w:hAnsiTheme="majorBidi" w:cstheme="majorBidi"/>
-          <w:b/>
-          <w:bCs/>
-          <w:sz w:val="28"/>
-          <w:szCs w:val="28"/>
-        </w:rPr>
-        <w:t>ADD</w:t>
-      </w:r>
-    </w:p>
-    <w:p>
-      <w:pPr>
-        <w:spacing w:after="120"/>
-        <w:rPr>
-          <w:rFonts w:asciiTheme="majorBidi" w:hAnsiTheme="majorBidi" w:cstheme="majorBidi"/>
-          <w:sz w:val="28"/>
-          <w:szCs w:val="28"/>
-        </w:rPr>
-      </w:pPr>
-      <w:r>
-        <w:rPr>
-          <w:rFonts w:asciiTheme="majorBidi" w:hAnsiTheme="majorBidi" w:cstheme="majorBidi"/>
-          <w:sz w:val="28"/>
-          <w:szCs w:val="28"/>
-        </w:rPr>
-        <w:t>Kubernetes is asking:</w:t>
-      </w:r>
-      <w:r>
-        <w:rPr>
-          <w:rFonts w:asciiTheme="majorBidi" w:hAnsiTheme="majorBidi" w:cstheme="majorBidi"/>
-          <w:sz w:val="28"/>
-          <w:szCs w:val="28"/>
-        </w:rPr>
-        <w:t xml:space="preserve"> </w:t>
-      </w:r>
-      <w:r>
-        <w:rPr>
-          <w:rFonts w:asciiTheme="majorBidi" w:hAnsiTheme="majorBidi" w:cstheme="majorBidi"/>
-          <w:sz w:val="28"/>
-          <w:szCs w:val="28"/>
-        </w:rPr>
-        <w:t>“Create networking for this Pod.”</w:t>
-      </w:r>
-    </w:p>
-    <w:p>
-      <w:pPr>
-        <w:spacing w:after="60"/>
-        <w:rPr>
-          <w:rFonts w:asciiTheme="majorBidi" w:hAnsiTheme="majorBidi" w:cstheme="majorBidi"/>
-          <w:sz w:val="28"/>
-          <w:szCs w:val="28"/>
-        </w:rPr>
-      </w:pPr>
-      <w:r>
-        <w:rPr>
-          <w:rFonts w:asciiTheme="majorBidi" w:hAnsiTheme="majorBidi" w:cstheme="majorBidi"/>
-          <w:sz w:val="28"/>
-          <w:szCs w:val="28"/>
-        </w:rPr>
-        <w:lastRenderedPageBreak/>
-        <w:t>Operations:</w:t>
+          <w:sz w:val="28"/>
+          <w:szCs w:val="28"/>
+        </w:rPr>
+      </w:pPr>
+      <w:r>
+        <w:rPr>
+          <w:rFonts w:asciiTheme="majorBidi" w:hAnsiTheme="majorBidi" w:cstheme="majorBidi"/>
+          <w:sz w:val="28"/>
+          <w:szCs w:val="28"/>
+        </w:rPr>
+        <w:t>Kubernetes requires:</w:t>
       </w:r>
     </w:p>
     <w:p>
@@ -5010,6 +5349,7 @@
           <w:ilvl w:val="0"/>
           <w:numId w:val="68"/>
         </w:numPr>
+        <w:spacing w:after="60"/>
         <w:ind w:left="360"/>
         <w:rPr>
           <w:rFonts w:asciiTheme="majorBidi" w:hAnsiTheme="majorBidi" w:cstheme="majorBidi"/>
@@ -5023,18 +5363,8 @@
           <w:sz w:val="28"/>
           <w:szCs w:val="28"/>
         </w:rPr>
-        <w:t xml:space="preserve">create </w:t>
-      </w:r>
-      <w:proofErr w:type="spellStart"/>
-      <w:r>
-        <w:rPr>
-          <w:rFonts w:asciiTheme="majorBidi" w:hAnsiTheme="majorBidi" w:cstheme="majorBidi"/>
-          <w:sz w:val="28"/>
-          <w:szCs w:val="28"/>
-        </w:rPr>
-        <w:t>veth</w:t>
-      </w:r>
-      <w:proofErr w:type="spellEnd"/>
+        <w:t>Every Pod gets a unique IP</w:t>
+      </w:r>
     </w:p>
     <w:p>
       <w:pPr>
@@ -5043,6 +5373,7 @@
           <w:ilvl w:val="0"/>
           <w:numId w:val="68"/>
         </w:numPr>
+        <w:spacing w:after="60"/>
         <w:ind w:left="360"/>
         <w:rPr>
           <w:rFonts w:asciiTheme="majorBidi" w:hAnsiTheme="majorBidi" w:cstheme="majorBidi"/>
@@ -5056,7 +5387,7 @@
           <w:sz w:val="28"/>
           <w:szCs w:val="28"/>
         </w:rPr>
-        <w:t>assign IP</w:t>
+        <w:t>Every Pod can reach every other Pod (no NAT)</w:t>
       </w:r>
     </w:p>
     <w:p>
@@ -5066,6 +5397,7 @@
           <w:ilvl w:val="0"/>
           <w:numId w:val="68"/>
         </w:numPr>
+        <w:spacing w:after="60"/>
         <w:ind w:left="360"/>
         <w:rPr>
           <w:rFonts w:asciiTheme="majorBidi" w:hAnsiTheme="majorBidi" w:cstheme="majorBidi"/>
@@ -5079,25 +5411,7 @@
           <w:sz w:val="28"/>
           <w:szCs w:val="28"/>
         </w:rPr>
-        <w:t>connect to bridge/overlay/</w:t>
-      </w:r>
-      <w:proofErr w:type="spellStart"/>
-      <w:r>
-        <w:rPr>
-          <w:rFonts w:asciiTheme="majorBidi" w:hAnsiTheme="majorBidi" w:cstheme="majorBidi"/>
-          <w:sz w:val="28"/>
-          <w:szCs w:val="28"/>
-        </w:rPr>
-        <w:t>eBPF</w:t>
-      </w:r>
-      <w:proofErr w:type="spellEnd"/>
-      <w:r>
-        <w:rPr>
-          <w:rFonts w:asciiTheme="majorBidi" w:hAnsiTheme="majorBidi" w:cstheme="majorBidi"/>
-          <w:sz w:val="28"/>
-          <w:szCs w:val="28"/>
-        </w:rPr>
-        <w:t xml:space="preserve"> map</w:t>
+        <w:t>Every node can reach every Pod</w:t>
       </w:r>
     </w:p>
     <w:p>
@@ -5106,410 +5420,6 @@
         <w:numPr>
           <w:ilvl w:val="0"/>
           <w:numId w:val="68"/>
-        </w:numPr>
-        <w:ind w:left="360"/>
-        <w:rPr>
-          <w:rFonts w:asciiTheme="majorBidi" w:hAnsiTheme="majorBidi" w:cstheme="majorBidi"/>
-          <w:sz w:val="28"/>
-          <w:szCs w:val="28"/>
-        </w:rPr>
-      </w:pPr>
-      <w:r>
-        <w:rPr>
-          <w:rFonts w:asciiTheme="majorBidi" w:hAnsiTheme="majorBidi" w:cstheme="majorBidi"/>
-          <w:sz w:val="28"/>
-          <w:szCs w:val="28"/>
-        </w:rPr>
-        <w:t>update routing</w:t>
-      </w:r>
-    </w:p>
-    <w:p>
-      <w:pPr>
-        <w:pStyle w:val="ListParagraph"/>
-        <w:numPr>
-          <w:ilvl w:val="0"/>
-          <w:numId w:val="68"/>
-        </w:numPr>
-        <w:ind w:left="360"/>
-        <w:rPr>
-          <w:rFonts w:asciiTheme="majorBidi" w:hAnsiTheme="majorBidi" w:cstheme="majorBidi"/>
-          <w:sz w:val="28"/>
-          <w:szCs w:val="28"/>
-        </w:rPr>
-      </w:pPr>
-      <w:r>
-        <w:rPr>
-          <w:rFonts w:asciiTheme="majorBidi" w:hAnsiTheme="majorBidi" w:cstheme="majorBidi"/>
-          <w:sz w:val="28"/>
-          <w:szCs w:val="28"/>
-        </w:rPr>
-        <w:t>add ARP entries, etc.</w:t>
-      </w:r>
-    </w:p>
-    <w:p>
-      <w:pPr>
-        <w:spacing w:after="60"/>
-        <w:rPr>
-          <w:rFonts w:asciiTheme="majorBidi" w:hAnsiTheme="majorBidi" w:cstheme="majorBidi"/>
-          <w:b/>
-          <w:bCs/>
-          <w:sz w:val="28"/>
-          <w:szCs w:val="28"/>
-        </w:rPr>
-      </w:pPr>
-      <w:r>
-        <w:rPr>
-          <w:rFonts w:asciiTheme="majorBidi" w:hAnsiTheme="majorBidi" w:cstheme="majorBidi"/>
-          <w:b/>
-          <w:bCs/>
-          <w:sz w:val="28"/>
-          <w:szCs w:val="28"/>
-        </w:rPr>
-        <w:t>DEL</w:t>
-      </w:r>
-    </w:p>
-    <w:p>
-      <w:pPr>
-        <w:spacing w:after="120"/>
-        <w:rPr>
-          <w:rFonts w:asciiTheme="majorBidi" w:hAnsiTheme="majorBidi" w:cstheme="majorBidi"/>
-          <w:sz w:val="28"/>
-          <w:szCs w:val="28"/>
-        </w:rPr>
-      </w:pPr>
-      <w:r>
-        <w:rPr>
-          <w:rFonts w:asciiTheme="majorBidi" w:hAnsiTheme="majorBidi" w:cstheme="majorBidi"/>
-          <w:sz w:val="28"/>
-          <w:szCs w:val="28"/>
-        </w:rPr>
-        <w:t>Kubernetes is asking:</w:t>
-      </w:r>
-      <w:r>
-        <w:rPr>
-          <w:rFonts w:asciiTheme="majorBidi" w:hAnsiTheme="majorBidi" w:cstheme="majorBidi"/>
-          <w:sz w:val="28"/>
-          <w:szCs w:val="28"/>
-        </w:rPr>
-        <w:t xml:space="preserve"> </w:t>
-      </w:r>
-      <w:r>
-        <w:rPr>
-          <w:rFonts w:asciiTheme="majorBidi" w:hAnsiTheme="majorBidi" w:cstheme="majorBidi"/>
-          <w:sz w:val="28"/>
-          <w:szCs w:val="28"/>
-        </w:rPr>
-        <w:t>“Pod is deleted. Clean up.”</w:t>
-      </w:r>
-    </w:p>
-    <w:p>
-      <w:pPr>
-        <w:spacing w:after="60"/>
-        <w:rPr>
-          <w:rFonts w:asciiTheme="majorBidi" w:hAnsiTheme="majorBidi" w:cstheme="majorBidi"/>
-          <w:sz w:val="28"/>
-          <w:szCs w:val="28"/>
-        </w:rPr>
-      </w:pPr>
-      <w:r>
-        <w:rPr>
-          <w:rFonts w:asciiTheme="majorBidi" w:hAnsiTheme="majorBidi" w:cstheme="majorBidi"/>
-          <w:sz w:val="28"/>
-          <w:szCs w:val="28"/>
-        </w:rPr>
-        <w:t>Operations:</w:t>
-      </w:r>
-    </w:p>
-    <w:p>
-      <w:pPr>
-        <w:pStyle w:val="ListParagraph"/>
-        <w:numPr>
-          <w:ilvl w:val="0"/>
-          <w:numId w:val="69"/>
-        </w:numPr>
-        <w:ind w:left="360"/>
-        <w:rPr>
-          <w:rFonts w:asciiTheme="majorBidi" w:hAnsiTheme="majorBidi" w:cstheme="majorBidi"/>
-          <w:sz w:val="28"/>
-          <w:szCs w:val="28"/>
-        </w:rPr>
-      </w:pPr>
-      <w:r>
-        <w:rPr>
-          <w:rFonts w:asciiTheme="majorBidi" w:hAnsiTheme="majorBidi" w:cstheme="majorBidi"/>
-          <w:sz w:val="28"/>
-          <w:szCs w:val="28"/>
-        </w:rPr>
-        <w:t xml:space="preserve">delete </w:t>
-      </w:r>
-      <w:proofErr w:type="spellStart"/>
-      <w:r>
-        <w:rPr>
-          <w:rFonts w:asciiTheme="majorBidi" w:hAnsiTheme="majorBidi" w:cstheme="majorBidi"/>
-          <w:sz w:val="28"/>
-          <w:szCs w:val="28"/>
-        </w:rPr>
-        <w:t>veth</w:t>
-      </w:r>
-      <w:proofErr w:type="spellEnd"/>
-    </w:p>
-    <w:p>
-      <w:pPr>
-        <w:pStyle w:val="ListParagraph"/>
-        <w:numPr>
-          <w:ilvl w:val="0"/>
-          <w:numId w:val="69"/>
-        </w:numPr>
-        <w:ind w:left="360"/>
-        <w:rPr>
-          <w:rFonts w:asciiTheme="majorBidi" w:hAnsiTheme="majorBidi" w:cstheme="majorBidi"/>
-          <w:sz w:val="28"/>
-          <w:szCs w:val="28"/>
-        </w:rPr>
-      </w:pPr>
-      <w:r>
-        <w:rPr>
-          <w:rFonts w:asciiTheme="majorBidi" w:hAnsiTheme="majorBidi" w:cstheme="majorBidi"/>
-          <w:sz w:val="28"/>
-          <w:szCs w:val="28"/>
-        </w:rPr>
-        <w:t>release IP</w:t>
-      </w:r>
-    </w:p>
-    <w:p>
-      <w:pPr>
-        <w:pStyle w:val="ListParagraph"/>
-        <w:numPr>
-          <w:ilvl w:val="0"/>
-          <w:numId w:val="69"/>
-        </w:numPr>
-        <w:ind w:left="360"/>
-        <w:rPr>
-          <w:rFonts w:asciiTheme="majorBidi" w:hAnsiTheme="majorBidi" w:cstheme="majorBidi"/>
-          <w:sz w:val="28"/>
-          <w:szCs w:val="28"/>
-        </w:rPr>
-      </w:pPr>
-      <w:r>
-        <w:rPr>
-          <w:rFonts w:asciiTheme="majorBidi" w:hAnsiTheme="majorBidi" w:cstheme="majorBidi"/>
-          <w:sz w:val="28"/>
-          <w:szCs w:val="28"/>
-        </w:rPr>
-        <w:t>remove routing entries</w:t>
-      </w:r>
-    </w:p>
-    <w:p>
-      <w:pPr>
-        <w:spacing w:after="60"/>
-        <w:rPr>
-          <w:rFonts w:asciiTheme="majorBidi" w:hAnsiTheme="majorBidi" w:cstheme="majorBidi"/>
-          <w:b/>
-          <w:bCs/>
-          <w:sz w:val="28"/>
-          <w:szCs w:val="28"/>
-        </w:rPr>
-      </w:pPr>
-      <w:r>
-        <w:rPr>
-          <w:rFonts w:asciiTheme="majorBidi" w:hAnsiTheme="majorBidi" w:cstheme="majorBidi"/>
-          <w:b/>
-          <w:bCs/>
-          <w:sz w:val="28"/>
-          <w:szCs w:val="28"/>
-        </w:rPr>
-        <w:t>CHECK</w:t>
-      </w:r>
-    </w:p>
-    <w:p>
-      <w:pPr>
-        <w:spacing w:after="60"/>
-        <w:rPr>
-          <w:rFonts w:asciiTheme="majorBidi" w:hAnsiTheme="majorBidi" w:cstheme="majorBidi"/>
-          <w:sz w:val="28"/>
-          <w:szCs w:val="28"/>
-        </w:rPr>
-      </w:pPr>
-      <w:r>
-        <w:rPr>
-          <w:rFonts w:asciiTheme="majorBidi" w:hAnsiTheme="majorBidi" w:cstheme="majorBidi"/>
-          <w:sz w:val="28"/>
-          <w:szCs w:val="28"/>
-        </w:rPr>
-        <w:t>Optional but modern:</w:t>
-      </w:r>
-      <w:r>
-        <w:rPr>
-          <w:rFonts w:asciiTheme="majorBidi" w:hAnsiTheme="majorBidi" w:cstheme="majorBidi"/>
-          <w:sz w:val="28"/>
-          <w:szCs w:val="28"/>
-        </w:rPr>
-        <w:t xml:space="preserve"> </w:t>
-      </w:r>
-      <w:r>
-        <w:rPr>
-          <w:rFonts w:asciiTheme="majorBidi" w:hAnsiTheme="majorBidi" w:cstheme="majorBidi"/>
-          <w:sz w:val="28"/>
-          <w:szCs w:val="28"/>
-        </w:rPr>
-        <w:t>“Is the Pod networking still healthy?”</w:t>
-      </w:r>
-    </w:p>
-    <w:p>
-      <w:pPr>
-        <w:rPr>
-          <w:rFonts w:asciiTheme="majorBidi" w:hAnsiTheme="majorBidi" w:cstheme="majorBidi"/>
-          <w:sz w:val="28"/>
-          <w:szCs w:val="28"/>
-        </w:rPr>
-      </w:pPr>
-      <w:r>
-        <w:rPr>
-          <w:rFonts w:asciiTheme="majorBidi" w:hAnsiTheme="majorBidi" w:cstheme="majorBidi"/>
-          <w:sz w:val="28"/>
-          <w:szCs w:val="28"/>
-        </w:rPr>
-        <w:t>Used by Cilium/Calico for self-healing.</w:t>
-      </w:r>
-    </w:p>
-    <w:p>
-      <w:pPr>
-        <w:spacing w:after="60"/>
-        <w:rPr>
-          <w:rFonts w:asciiTheme="majorBidi" w:hAnsiTheme="majorBidi" w:cstheme="majorBidi"/>
-          <w:b/>
-          <w:bCs/>
-          <w:sz w:val="32"/>
-          <w:szCs w:val="32"/>
-        </w:rPr>
-      </w:pPr>
-      <w:r>
-        <w:rPr>
-          <w:rFonts w:asciiTheme="majorBidi" w:hAnsiTheme="majorBidi" w:cstheme="majorBidi"/>
-          <w:b/>
-          <w:bCs/>
-          <w:sz w:val="32"/>
-          <w:szCs w:val="32"/>
-        </w:rPr>
-        <w:t xml:space="preserve">Pod IP and Node Routing </w:t>
-      </w:r>
-      <w:r>
-        <w:rPr>
-          <w:rFonts w:asciiTheme="majorBidi" w:hAnsiTheme="majorBidi" w:cstheme="majorBidi"/>
-          <w:b/>
-          <w:bCs/>
-          <w:sz w:val="32"/>
-          <w:szCs w:val="32"/>
-        </w:rPr>
-        <w:t>-</w:t>
-      </w:r>
-      <w:r>
-        <w:rPr>
-          <w:rFonts w:asciiTheme="majorBidi" w:hAnsiTheme="majorBidi" w:cstheme="majorBidi"/>
-          <w:b/>
-          <w:bCs/>
-          <w:sz w:val="32"/>
-          <w:szCs w:val="32"/>
-        </w:rPr>
-        <w:t xml:space="preserve"> What Must Be Guaranteed</w:t>
-      </w:r>
-    </w:p>
-    <w:p>
-      <w:pPr>
-        <w:spacing w:after="60"/>
-        <w:rPr>
-          <w:rFonts w:asciiTheme="majorBidi" w:hAnsiTheme="majorBidi" w:cstheme="majorBidi"/>
-          <w:sz w:val="28"/>
-          <w:szCs w:val="28"/>
-        </w:rPr>
-      </w:pPr>
-      <w:r>
-        <w:rPr>
-          <w:rFonts w:asciiTheme="majorBidi" w:hAnsiTheme="majorBidi" w:cstheme="majorBidi"/>
-          <w:sz w:val="28"/>
-          <w:szCs w:val="28"/>
-        </w:rPr>
-        <w:t>Kubernetes requires:</w:t>
-      </w:r>
-    </w:p>
-    <w:p>
-      <w:pPr>
-        <w:pStyle w:val="ListParagraph"/>
-        <w:numPr>
-          <w:ilvl w:val="0"/>
-          <w:numId w:val="70"/>
-        </w:numPr>
-        <w:spacing w:after="60"/>
-        <w:ind w:left="360"/>
-        <w:rPr>
-          <w:rFonts w:asciiTheme="majorBidi" w:hAnsiTheme="majorBidi" w:cstheme="majorBidi"/>
-          <w:sz w:val="28"/>
-          <w:szCs w:val="28"/>
-        </w:rPr>
-      </w:pPr>
-      <w:r>
-        <w:rPr>
-          <w:rFonts w:asciiTheme="majorBidi" w:hAnsiTheme="majorBidi" w:cstheme="majorBidi"/>
-          <w:sz w:val="28"/>
-          <w:szCs w:val="28"/>
-        </w:rPr>
-        <w:t>Every Pod gets a unique IP</w:t>
-      </w:r>
-    </w:p>
-    <w:p>
-      <w:pPr>
-        <w:pStyle w:val="ListParagraph"/>
-        <w:numPr>
-          <w:ilvl w:val="0"/>
-          <w:numId w:val="70"/>
-        </w:numPr>
-        <w:spacing w:after="60"/>
-        <w:ind w:left="360"/>
-        <w:rPr>
-          <w:rFonts w:asciiTheme="majorBidi" w:hAnsiTheme="majorBidi" w:cstheme="majorBidi"/>
-          <w:sz w:val="28"/>
-          <w:szCs w:val="28"/>
-        </w:rPr>
-      </w:pPr>
-      <w:r>
-        <w:rPr>
-          <w:rFonts w:asciiTheme="majorBidi" w:hAnsiTheme="majorBidi" w:cstheme="majorBidi"/>
-          <w:sz w:val="28"/>
-          <w:szCs w:val="28"/>
-        </w:rPr>
-        <w:t>Every Pod can reach every other Pod (no NAT)</w:t>
-      </w:r>
-    </w:p>
-    <w:p>
-      <w:pPr>
-        <w:pStyle w:val="ListParagraph"/>
-        <w:numPr>
-          <w:ilvl w:val="0"/>
-          <w:numId w:val="70"/>
-        </w:numPr>
-        <w:spacing w:after="60"/>
-        <w:ind w:left="360"/>
-        <w:rPr>
-          <w:rFonts w:asciiTheme="majorBidi" w:hAnsiTheme="majorBidi" w:cstheme="majorBidi"/>
-          <w:sz w:val="28"/>
-          <w:szCs w:val="28"/>
-        </w:rPr>
-      </w:pPr>
-      <w:r>
-        <w:rPr>
-          <w:rFonts w:asciiTheme="majorBidi" w:hAnsiTheme="majorBidi" w:cstheme="majorBidi"/>
-          <w:sz w:val="28"/>
-          <w:szCs w:val="28"/>
-        </w:rPr>
-        <w:t>Every node can reach every Pod</w:t>
-      </w:r>
-    </w:p>
-    <w:p>
-      <w:pPr>
-        <w:pStyle w:val="ListParagraph"/>
-        <w:numPr>
-          <w:ilvl w:val="0"/>
-          <w:numId w:val="70"/>
         </w:numPr>
         <w:spacing w:after="60"/>
         <w:ind w:left="360"/>
@@ -6023,7 +5933,7 @@
         <w:pStyle w:val="ListParagraph"/>
         <w:numPr>
           <w:ilvl w:val="0"/>
-          <w:numId w:val="71"/>
+          <w:numId w:val="69"/>
         </w:numPr>
         <w:ind w:left="360"/>
         <w:rPr>
@@ -6046,7 +5956,7 @@
         <w:pStyle w:val="ListParagraph"/>
         <w:numPr>
           <w:ilvl w:val="0"/>
-          <w:numId w:val="71"/>
+          <w:numId w:val="69"/>
         </w:numPr>
         <w:ind w:left="360"/>
         <w:rPr>
@@ -6069,7 +5979,7 @@
         <w:pStyle w:val="ListParagraph"/>
         <w:numPr>
           <w:ilvl w:val="0"/>
-          <w:numId w:val="71"/>
+          <w:numId w:val="69"/>
         </w:numPr>
         <w:ind w:left="360"/>
         <w:rPr>
@@ -6102,7 +6012,7 @@
         <w:pStyle w:val="ListParagraph"/>
         <w:numPr>
           <w:ilvl w:val="0"/>
-          <w:numId w:val="71"/>
+          <w:numId w:val="69"/>
         </w:numPr>
         <w:ind w:left="360"/>
         <w:rPr>
@@ -6166,7 +6076,7 @@
         <w:pStyle w:val="ListParagraph"/>
         <w:numPr>
           <w:ilvl w:val="0"/>
-          <w:numId w:val="72"/>
+          <w:numId w:val="70"/>
         </w:numPr>
         <w:spacing w:after="60"/>
         <w:ind w:left="360"/>
@@ -6200,7 +6110,7 @@
         <w:pStyle w:val="ListParagraph"/>
         <w:numPr>
           <w:ilvl w:val="0"/>
-          <w:numId w:val="72"/>
+          <w:numId w:val="70"/>
         </w:numPr>
         <w:spacing w:after="60"/>
         <w:ind w:left="360"/>
@@ -6294,7 +6204,7 @@
         <w:pStyle w:val="ListParagraph"/>
         <w:numPr>
           <w:ilvl w:val="0"/>
-          <w:numId w:val="72"/>
+          <w:numId w:val="70"/>
         </w:numPr>
         <w:spacing w:after="60"/>
         <w:ind w:left="360"/>
@@ -6330,7 +6240,7 @@
         <w:pStyle w:val="ListParagraph"/>
         <w:numPr>
           <w:ilvl w:val="0"/>
-          <w:numId w:val="72"/>
+          <w:numId w:val="70"/>
         </w:numPr>
         <w:spacing w:after="60"/>
         <w:ind w:left="360"/>
@@ -6579,6 +6489,7 @@
     </w:p>
     <w:p>
       <w:pPr>
+        <w:spacing w:after="60"/>
         <w:jc w:val="both"/>
         <w:rPr>
           <w:rFonts w:asciiTheme="majorBidi" w:hAnsiTheme="majorBidi" w:cstheme="majorBidi"/>
@@ -7209,6 +7120,7 @@
           <w:ilvl w:val="0"/>
           <w:numId w:val="15"/>
         </w:numPr>
+        <w:spacing w:after="120"/>
         <w:ind w:left="360"/>
         <w:jc w:val="both"/>
         <w:rPr>
@@ -8862,19 +8774,23 @@
     </w:p>
     <w:p>
       <w:pPr>
+        <w:spacing w:after="60"/>
         <w:jc w:val="both"/>
         <w:rPr>
           <w:rFonts w:asciiTheme="majorBidi" w:hAnsiTheme="majorBidi" w:cstheme="majorBidi"/>
-          <w:sz w:val="28"/>
-          <w:szCs w:val="28"/>
-        </w:rPr>
-      </w:pPr>
-      <w:r>
-        <w:rPr>
-          <w:rFonts w:asciiTheme="majorBidi" w:hAnsiTheme="majorBidi" w:cstheme="majorBidi"/>
-          <w:sz w:val="28"/>
-          <w:szCs w:val="28"/>
-          <w:u w:val="single"/>
+          <w:b/>
+          <w:bCs/>
+          <w:sz w:val="28"/>
+          <w:szCs w:val="28"/>
+        </w:rPr>
+      </w:pPr>
+      <w:r>
+        <w:rPr>
+          <w:rFonts w:asciiTheme="majorBidi" w:hAnsiTheme="majorBidi" w:cstheme="majorBidi"/>
+          <w:b/>
+          <w:bCs/>
+          <w:sz w:val="28"/>
+          <w:szCs w:val="28"/>
         </w:rPr>
         <w:t>Meaning:</w:t>
       </w:r>
@@ -8949,6 +8865,7 @@
     </w:p>
     <w:p>
       <w:pPr>
+        <w:spacing w:after="60"/>
         <w:jc w:val="both"/>
         <w:rPr>
           <w:rFonts w:asciiTheme="majorBidi" w:hAnsiTheme="majorBidi" w:cstheme="majorBidi"/>
@@ -9852,7 +9769,6 @@
           <w:sz w:val="28"/>
           <w:szCs w:val="28"/>
         </w:rPr>
-        <w:lastRenderedPageBreak/>
         <w:t>from</w:t>
       </w:r>
     </w:p>
@@ -9886,6 +9802,7 @@
           <w:sz w:val="28"/>
           <w:szCs w:val="28"/>
         </w:rPr>
+        <w:lastRenderedPageBreak/>
         <w:t>ports</w:t>
       </w:r>
     </w:p>
@@ -12090,7 +12007,6 @@
           <w:sz w:val="28"/>
           <w:szCs w:val="28"/>
         </w:rPr>
-        <w:lastRenderedPageBreak/>
         <w:t>Allow Pods from namespaces labeled:</w:t>
       </w:r>
       <w:r>
@@ -12145,6 +12061,7 @@
           <w:sz w:val="32"/>
           <w:szCs w:val="32"/>
         </w:rPr>
+        <w:lastRenderedPageBreak/>
         <w:t>ipBlock</w:t>
       </w:r>
       <w:proofErr w:type="spellEnd"/>
@@ -14738,7 +14655,6 @@
           <w:szCs w:val="28"/>
           <w:u w:val="single"/>
         </w:rPr>
-        <w:lastRenderedPageBreak/>
         <w:t>Meaning:</w:t>
       </w:r>
     </w:p>
@@ -14803,6 +14719,7 @@
           <w:sz w:val="28"/>
           <w:szCs w:val="28"/>
         </w:rPr>
+        <w:lastRenderedPageBreak/>
         <w:t>NetworkPolicy</w:t>
       </w:r>
       <w:proofErr w:type="spellEnd"/>
@@ -15929,7 +15846,6 @@
           <w:sz w:val="28"/>
           <w:szCs w:val="28"/>
         </w:rPr>
-        <w:lastRenderedPageBreak/>
         <w:t>Egress Policies Can Break DNS</w:t>
       </w:r>
       <w:r>
@@ -16008,6 +15924,7 @@
           <w:sz w:val="28"/>
           <w:szCs w:val="28"/>
         </w:rPr>
+        <w:lastRenderedPageBreak/>
         <w:t>UDP 53</w:t>
       </w:r>
     </w:p>
@@ -16945,7 +16862,6 @@
                 <w:sz w:val="28"/>
                 <w:szCs w:val="28"/>
               </w:rPr>
-              <w:lastRenderedPageBreak/>
               <w:t>Layer</w:t>
             </w:r>
           </w:p>
@@ -17117,6 +17033,7 @@
                 <w:sz w:val="28"/>
                 <w:szCs w:val="28"/>
               </w:rPr>
+              <w:lastRenderedPageBreak/>
               <w:t>Handles</w:t>
             </w:r>
           </w:p>
@@ -18185,7 +18102,6 @@
           <w:sz w:val="28"/>
           <w:szCs w:val="28"/>
         </w:rPr>
-        <w:lastRenderedPageBreak/>
         <w:t>iptables firewall</w:t>
       </w:r>
       <w:r>
@@ -18263,6 +18179,7 @@
           <w:sz w:val="28"/>
           <w:szCs w:val="28"/>
         </w:rPr>
+        <w:lastRenderedPageBreak/>
         <w:t>NetworkPolicy</w:t>
       </w:r>
       <w:proofErr w:type="spellEnd"/>
@@ -18818,7 +18735,6 @@
           <w:sz w:val="28"/>
           <w:szCs w:val="28"/>
         </w:rPr>
-        <w:lastRenderedPageBreak/>
         <w:t>Network namespaces</w:t>
       </w:r>
     </w:p>
@@ -18864,6 +18780,7 @@
           <w:sz w:val="28"/>
           <w:szCs w:val="28"/>
         </w:rPr>
+        <w:lastRenderedPageBreak/>
         <w:t>Service Networking</w:t>
       </w:r>
     </w:p>
@@ -21011,92 +20928,6 @@
     </w:lvl>
   </w:abstractNum>
   <w:abstractNum w:abstractNumId="13" w15:restartNumberingAfterBreak="0">
-    <w:nsid w:val="126974C0"/>
-    <w:multiLevelType w:val="hybridMultilevel"/>
-    <w:tmpl w:val="7A441860"/>
-    <w:lvl w:ilvl="0" w:tplc="0409000F">
-      <w:start w:val="1"/>
-      <w:numFmt w:val="decimal"/>
-      <w:lvlText w:val="%1."/>
-      <w:lvlJc w:val="left"/>
-      <w:pPr>
-        <w:ind w:left="720" w:hanging="360"/>
-      </w:pPr>
-    </w:lvl>
-    <w:lvl w:ilvl="1" w:tplc="04090019" w:tentative="1">
-      <w:start w:val="1"/>
-      <w:numFmt w:val="lowerLetter"/>
-      <w:lvlText w:val="%2."/>
-      <w:lvlJc w:val="left"/>
-      <w:pPr>
-        <w:ind w:left="1440" w:hanging="360"/>
-      </w:pPr>
-    </w:lvl>
-    <w:lvl w:ilvl="2" w:tplc="0409001B" w:tentative="1">
-      <w:start w:val="1"/>
-      <w:numFmt w:val="lowerRoman"/>
-      <w:lvlText w:val="%3."/>
-      <w:lvlJc w:val="right"/>
-      <w:pPr>
-        <w:ind w:left="2160" w:hanging="180"/>
-      </w:pPr>
-    </w:lvl>
-    <w:lvl w:ilvl="3" w:tplc="0409000F" w:tentative="1">
-      <w:start w:val="1"/>
-      <w:numFmt w:val="decimal"/>
-      <w:lvlText w:val="%4."/>
-      <w:lvlJc w:val="left"/>
-      <w:pPr>
-        <w:ind w:left="2880" w:hanging="360"/>
-      </w:pPr>
-    </w:lvl>
-    <w:lvl w:ilvl="4" w:tplc="04090019" w:tentative="1">
-      <w:start w:val="1"/>
-      <w:numFmt w:val="lowerLetter"/>
-      <w:lvlText w:val="%5."/>
-      <w:lvlJc w:val="left"/>
-      <w:pPr>
-        <w:ind w:left="3600" w:hanging="360"/>
-      </w:pPr>
-    </w:lvl>
-    <w:lvl w:ilvl="5" w:tplc="0409001B" w:tentative="1">
-      <w:start w:val="1"/>
-      <w:numFmt w:val="lowerRoman"/>
-      <w:lvlText w:val="%6."/>
-      <w:lvlJc w:val="right"/>
-      <w:pPr>
-        <w:ind w:left="4320" w:hanging="180"/>
-      </w:pPr>
-    </w:lvl>
-    <w:lvl w:ilvl="6" w:tplc="0409000F" w:tentative="1">
-      <w:start w:val="1"/>
-      <w:numFmt w:val="decimal"/>
-      <w:lvlText w:val="%7."/>
-      <w:lvlJc w:val="left"/>
-      <w:pPr>
-        <w:ind w:left="5040" w:hanging="360"/>
-      </w:pPr>
-    </w:lvl>
-    <w:lvl w:ilvl="7" w:tplc="04090019" w:tentative="1">
-      <w:start w:val="1"/>
-      <w:numFmt w:val="lowerLetter"/>
-      <w:lvlText w:val="%8."/>
-      <w:lvlJc w:val="left"/>
-      <w:pPr>
-        <w:ind w:left="5760" w:hanging="360"/>
-      </w:pPr>
-    </w:lvl>
-    <w:lvl w:ilvl="8" w:tplc="0409001B" w:tentative="1">
-      <w:start w:val="1"/>
-      <w:numFmt w:val="lowerRoman"/>
-      <w:lvlText w:val="%9."/>
-      <w:lvlJc w:val="right"/>
-      <w:pPr>
-        <w:ind w:left="6480" w:hanging="180"/>
-      </w:pPr>
-    </w:lvl>
-  </w:abstractNum>
-  <w:abstractNum w:abstractNumId="14" w15:restartNumberingAfterBreak="0">
     <w:nsid w:val="14E962B9"/>
     <w:multiLevelType w:val="hybridMultilevel"/>
     <w:tmpl w:val="3DCC131A"/>
@@ -21209,7 +21040,7 @@
       </w:rPr>
     </w:lvl>
   </w:abstractNum>
-  <w:abstractNum w:abstractNumId="15" w15:restartNumberingAfterBreak="0">
+  <w:abstractNum w:abstractNumId="14" w15:restartNumberingAfterBreak="0">
     <w:nsid w:val="15EE0DE0"/>
     <w:multiLevelType w:val="hybridMultilevel"/>
     <w:tmpl w:val="1EE20CD2"/>
@@ -21322,7 +21153,7 @@
       </w:rPr>
     </w:lvl>
   </w:abstractNum>
-  <w:abstractNum w:abstractNumId="16" w15:restartNumberingAfterBreak="0">
+  <w:abstractNum w:abstractNumId="15" w15:restartNumberingAfterBreak="0">
     <w:nsid w:val="17901A82"/>
     <w:multiLevelType w:val="hybridMultilevel"/>
     <w:tmpl w:val="0C66F794"/>
@@ -21435,7 +21266,7 @@
       </w:rPr>
     </w:lvl>
   </w:abstractNum>
-  <w:abstractNum w:abstractNumId="17" w15:restartNumberingAfterBreak="0">
+  <w:abstractNum w:abstractNumId="16" w15:restartNumberingAfterBreak="0">
     <w:nsid w:val="181E77DE"/>
     <w:multiLevelType w:val="hybridMultilevel"/>
     <w:tmpl w:val="C3681A4E"/>
@@ -21548,7 +21379,7 @@
       </w:rPr>
     </w:lvl>
   </w:abstractNum>
-  <w:abstractNum w:abstractNumId="18" w15:restartNumberingAfterBreak="0">
+  <w:abstractNum w:abstractNumId="17" w15:restartNumberingAfterBreak="0">
     <w:nsid w:val="1C97066E"/>
     <w:multiLevelType w:val="hybridMultilevel"/>
     <w:tmpl w:val="AB881ABE"/>
@@ -21661,7 +21492,7 @@
       </w:rPr>
     </w:lvl>
   </w:abstractNum>
-  <w:abstractNum w:abstractNumId="19" w15:restartNumberingAfterBreak="0">
+  <w:abstractNum w:abstractNumId="18" w15:restartNumberingAfterBreak="0">
     <w:nsid w:val="20535326"/>
     <w:multiLevelType w:val="hybridMultilevel"/>
     <w:tmpl w:val="1B529F58"/>
@@ -21774,7 +21605,7 @@
       </w:rPr>
     </w:lvl>
   </w:abstractNum>
-  <w:abstractNum w:abstractNumId="20" w15:restartNumberingAfterBreak="0">
+  <w:abstractNum w:abstractNumId="19" w15:restartNumberingAfterBreak="0">
     <w:nsid w:val="21370432"/>
     <w:multiLevelType w:val="hybridMultilevel"/>
     <w:tmpl w:val="26305EA2"/>
@@ -21887,7 +21718,7 @@
       </w:rPr>
     </w:lvl>
   </w:abstractNum>
-  <w:abstractNum w:abstractNumId="21" w15:restartNumberingAfterBreak="0">
+  <w:abstractNum w:abstractNumId="20" w15:restartNumberingAfterBreak="0">
     <w:nsid w:val="239F55EC"/>
     <w:multiLevelType w:val="hybridMultilevel"/>
     <w:tmpl w:val="AE4AC550"/>
@@ -22000,7 +21831,7 @@
       </w:rPr>
     </w:lvl>
   </w:abstractNum>
-  <w:abstractNum w:abstractNumId="22" w15:restartNumberingAfterBreak="0">
+  <w:abstractNum w:abstractNumId="21" w15:restartNumberingAfterBreak="0">
     <w:nsid w:val="24353598"/>
     <w:multiLevelType w:val="hybridMultilevel"/>
     <w:tmpl w:val="7C507710"/>
@@ -22113,7 +21944,7 @@
       </w:rPr>
     </w:lvl>
   </w:abstractNum>
-  <w:abstractNum w:abstractNumId="23" w15:restartNumberingAfterBreak="0">
+  <w:abstractNum w:abstractNumId="22" w15:restartNumberingAfterBreak="0">
     <w:nsid w:val="27EE1B36"/>
     <w:multiLevelType w:val="hybridMultilevel"/>
     <w:tmpl w:val="55A4E6A2"/>
@@ -22199,7 +22030,7 @@
       </w:pPr>
     </w:lvl>
   </w:abstractNum>
-  <w:abstractNum w:abstractNumId="24" w15:restartNumberingAfterBreak="0">
+  <w:abstractNum w:abstractNumId="23" w15:restartNumberingAfterBreak="0">
     <w:nsid w:val="284F1705"/>
     <w:multiLevelType w:val="hybridMultilevel"/>
     <w:tmpl w:val="A13A9FBE"/>
@@ -22312,7 +22143,7 @@
       </w:rPr>
     </w:lvl>
   </w:abstractNum>
-  <w:abstractNum w:abstractNumId="25" w15:restartNumberingAfterBreak="0">
+  <w:abstractNum w:abstractNumId="24" w15:restartNumberingAfterBreak="0">
     <w:nsid w:val="28C670F2"/>
     <w:multiLevelType w:val="hybridMultilevel"/>
     <w:tmpl w:val="F3F0CD22"/>
@@ -22425,7 +22256,7 @@
       </w:rPr>
     </w:lvl>
   </w:abstractNum>
-  <w:abstractNum w:abstractNumId="26" w15:restartNumberingAfterBreak="0">
+  <w:abstractNum w:abstractNumId="25" w15:restartNumberingAfterBreak="0">
     <w:nsid w:val="2BFF07BF"/>
     <w:multiLevelType w:val="hybridMultilevel"/>
     <w:tmpl w:val="CBE6B76E"/>
@@ -22538,7 +22369,7 @@
       </w:rPr>
     </w:lvl>
   </w:abstractNum>
-  <w:abstractNum w:abstractNumId="27" w15:restartNumberingAfterBreak="0">
+  <w:abstractNum w:abstractNumId="26" w15:restartNumberingAfterBreak="0">
     <w:nsid w:val="2C614919"/>
     <w:multiLevelType w:val="hybridMultilevel"/>
     <w:tmpl w:val="32160508"/>
@@ -22651,7 +22482,7 @@
       </w:rPr>
     </w:lvl>
   </w:abstractNum>
-  <w:abstractNum w:abstractNumId="28" w15:restartNumberingAfterBreak="0">
+  <w:abstractNum w:abstractNumId="27" w15:restartNumberingAfterBreak="0">
     <w:nsid w:val="30DA45F7"/>
     <w:multiLevelType w:val="hybridMultilevel"/>
     <w:tmpl w:val="B4361F4E"/>
@@ -22764,7 +22595,7 @@
       </w:rPr>
     </w:lvl>
   </w:abstractNum>
-  <w:abstractNum w:abstractNumId="29" w15:restartNumberingAfterBreak="0">
+  <w:abstractNum w:abstractNumId="28" w15:restartNumberingAfterBreak="0">
     <w:nsid w:val="31123471"/>
     <w:multiLevelType w:val="hybridMultilevel"/>
     <w:tmpl w:val="3FF06ED2"/>
@@ -22877,7 +22708,7 @@
       </w:rPr>
     </w:lvl>
   </w:abstractNum>
-  <w:abstractNum w:abstractNumId="30" w15:restartNumberingAfterBreak="0">
+  <w:abstractNum w:abstractNumId="29" w15:restartNumberingAfterBreak="0">
     <w:nsid w:val="324D736E"/>
     <w:multiLevelType w:val="hybridMultilevel"/>
     <w:tmpl w:val="D58CFD2C"/>
@@ -22990,7 +22821,7 @@
       </w:rPr>
     </w:lvl>
   </w:abstractNum>
-  <w:abstractNum w:abstractNumId="31" w15:restartNumberingAfterBreak="0">
+  <w:abstractNum w:abstractNumId="30" w15:restartNumberingAfterBreak="0">
     <w:nsid w:val="330751BB"/>
     <w:multiLevelType w:val="hybridMultilevel"/>
     <w:tmpl w:val="6CEE7014"/>
@@ -23103,7 +22934,7 @@
       </w:rPr>
     </w:lvl>
   </w:abstractNum>
-  <w:abstractNum w:abstractNumId="32" w15:restartNumberingAfterBreak="0">
+  <w:abstractNum w:abstractNumId="31" w15:restartNumberingAfterBreak="0">
     <w:nsid w:val="350831AE"/>
     <w:multiLevelType w:val="hybridMultilevel"/>
     <w:tmpl w:val="1500E4E6"/>
@@ -23216,7 +23047,7 @@
       </w:rPr>
     </w:lvl>
   </w:abstractNum>
-  <w:abstractNum w:abstractNumId="33" w15:restartNumberingAfterBreak="0">
+  <w:abstractNum w:abstractNumId="32" w15:restartNumberingAfterBreak="0">
     <w:nsid w:val="38541B6F"/>
     <w:multiLevelType w:val="hybridMultilevel"/>
     <w:tmpl w:val="5BC60FEA"/>
@@ -23329,7 +23160,7 @@
       </w:rPr>
     </w:lvl>
   </w:abstractNum>
-  <w:abstractNum w:abstractNumId="34" w15:restartNumberingAfterBreak="0">
+  <w:abstractNum w:abstractNumId="33" w15:restartNumberingAfterBreak="0">
     <w:nsid w:val="3B236F0C"/>
     <w:multiLevelType w:val="hybridMultilevel"/>
     <w:tmpl w:val="E4343784"/>
@@ -23442,7 +23273,7 @@
       </w:rPr>
     </w:lvl>
   </w:abstractNum>
-  <w:abstractNum w:abstractNumId="35" w15:restartNumberingAfterBreak="0">
+  <w:abstractNum w:abstractNumId="34" w15:restartNumberingAfterBreak="0">
     <w:nsid w:val="3EE467FB"/>
     <w:multiLevelType w:val="hybridMultilevel"/>
     <w:tmpl w:val="ADD8DEE0"/>
@@ -23555,7 +23386,7 @@
       </w:rPr>
     </w:lvl>
   </w:abstractNum>
-  <w:abstractNum w:abstractNumId="36" w15:restartNumberingAfterBreak="0">
+  <w:abstractNum w:abstractNumId="35" w15:restartNumberingAfterBreak="0">
     <w:nsid w:val="40461114"/>
     <w:multiLevelType w:val="hybridMultilevel"/>
     <w:tmpl w:val="E4EE1C28"/>
@@ -23668,7 +23499,7 @@
       </w:rPr>
     </w:lvl>
   </w:abstractNum>
-  <w:abstractNum w:abstractNumId="37" w15:restartNumberingAfterBreak="0">
+  <w:abstractNum w:abstractNumId="36" w15:restartNumberingAfterBreak="0">
     <w:nsid w:val="41BC057E"/>
     <w:multiLevelType w:val="hybridMultilevel"/>
     <w:tmpl w:val="C2026ACA"/>
@@ -23781,7 +23612,7 @@
       </w:rPr>
     </w:lvl>
   </w:abstractNum>
-  <w:abstractNum w:abstractNumId="38" w15:restartNumberingAfterBreak="0">
+  <w:abstractNum w:abstractNumId="37" w15:restartNumberingAfterBreak="0">
     <w:nsid w:val="43153E0B"/>
     <w:multiLevelType w:val="hybridMultilevel"/>
     <w:tmpl w:val="693CB0FC"/>
@@ -23894,7 +23725,7 @@
       </w:rPr>
     </w:lvl>
   </w:abstractNum>
-  <w:abstractNum w:abstractNumId="39" w15:restartNumberingAfterBreak="0">
+  <w:abstractNum w:abstractNumId="38" w15:restartNumberingAfterBreak="0">
     <w:nsid w:val="43B129D7"/>
     <w:multiLevelType w:val="hybridMultilevel"/>
     <w:tmpl w:val="68B69E22"/>
@@ -23980,7 +23811,7 @@
       </w:pPr>
     </w:lvl>
   </w:abstractNum>
-  <w:abstractNum w:abstractNumId="40" w15:restartNumberingAfterBreak="0">
+  <w:abstractNum w:abstractNumId="39" w15:restartNumberingAfterBreak="0">
     <w:nsid w:val="449A0E9D"/>
     <w:multiLevelType w:val="hybridMultilevel"/>
     <w:tmpl w:val="BFDE32A0"/>
@@ -24093,7 +23924,7 @@
       </w:rPr>
     </w:lvl>
   </w:abstractNum>
-  <w:abstractNum w:abstractNumId="41" w15:restartNumberingAfterBreak="0">
+  <w:abstractNum w:abstractNumId="40" w15:restartNumberingAfterBreak="0">
     <w:nsid w:val="483010E0"/>
     <w:multiLevelType w:val="hybridMultilevel"/>
     <w:tmpl w:val="4B0A17B8"/>
@@ -24206,7 +24037,7 @@
       </w:rPr>
     </w:lvl>
   </w:abstractNum>
-  <w:abstractNum w:abstractNumId="42" w15:restartNumberingAfterBreak="0">
+  <w:abstractNum w:abstractNumId="41" w15:restartNumberingAfterBreak="0">
     <w:nsid w:val="496B52F2"/>
     <w:multiLevelType w:val="hybridMultilevel"/>
     <w:tmpl w:val="D1E6E46A"/>
@@ -24292,7 +24123,7 @@
       </w:pPr>
     </w:lvl>
   </w:abstractNum>
-  <w:abstractNum w:abstractNumId="43" w15:restartNumberingAfterBreak="0">
+  <w:abstractNum w:abstractNumId="42" w15:restartNumberingAfterBreak="0">
     <w:nsid w:val="4AF0252A"/>
     <w:multiLevelType w:val="hybridMultilevel"/>
     <w:tmpl w:val="58E4AF26"/>
@@ -24405,7 +24236,7 @@
       </w:rPr>
     </w:lvl>
   </w:abstractNum>
-  <w:abstractNum w:abstractNumId="44" w15:restartNumberingAfterBreak="0">
+  <w:abstractNum w:abstractNumId="43" w15:restartNumberingAfterBreak="0">
     <w:nsid w:val="4C6E5C1E"/>
     <w:multiLevelType w:val="hybridMultilevel"/>
     <w:tmpl w:val="63F4E1E4"/>
@@ -24518,7 +24349,7 @@
       </w:rPr>
     </w:lvl>
   </w:abstractNum>
-  <w:abstractNum w:abstractNumId="45" w15:restartNumberingAfterBreak="0">
+  <w:abstractNum w:abstractNumId="44" w15:restartNumberingAfterBreak="0">
     <w:nsid w:val="4F343CE5"/>
     <w:multiLevelType w:val="hybridMultilevel"/>
     <w:tmpl w:val="A3929B34"/>
@@ -24607,7 +24438,7 @@
       </w:pPr>
     </w:lvl>
   </w:abstractNum>
-  <w:abstractNum w:abstractNumId="46" w15:restartNumberingAfterBreak="0">
+  <w:abstractNum w:abstractNumId="45" w15:restartNumberingAfterBreak="0">
     <w:nsid w:val="534660EC"/>
     <w:multiLevelType w:val="hybridMultilevel"/>
     <w:tmpl w:val="0BAAE5B8"/>
@@ -24720,7 +24551,7 @@
       </w:rPr>
     </w:lvl>
   </w:abstractNum>
-  <w:abstractNum w:abstractNumId="47" w15:restartNumberingAfterBreak="0">
+  <w:abstractNum w:abstractNumId="46" w15:restartNumberingAfterBreak="0">
     <w:nsid w:val="5394095E"/>
     <w:multiLevelType w:val="hybridMultilevel"/>
     <w:tmpl w:val="13483430"/>
@@ -24833,7 +24664,7 @@
       </w:rPr>
     </w:lvl>
   </w:abstractNum>
-  <w:abstractNum w:abstractNumId="48" w15:restartNumberingAfterBreak="0">
+  <w:abstractNum w:abstractNumId="47" w15:restartNumberingAfterBreak="0">
     <w:nsid w:val="58087A99"/>
     <w:multiLevelType w:val="hybridMultilevel"/>
     <w:tmpl w:val="268A02EC"/>
@@ -24946,7 +24777,7 @@
       </w:rPr>
     </w:lvl>
   </w:abstractNum>
-  <w:abstractNum w:abstractNumId="49" w15:restartNumberingAfterBreak="0">
+  <w:abstractNum w:abstractNumId="48" w15:restartNumberingAfterBreak="0">
     <w:nsid w:val="59DF08DE"/>
     <w:multiLevelType w:val="hybridMultilevel"/>
     <w:tmpl w:val="1D2685E4"/>
@@ -25059,7 +24890,7 @@
       </w:rPr>
     </w:lvl>
   </w:abstractNum>
-  <w:abstractNum w:abstractNumId="50" w15:restartNumberingAfterBreak="0">
+  <w:abstractNum w:abstractNumId="49" w15:restartNumberingAfterBreak="0">
     <w:nsid w:val="5A8B45F8"/>
     <w:multiLevelType w:val="hybridMultilevel"/>
     <w:tmpl w:val="E752BF9E"/>
@@ -25172,7 +25003,7 @@
       </w:rPr>
     </w:lvl>
   </w:abstractNum>
-  <w:abstractNum w:abstractNumId="51" w15:restartNumberingAfterBreak="0">
+  <w:abstractNum w:abstractNumId="50" w15:restartNumberingAfterBreak="0">
     <w:nsid w:val="5AB92AEA"/>
     <w:multiLevelType w:val="hybridMultilevel"/>
     <w:tmpl w:val="1C9613A0"/>
@@ -25285,7 +25116,7 @@
       </w:rPr>
     </w:lvl>
   </w:abstractNum>
-  <w:abstractNum w:abstractNumId="52" w15:restartNumberingAfterBreak="0">
+  <w:abstractNum w:abstractNumId="51" w15:restartNumberingAfterBreak="0">
     <w:nsid w:val="5B0F271F"/>
     <w:multiLevelType w:val="hybridMultilevel"/>
     <w:tmpl w:val="00F4105A"/>
@@ -25398,7 +25229,7 @@
       </w:rPr>
     </w:lvl>
   </w:abstractNum>
-  <w:abstractNum w:abstractNumId="53" w15:restartNumberingAfterBreak="0">
+  <w:abstractNum w:abstractNumId="52" w15:restartNumberingAfterBreak="0">
     <w:nsid w:val="5FB44426"/>
     <w:multiLevelType w:val="hybridMultilevel"/>
     <w:tmpl w:val="E0DE67B2"/>
@@ -25511,7 +25342,7 @@
       </w:rPr>
     </w:lvl>
   </w:abstractNum>
-  <w:abstractNum w:abstractNumId="54" w15:restartNumberingAfterBreak="0">
+  <w:abstractNum w:abstractNumId="53" w15:restartNumberingAfterBreak="0">
     <w:nsid w:val="601961C6"/>
     <w:multiLevelType w:val="hybridMultilevel"/>
     <w:tmpl w:val="6E58983A"/>
@@ -25624,7 +25455,7 @@
       </w:rPr>
     </w:lvl>
   </w:abstractNum>
-  <w:abstractNum w:abstractNumId="55" w15:restartNumberingAfterBreak="0">
+  <w:abstractNum w:abstractNumId="54" w15:restartNumberingAfterBreak="0">
     <w:nsid w:val="61570E10"/>
     <w:multiLevelType w:val="hybridMultilevel"/>
     <w:tmpl w:val="3A3A39C2"/>
@@ -25737,7 +25568,7 @@
       </w:rPr>
     </w:lvl>
   </w:abstractNum>
-  <w:abstractNum w:abstractNumId="56" w15:restartNumberingAfterBreak="0">
+  <w:abstractNum w:abstractNumId="55" w15:restartNumberingAfterBreak="0">
     <w:nsid w:val="61B63F9D"/>
     <w:multiLevelType w:val="hybridMultilevel"/>
     <w:tmpl w:val="4582002C"/>
@@ -25850,7 +25681,7 @@
       </w:rPr>
     </w:lvl>
   </w:abstractNum>
-  <w:abstractNum w:abstractNumId="57" w15:restartNumberingAfterBreak="0">
+  <w:abstractNum w:abstractNumId="56" w15:restartNumberingAfterBreak="0">
     <w:nsid w:val="62FD57C2"/>
     <w:multiLevelType w:val="hybridMultilevel"/>
     <w:tmpl w:val="9F200976"/>
@@ -25963,7 +25794,7 @@
       </w:rPr>
     </w:lvl>
   </w:abstractNum>
-  <w:abstractNum w:abstractNumId="58" w15:restartNumberingAfterBreak="0">
+  <w:abstractNum w:abstractNumId="57" w15:restartNumberingAfterBreak="0">
     <w:nsid w:val="63877C20"/>
     <w:multiLevelType w:val="hybridMultilevel"/>
     <w:tmpl w:val="6E6A5294"/>
@@ -26076,7 +25907,7 @@
       </w:rPr>
     </w:lvl>
   </w:abstractNum>
-  <w:abstractNum w:abstractNumId="59" w15:restartNumberingAfterBreak="0">
+  <w:abstractNum w:abstractNumId="58" w15:restartNumberingAfterBreak="0">
     <w:nsid w:val="643F0390"/>
     <w:multiLevelType w:val="hybridMultilevel"/>
     <w:tmpl w:val="87485A02"/>
@@ -26189,7 +26020,7 @@
       </w:rPr>
     </w:lvl>
   </w:abstractNum>
-  <w:abstractNum w:abstractNumId="60" w15:restartNumberingAfterBreak="0">
+  <w:abstractNum w:abstractNumId="59" w15:restartNumberingAfterBreak="0">
     <w:nsid w:val="648B7DE4"/>
     <w:multiLevelType w:val="hybridMultilevel"/>
     <w:tmpl w:val="F5265B4C"/>
@@ -26302,120 +26133,7 @@
       </w:rPr>
     </w:lvl>
   </w:abstractNum>
-  <w:abstractNum w:abstractNumId="61" w15:restartNumberingAfterBreak="0">
-    <w:nsid w:val="6DD43572"/>
-    <w:multiLevelType w:val="hybridMultilevel"/>
-    <w:tmpl w:val="0B5ACE18"/>
-    <w:lvl w:ilvl="0" w:tplc="04090003">
-      <w:start w:val="1"/>
-      <w:numFmt w:val="bullet"/>
-      <w:lvlText w:val="o"/>
-      <w:lvlJc w:val="left"/>
-      <w:pPr>
-        <w:ind w:left="720" w:hanging="360"/>
-      </w:pPr>
-      <w:rPr>
-        <w:rFonts w:ascii="Courier New" w:hAnsi="Courier New" w:cs="Courier New" w:hint="default"/>
-      </w:rPr>
-    </w:lvl>
-    <w:lvl w:ilvl="1" w:tplc="04090003" w:tentative="1">
-      <w:start w:val="1"/>
-      <w:numFmt w:val="bullet"/>
-      <w:lvlText w:val="o"/>
-      <w:lvlJc w:val="left"/>
-      <w:pPr>
-        <w:ind w:left="1440" w:hanging="360"/>
-      </w:pPr>
-      <w:rPr>
-        <w:rFonts w:ascii="Courier New" w:hAnsi="Courier New" w:cs="Courier New" w:hint="default"/>
-      </w:rPr>
-    </w:lvl>
-    <w:lvl w:ilvl="2" w:tplc="04090005" w:tentative="1">
-      <w:start w:val="1"/>
-      <w:numFmt w:val="bullet"/>
-      <w:lvlText w:val=""/>
-      <w:lvlJc w:val="left"/>
-      <w:pPr>
-        <w:ind w:left="2160" w:hanging="360"/>
-      </w:pPr>
-      <w:rPr>
-        <w:rFonts w:ascii="Wingdings" w:hAnsi="Wingdings" w:hint="default"/>
-      </w:rPr>
-    </w:lvl>
-    <w:lvl w:ilvl="3" w:tplc="04090001" w:tentative="1">
-      <w:start w:val="1"/>
-      <w:numFmt w:val="bullet"/>
-      <w:lvlText w:val=""/>
-      <w:lvlJc w:val="left"/>
-      <w:pPr>
-        <w:ind w:left="2880" w:hanging="360"/>
-      </w:pPr>
-      <w:rPr>
-        <w:rFonts w:ascii="Symbol" w:hAnsi="Symbol" w:hint="default"/>
-      </w:rPr>
-    </w:lvl>
-    <w:lvl w:ilvl="4" w:tplc="04090003" w:tentative="1">
-      <w:start w:val="1"/>
-      <w:numFmt w:val="bullet"/>
-      <w:lvlText w:val="o"/>
-      <w:lvlJc w:val="left"/>
-      <w:pPr>
-        <w:ind w:left="3600" w:hanging="360"/>
-      </w:pPr>
-      <w:rPr>
-        <w:rFonts w:ascii="Courier New" w:hAnsi="Courier New" w:cs="Courier New" w:hint="default"/>
-      </w:rPr>
-    </w:lvl>
-    <w:lvl w:ilvl="5" w:tplc="04090005" w:tentative="1">
-      <w:start w:val="1"/>
-      <w:numFmt w:val="bullet"/>
-      <w:lvlText w:val=""/>
-      <w:lvlJc w:val="left"/>
-      <w:pPr>
-        <w:ind w:left="4320" w:hanging="360"/>
-      </w:pPr>
-      <w:rPr>
-        <w:rFonts w:ascii="Wingdings" w:hAnsi="Wingdings" w:hint="default"/>
-      </w:rPr>
-    </w:lvl>
-    <w:lvl w:ilvl="6" w:tplc="04090001" w:tentative="1">
-      <w:start w:val="1"/>
-      <w:numFmt w:val="bullet"/>
-      <w:lvlText w:val=""/>
-      <w:lvlJc w:val="left"/>
-      <w:pPr>
-        <w:ind w:left="5040" w:hanging="360"/>
-      </w:pPr>
-      <w:rPr>
-        <w:rFonts w:ascii="Symbol" w:hAnsi="Symbol" w:hint="default"/>
-      </w:rPr>
-    </w:lvl>
-    <w:lvl w:ilvl="7" w:tplc="04090003" w:tentative="1">
-      <w:start w:val="1"/>
-      <w:numFmt w:val="bullet"/>
-      <w:lvlText w:val="o"/>
-      <w:lvlJc w:val="left"/>
-      <w:pPr>
-        <w:ind w:left="5760" w:hanging="360"/>
-      </w:pPr>
-      <w:rPr>
-        <w:rFonts w:ascii="Courier New" w:hAnsi="Courier New" w:cs="Courier New" w:hint="default"/>
-      </w:rPr>
-    </w:lvl>
-    <w:lvl w:ilvl="8" w:tplc="04090005" w:tentative="1">
-      <w:start w:val="1"/>
-      <w:numFmt w:val="bullet"/>
-      <w:lvlText w:val=""/>
-      <w:lvlJc w:val="left"/>
-      <w:pPr>
-        <w:ind w:left="6480" w:hanging="360"/>
-      </w:pPr>
-      <w:rPr>
-        <w:rFonts w:ascii="Wingdings" w:hAnsi="Wingdings" w:hint="default"/>
-      </w:rPr>
-    </w:lvl>
-  </w:abstractNum>
-  <w:abstractNum w:abstractNumId="62" w15:restartNumberingAfterBreak="0">
+  <w:abstractNum w:abstractNumId="60" w15:restartNumberingAfterBreak="0">
     <w:nsid w:val="6E5C175B"/>
     <w:multiLevelType w:val="hybridMultilevel"/>
     <w:tmpl w:val="6010B30E"/>
@@ -26528,7 +26246,7 @@
       </w:rPr>
     </w:lvl>
   </w:abstractNum>
-  <w:abstractNum w:abstractNumId="63" w15:restartNumberingAfterBreak="0">
+  <w:abstractNum w:abstractNumId="61" w15:restartNumberingAfterBreak="0">
     <w:nsid w:val="6EA8708F"/>
     <w:multiLevelType w:val="hybridMultilevel"/>
     <w:tmpl w:val="DFC2BB6A"/>
@@ -26641,7 +26359,7 @@
       </w:rPr>
     </w:lvl>
   </w:abstractNum>
-  <w:abstractNum w:abstractNumId="64" w15:restartNumberingAfterBreak="0">
+  <w:abstractNum w:abstractNumId="62" w15:restartNumberingAfterBreak="0">
     <w:nsid w:val="73875D1B"/>
     <w:multiLevelType w:val="hybridMultilevel"/>
     <w:tmpl w:val="1DCEB758"/>
@@ -26754,7 +26472,7 @@
       </w:rPr>
     </w:lvl>
   </w:abstractNum>
-  <w:abstractNum w:abstractNumId="65" w15:restartNumberingAfterBreak="0">
+  <w:abstractNum w:abstractNumId="63" w15:restartNumberingAfterBreak="0">
     <w:nsid w:val="75EF3041"/>
     <w:multiLevelType w:val="hybridMultilevel"/>
     <w:tmpl w:val="B9FEEED6"/>
@@ -26867,7 +26585,7 @@
       </w:rPr>
     </w:lvl>
   </w:abstractNum>
-  <w:abstractNum w:abstractNumId="66" w15:restartNumberingAfterBreak="0">
+  <w:abstractNum w:abstractNumId="64" w15:restartNumberingAfterBreak="0">
     <w:nsid w:val="761D019E"/>
     <w:multiLevelType w:val="hybridMultilevel"/>
     <w:tmpl w:val="70027AEE"/>
@@ -26980,7 +26698,7 @@
       </w:rPr>
     </w:lvl>
   </w:abstractNum>
-  <w:abstractNum w:abstractNumId="67" w15:restartNumberingAfterBreak="0">
+  <w:abstractNum w:abstractNumId="65" w15:restartNumberingAfterBreak="0">
     <w:nsid w:val="769760C4"/>
     <w:multiLevelType w:val="hybridMultilevel"/>
     <w:tmpl w:val="F4B0A2B2"/>
@@ -27093,7 +26811,7 @@
       </w:rPr>
     </w:lvl>
   </w:abstractNum>
-  <w:abstractNum w:abstractNumId="68" w15:restartNumberingAfterBreak="0">
+  <w:abstractNum w:abstractNumId="66" w15:restartNumberingAfterBreak="0">
     <w:nsid w:val="77204D19"/>
     <w:multiLevelType w:val="hybridMultilevel"/>
     <w:tmpl w:val="0B4226AE"/>
@@ -27206,7 +26924,7 @@
       </w:rPr>
     </w:lvl>
   </w:abstractNum>
-  <w:abstractNum w:abstractNumId="69" w15:restartNumberingAfterBreak="0">
+  <w:abstractNum w:abstractNumId="67" w15:restartNumberingAfterBreak="0">
     <w:nsid w:val="7BB7782A"/>
     <w:multiLevelType w:val="hybridMultilevel"/>
     <w:tmpl w:val="5CD4BF5A"/>
@@ -27319,7 +27037,7 @@
       </w:rPr>
     </w:lvl>
   </w:abstractNum>
-  <w:abstractNum w:abstractNumId="70" w15:restartNumberingAfterBreak="0">
+  <w:abstractNum w:abstractNumId="68" w15:restartNumberingAfterBreak="0">
     <w:nsid w:val="7C1E5610"/>
     <w:multiLevelType w:val="hybridMultilevel"/>
     <w:tmpl w:val="E5C8AA52"/>
@@ -27432,7 +27150,7 @@
       </w:rPr>
     </w:lvl>
   </w:abstractNum>
-  <w:abstractNum w:abstractNumId="71" w15:restartNumberingAfterBreak="0">
+  <w:abstractNum w:abstractNumId="69" w15:restartNumberingAfterBreak="0">
     <w:nsid w:val="7C3C6CF5"/>
     <w:multiLevelType w:val="hybridMultilevel"/>
     <w:tmpl w:val="78C472C0"/>
@@ -27546,106 +27264,106 @@
     </w:lvl>
   </w:abstractNum>
   <w:num w:numId="1" w16cid:durableId="771583765">
+    <w:abstractNumId w:val="38"/>
+  </w:num>
+  <w:num w:numId="2" w16cid:durableId="2064674327">
     <w:abstractNumId w:val="39"/>
   </w:num>
-  <w:num w:numId="2" w16cid:durableId="2064674327">
-    <w:abstractNumId w:val="40"/>
-  </w:num>
   <w:num w:numId="3" w16cid:durableId="593128715">
-    <w:abstractNumId w:val="71"/>
+    <w:abstractNumId w:val="69"/>
   </w:num>
   <w:num w:numId="4" w16cid:durableId="2137751406">
     <w:abstractNumId w:val="0"/>
   </w:num>
   <w:num w:numId="5" w16cid:durableId="1030954543">
+    <w:abstractNumId w:val="16"/>
+  </w:num>
+  <w:num w:numId="6" w16cid:durableId="1777408616">
+    <w:abstractNumId w:val="30"/>
+  </w:num>
+  <w:num w:numId="7" w16cid:durableId="734477344">
+    <w:abstractNumId w:val="55"/>
+  </w:num>
+  <w:num w:numId="8" w16cid:durableId="122777588">
+    <w:abstractNumId w:val="32"/>
+  </w:num>
+  <w:num w:numId="9" w16cid:durableId="2054575317">
+    <w:abstractNumId w:val="25"/>
+  </w:num>
+  <w:num w:numId="10" w16cid:durableId="1906642579">
+    <w:abstractNumId w:val="45"/>
+  </w:num>
+  <w:num w:numId="11" w16cid:durableId="1188448643">
+    <w:abstractNumId w:val="54"/>
+  </w:num>
+  <w:num w:numId="12" w16cid:durableId="1464470589">
+    <w:abstractNumId w:val="20"/>
+  </w:num>
+  <w:num w:numId="13" w16cid:durableId="1528132750">
+    <w:abstractNumId w:val="37"/>
+  </w:num>
+  <w:num w:numId="14" w16cid:durableId="348871399">
+    <w:abstractNumId w:val="14"/>
+  </w:num>
+  <w:num w:numId="15" w16cid:durableId="923609656">
+    <w:abstractNumId w:val="47"/>
+  </w:num>
+  <w:num w:numId="16" w16cid:durableId="269439422">
+    <w:abstractNumId w:val="34"/>
+  </w:num>
+  <w:num w:numId="17" w16cid:durableId="953515068">
+    <w:abstractNumId w:val="46"/>
+  </w:num>
+  <w:num w:numId="18" w16cid:durableId="1876113166">
+    <w:abstractNumId w:val="35"/>
+  </w:num>
+  <w:num w:numId="19" w16cid:durableId="662901674">
     <w:abstractNumId w:val="17"/>
   </w:num>
-  <w:num w:numId="6" w16cid:durableId="1777408616">
-    <w:abstractNumId w:val="31"/>
-  </w:num>
-  <w:num w:numId="7" w16cid:durableId="734477344">
-    <w:abstractNumId w:val="56"/>
-  </w:num>
-  <w:num w:numId="8" w16cid:durableId="122777588">
-    <w:abstractNumId w:val="33"/>
-  </w:num>
-  <w:num w:numId="9" w16cid:durableId="2054575317">
-    <w:abstractNumId w:val="26"/>
-  </w:num>
-  <w:num w:numId="10" w16cid:durableId="1906642579">
-    <w:abstractNumId w:val="46"/>
-  </w:num>
-  <w:num w:numId="11" w16cid:durableId="1188448643">
-    <w:abstractNumId w:val="55"/>
-  </w:num>
-  <w:num w:numId="12" w16cid:durableId="1464470589">
-    <w:abstractNumId w:val="21"/>
-  </w:num>
-  <w:num w:numId="13" w16cid:durableId="1528132750">
-    <w:abstractNumId w:val="38"/>
-  </w:num>
-  <w:num w:numId="14" w16cid:durableId="348871399">
-    <w:abstractNumId w:val="15"/>
-  </w:num>
-  <w:num w:numId="15" w16cid:durableId="923609656">
-    <w:abstractNumId w:val="48"/>
-  </w:num>
-  <w:num w:numId="16" w16cid:durableId="269439422">
-    <w:abstractNumId w:val="35"/>
-  </w:num>
-  <w:num w:numId="17" w16cid:durableId="953515068">
-    <w:abstractNumId w:val="47"/>
-  </w:num>
-  <w:num w:numId="18" w16cid:durableId="1876113166">
-    <w:abstractNumId w:val="36"/>
-  </w:num>
-  <w:num w:numId="19" w16cid:durableId="662901674">
-    <w:abstractNumId w:val="18"/>
-  </w:num>
   <w:num w:numId="20" w16cid:durableId="90594297">
-    <w:abstractNumId w:val="30"/>
+    <w:abstractNumId w:val="29"/>
   </w:num>
   <w:num w:numId="21" w16cid:durableId="370619465">
     <w:abstractNumId w:val="11"/>
   </w:num>
   <w:num w:numId="22" w16cid:durableId="1250843528">
-    <w:abstractNumId w:val="59"/>
+    <w:abstractNumId w:val="58"/>
   </w:num>
   <w:num w:numId="23" w16cid:durableId="1803497902">
+    <w:abstractNumId w:val="42"/>
+  </w:num>
+  <w:num w:numId="24" w16cid:durableId="2126346696">
+    <w:abstractNumId w:val="56"/>
+  </w:num>
+  <w:num w:numId="25" w16cid:durableId="482696646">
     <w:abstractNumId w:val="43"/>
   </w:num>
-  <w:num w:numId="24" w16cid:durableId="2126346696">
-    <w:abstractNumId w:val="57"/>
-  </w:num>
-  <w:num w:numId="25" w16cid:durableId="482696646">
-    <w:abstractNumId w:val="44"/>
-  </w:num>
   <w:num w:numId="26" w16cid:durableId="2066558929">
-    <w:abstractNumId w:val="14"/>
+    <w:abstractNumId w:val="13"/>
   </w:num>
   <w:num w:numId="27" w16cid:durableId="1414937187">
-    <w:abstractNumId w:val="25"/>
+    <w:abstractNumId w:val="24"/>
   </w:num>
   <w:num w:numId="28" w16cid:durableId="1976790905">
-    <w:abstractNumId w:val="41"/>
+    <w:abstractNumId w:val="40"/>
   </w:num>
   <w:num w:numId="29" w16cid:durableId="373627051">
     <w:abstractNumId w:val="5"/>
   </w:num>
   <w:num w:numId="30" w16cid:durableId="821435022">
-    <w:abstractNumId w:val="53"/>
+    <w:abstractNumId w:val="52"/>
   </w:num>
   <w:num w:numId="31" w16cid:durableId="1471676767">
-    <w:abstractNumId w:val="51"/>
+    <w:abstractNumId w:val="50"/>
   </w:num>
   <w:num w:numId="32" w16cid:durableId="1958827740">
     <w:abstractNumId w:val="1"/>
   </w:num>
   <w:num w:numId="33" w16cid:durableId="1512255755">
-    <w:abstractNumId w:val="37"/>
+    <w:abstractNumId w:val="36"/>
   </w:num>
   <w:num w:numId="34" w16cid:durableId="1621642559">
-    <w:abstractNumId w:val="49"/>
+    <w:abstractNumId w:val="48"/>
   </w:num>
   <w:num w:numId="35" w16cid:durableId="622150296">
     <w:abstractNumId w:val="12"/>
@@ -27657,110 +27375,105 @@
     <w:abstractNumId w:val="4"/>
   </w:num>
   <w:num w:numId="38" w16cid:durableId="1725833637">
-    <w:abstractNumId w:val="70"/>
+    <w:abstractNumId w:val="68"/>
   </w:num>
   <w:num w:numId="39" w16cid:durableId="1204832840">
-    <w:abstractNumId w:val="62"/>
+    <w:abstractNumId w:val="60"/>
   </w:num>
   <w:num w:numId="40" w16cid:durableId="1184176026">
-    <w:abstractNumId w:val="24"/>
+    <w:abstractNumId w:val="23"/>
   </w:num>
   <w:num w:numId="41" w16cid:durableId="2091122772">
-    <w:abstractNumId w:val="34"/>
+    <w:abstractNumId w:val="33"/>
   </w:num>
   <w:num w:numId="42" w16cid:durableId="1550914710">
     <w:abstractNumId w:val="3"/>
   </w:num>
-  <w:num w:numId="43" w16cid:durableId="842353312">
-    <w:abstractNumId w:val="13"/>
+  <w:num w:numId="43" w16cid:durableId="1602491007">
+    <w:abstractNumId w:val="44"/>
   </w:num>
-  <w:num w:numId="44" w16cid:durableId="1602491007">
-    <w:abstractNumId w:val="45"/>
+  <w:num w:numId="44" w16cid:durableId="754396792">
+    <w:abstractNumId w:val="59"/>
   </w:num>
-  <w:num w:numId="45" w16cid:durableId="754396792">
-    <w:abstractNumId w:val="60"/>
+  <w:num w:numId="45" w16cid:durableId="245305775">
+    <w:abstractNumId w:val="6"/>
   </w:num>
-  <w:num w:numId="46" w16cid:durableId="2081948604">
+  <w:num w:numId="46" w16cid:durableId="1414400297">
+    <w:abstractNumId w:val="10"/>
+  </w:num>
+  <w:num w:numId="47" w16cid:durableId="571157553">
+    <w:abstractNumId w:val="19"/>
+  </w:num>
+  <w:num w:numId="48" w16cid:durableId="1517112638">
+    <w:abstractNumId w:val="15"/>
+  </w:num>
+  <w:num w:numId="49" w16cid:durableId="990060210">
+    <w:abstractNumId w:val="57"/>
+  </w:num>
+  <w:num w:numId="50" w16cid:durableId="1676567024">
+    <w:abstractNumId w:val="7"/>
+  </w:num>
+  <w:num w:numId="51" w16cid:durableId="843666250">
+    <w:abstractNumId w:val="66"/>
+  </w:num>
+  <w:num w:numId="52" w16cid:durableId="1649018178">
+    <w:abstractNumId w:val="53"/>
+  </w:num>
+  <w:num w:numId="53" w16cid:durableId="437067595">
+    <w:abstractNumId w:val="22"/>
+  </w:num>
+  <w:num w:numId="54" w16cid:durableId="185796261">
+    <w:abstractNumId w:val="2"/>
+  </w:num>
+  <w:num w:numId="55" w16cid:durableId="271910607">
+    <w:abstractNumId w:val="51"/>
+  </w:num>
+  <w:num w:numId="56" w16cid:durableId="263655324">
+    <w:abstractNumId w:val="9"/>
+  </w:num>
+  <w:num w:numId="57" w16cid:durableId="103234625">
+    <w:abstractNumId w:val="41"/>
+  </w:num>
+  <w:num w:numId="58" w16cid:durableId="1854876512">
+    <w:abstractNumId w:val="27"/>
+  </w:num>
+  <w:num w:numId="59" w16cid:durableId="1167744532">
+    <w:abstractNumId w:val="62"/>
+  </w:num>
+  <w:num w:numId="60" w16cid:durableId="1125153085">
+    <w:abstractNumId w:val="65"/>
+  </w:num>
+  <w:num w:numId="61" w16cid:durableId="93676716">
+    <w:abstractNumId w:val="49"/>
+  </w:num>
+  <w:num w:numId="62" w16cid:durableId="1863669484">
     <w:abstractNumId w:val="61"/>
   </w:num>
-  <w:num w:numId="47" w16cid:durableId="245305775">
-    <w:abstractNumId w:val="6"/>
+  <w:num w:numId="63" w16cid:durableId="724260463">
+    <w:abstractNumId w:val="21"/>
   </w:num>
-  <w:num w:numId="48" w16cid:durableId="1414400297">
-    <w:abstractNumId w:val="10"/>
+  <w:num w:numId="64" w16cid:durableId="937954208">
+    <w:abstractNumId w:val="26"/>
   </w:num>
-  <w:num w:numId="49" w16cid:durableId="571157553">
-    <w:abstractNumId w:val="20"/>
+  <w:num w:numId="65" w16cid:durableId="317154313">
+    <w:abstractNumId w:val="64"/>
   </w:num>
-  <w:num w:numId="50" w16cid:durableId="1517112638">
-    <w:abstractNumId w:val="16"/>
+  <w:num w:numId="66" w16cid:durableId="2053915763">
+    <w:abstractNumId w:val="31"/>
   </w:num>
-  <w:num w:numId="51" w16cid:durableId="990060210">
-    <w:abstractNumId w:val="58"/>
+  <w:num w:numId="67" w16cid:durableId="607541373">
+    <w:abstractNumId w:val="67"/>
   </w:num>
-  <w:num w:numId="52" w16cid:durableId="1676567024">
-    <w:abstractNumId w:val="7"/>
-  </w:num>
-  <w:num w:numId="53" w16cid:durableId="843666250">
-    <w:abstractNumId w:val="68"/>
-  </w:num>
-  <w:num w:numId="54" w16cid:durableId="1649018178">
-    <w:abstractNumId w:val="54"/>
-  </w:num>
-  <w:num w:numId="55" w16cid:durableId="437067595">
-    <w:abstractNumId w:val="23"/>
-  </w:num>
-  <w:num w:numId="56" w16cid:durableId="185796261">
-    <w:abstractNumId w:val="2"/>
-  </w:num>
-  <w:num w:numId="57" w16cid:durableId="271910607">
-    <w:abstractNumId w:val="52"/>
-  </w:num>
-  <w:num w:numId="58" w16cid:durableId="263655324">
-    <w:abstractNumId w:val="9"/>
-  </w:num>
-  <w:num w:numId="59" w16cid:durableId="103234625">
-    <w:abstractNumId w:val="42"/>
-  </w:num>
-  <w:num w:numId="60" w16cid:durableId="1854876512">
+  <w:num w:numId="68" w16cid:durableId="555044579">
     <w:abstractNumId w:val="28"/>
   </w:num>
-  <w:num w:numId="61" w16cid:durableId="1167744532">
-    <w:abstractNumId w:val="64"/>
+  <w:num w:numId="69" w16cid:durableId="139421416">
+    <w:abstractNumId w:val="18"/>
   </w:num>
-  <w:num w:numId="62" w16cid:durableId="1125153085">
-    <w:abstractNumId w:val="67"/>
-  </w:num>
-  <w:num w:numId="63" w16cid:durableId="93676716">
-    <w:abstractNumId w:val="50"/>
-  </w:num>
-  <w:num w:numId="64" w16cid:durableId="1863669484">
+  <w:num w:numId="70" w16cid:durableId="1009218650">
     <w:abstractNumId w:val="63"/>
   </w:num>
-  <w:num w:numId="65" w16cid:durableId="724260463">
-    <w:abstractNumId w:val="22"/>
-  </w:num>
-  <w:num w:numId="66" w16cid:durableId="937954208">
-    <w:abstractNumId w:val="27"/>
-  </w:num>
-  <w:num w:numId="67" w16cid:durableId="317154313">
-    <w:abstractNumId w:val="66"/>
-  </w:num>
-  <w:num w:numId="68" w16cid:durableId="2053915763">
-    <w:abstractNumId w:val="32"/>
-  </w:num>
-  <w:num w:numId="69" w16cid:durableId="607541373">
-    <w:abstractNumId w:val="69"/>
-  </w:num>
-  <w:num w:numId="70" w16cid:durableId="555044579">
-    <w:abstractNumId w:val="29"/>
-  </w:num>
-  <w:num w:numId="71" w16cid:durableId="139421416">
-    <w:abstractNumId w:val="19"/>
-  </w:num>
-  <w:num w:numId="72" w16cid:durableId="1009218650">
-    <w:abstractNumId w:val="65"/>
-  </w:num>
+  <w:numIdMacAtCleanup w:val="70"/>
 </w:numbering>
 </file>
 
